--- a/Notes/Project Overview for Artist.docx
+++ b/Notes/Project Overview for Artist.docx
@@ -10,130 +10,14 @@
           <w:lang w:val="en-US"/>
         </w:rPr>
       </w:pPr>
-      <w:bookmarkStart w:id="0" w:name="_Toc222492476"/>
-      <w:r>
-        <w:rPr>
-          <w:lang w:val="en-US"/>
-        </w:rPr>
-        <w:t>Introduction</w:t>
+      <w:bookmarkStart w:id="0" w:name="_Toc222574255"/>
+      <w:r>
+        <w:rPr>
+          <w:lang w:val="en-US"/>
+        </w:rPr>
+        <w:t>Table of Contents</w:t>
       </w:r>
       <w:bookmarkEnd w:id="0"/>
-    </w:p>
-    <w:p>
-      <w:pPr>
-        <w:rPr>
-          <w:lang w:val="en-US"/>
-        </w:rPr>
-      </w:pPr>
-      <w:r>
-        <w:rPr>
-          <w:lang w:val="en-US"/>
-        </w:rPr>
-        <w:t xml:space="preserve">I’m developing </w:t>
-      </w:r>
-      <w:r>
-        <w:rPr>
-          <w:lang w:val="en-US"/>
-        </w:rPr>
-        <w:t xml:space="preserve">a </w:t>
-      </w:r>
-      <w:r>
-        <w:rPr>
-          <w:lang w:val="en-US"/>
-        </w:rPr>
-        <w:t xml:space="preserve">survivor-like </w:t>
-      </w:r>
-      <w:r>
-        <w:rPr>
-          <w:lang w:val="en-US"/>
-        </w:rPr>
-        <w:t>(</w:t>
-      </w:r>
-      <w:r>
-        <w:rPr>
-          <w:lang w:val="en-US"/>
-        </w:rPr>
-        <w:t>aka</w:t>
-      </w:r>
-      <w:r>
-        <w:rPr>
-          <w:lang w:val="en-US"/>
-        </w:rPr>
-        <w:t xml:space="preserve"> term twin stick shooter or </w:t>
-      </w:r>
-      <w:r>
-        <w:rPr>
-          <w:lang w:val="en-US"/>
-        </w:rPr>
-        <w:t>Vampire Survivors clone</w:t>
-      </w:r>
-      <w:r>
-        <w:rPr>
-          <w:lang w:val="en-US"/>
-        </w:rPr>
-        <w:t>) to sell on Steam for $5-$10.</w:t>
-      </w:r>
-      <w:r>
-        <w:rPr>
-          <w:lang w:val="en-US"/>
-        </w:rPr>
-        <w:t xml:space="preserve"> </w:t>
-      </w:r>
-      <w:r>
-        <w:rPr>
-          <w:lang w:val="en-US"/>
-        </w:rPr>
-        <w:t>I have little artistic or musical talent, so I’m looking for a musician/audio designer and a 2D artist to help out</w:t>
-      </w:r>
-      <w:r>
-        <w:rPr>
-          <w:lang w:val="en-US"/>
-        </w:rPr>
-        <w:t>. If you’re reading this, it means I’m hoping you’ll be one of those two people, and I want to give you a detailed overview of the project!</w:t>
-      </w:r>
-    </w:p>
-    <w:p>
-      <w:pPr>
-        <w:rPr>
-          <w:lang w:val="en-US"/>
-        </w:rPr>
-      </w:pPr>
-      <w:r>
-        <w:rPr>
-          <w:lang w:val="en-US"/>
-        </w:rPr>
-        <w:t>The estimated length of the project is 3 months, but I am admittedly terrible at estimating the time needed for large projects</w:t>
-      </w:r>
-      <w:r>
-        <w:rPr>
-          <w:lang w:val="en-US"/>
-        </w:rPr>
-        <w:t>, so who knows?</w:t>
-      </w:r>
-    </w:p>
-    <w:p>
-      <w:pPr>
-        <w:rPr>
-          <w:lang w:val="en-US"/>
-        </w:rPr>
-      </w:pPr>
-    </w:p>
-    <w:p>
-      <w:pPr>
-        <w:pStyle w:val="Heading2"/>
-        <w:jc w:val="center"/>
-        <w:rPr>
-          <w:lang w:val="en-US"/>
-        </w:rPr>
-      </w:pPr>
-      <w:bookmarkStart w:id="1" w:name="_Toc222492477"/>
-      <w:r>
-        <w:rPr>
-          <w:lang w:val="en-US"/>
-        </w:rPr>
-        <w:t>Table of Contents</w:t>
-      </w:r>
-      <w:bookmarkEnd w:id="1"/>
     </w:p>
     <w:sdt>
       <w:sdtPr>
@@ -189,14 +73,14 @@
           <w:r>
             <w:fldChar w:fldCharType="separate"/>
           </w:r>
-          <w:hyperlink w:anchor="_Toc222492476" w:history="1">
+          <w:hyperlink w:anchor="_Toc222574255" w:history="1">
             <w:r>
               <w:rPr>
                 <w:rStyle w:val="Hyperlink"/>
                 <w:noProof/>
                 <w:lang w:val="en-US"/>
               </w:rPr>
-              <w:t>Introduction</w:t>
+              <w:t>Table of Contents</w:t>
             </w:r>
             <w:r>
               <w:rPr>
@@ -217,7 +101,7 @@
                 <w:noProof/>
                 <w:webHidden/>
               </w:rPr>
-              <w:instrText xml:space="preserve"> PAGEREF _Toc222492476 \h </w:instrText>
+              <w:instrText xml:space="preserve"> PAGEREF _Toc222574255 \h </w:instrText>
             </w:r>
             <w:r>
               <w:rPr>
@@ -260,14 +144,14 @@
               <w:lang w:eastAsia="en-GB"/>
             </w:rPr>
           </w:pPr>
-          <w:hyperlink w:anchor="_Toc222492477" w:history="1">
+          <w:hyperlink w:anchor="_Toc222574256" w:history="1">
             <w:r>
               <w:rPr>
                 <w:rStyle w:val="Hyperlink"/>
                 <w:noProof/>
                 <w:lang w:val="en-US"/>
               </w:rPr>
-              <w:t>Table of Contents</w:t>
+              <w:t>Introduction</w:t>
             </w:r>
             <w:r>
               <w:rPr>
@@ -288,7 +172,7 @@
                 <w:noProof/>
                 <w:webHidden/>
               </w:rPr>
-              <w:instrText xml:space="preserve"> PAGEREF _Toc222492477 \h </w:instrText>
+              <w:instrText xml:space="preserve"> PAGEREF _Toc222574256 \h </w:instrText>
             </w:r>
             <w:r>
               <w:rPr>
@@ -308,7 +192,7 @@
                 <w:noProof/>
                 <w:webHidden/>
               </w:rPr>
-              <w:t>1</w:t>
+              <w:t>2</w:t>
             </w:r>
             <w:r>
               <w:rPr>
@@ -331,7 +215,7 @@
               <w:lang w:eastAsia="en-GB"/>
             </w:rPr>
           </w:pPr>
-          <w:hyperlink w:anchor="_Toc222492478" w:history="1">
+          <w:hyperlink w:anchor="_Toc222574257" w:history="1">
             <w:r>
               <w:rPr>
                 <w:rStyle w:val="Hyperlink"/>
@@ -359,7 +243,7 @@
                 <w:noProof/>
                 <w:webHidden/>
               </w:rPr>
-              <w:instrText xml:space="preserve"> PAGEREF _Toc222492478 \h </w:instrText>
+              <w:instrText xml:space="preserve"> PAGEREF _Toc222574257 \h </w:instrText>
             </w:r>
             <w:r>
               <w:rPr>
@@ -402,7 +286,7 @@
               <w:lang w:eastAsia="en-GB"/>
             </w:rPr>
           </w:pPr>
-          <w:hyperlink w:anchor="_Toc222492479" w:history="1">
+          <w:hyperlink w:anchor="_Toc222574258" w:history="1">
             <w:r>
               <w:rPr>
                 <w:rStyle w:val="Hyperlink"/>
@@ -430,7 +314,7 @@
                 <w:noProof/>
                 <w:webHidden/>
               </w:rPr>
-              <w:instrText xml:space="preserve"> PAGEREF _Toc222492479 \h </w:instrText>
+              <w:instrText xml:space="preserve"> PAGEREF _Toc222574258 \h </w:instrText>
             </w:r>
             <w:r>
               <w:rPr>
@@ -473,14 +357,14 @@
               <w:lang w:eastAsia="en-GB"/>
             </w:rPr>
           </w:pPr>
-          <w:hyperlink w:anchor="_Toc222492480" w:history="1">
+          <w:hyperlink w:anchor="_Toc222574259" w:history="1">
             <w:r>
               <w:rPr>
                 <w:rStyle w:val="Hyperlink"/>
                 <w:noProof/>
                 <w:lang w:val="en-US"/>
               </w:rPr>
-              <w:t>Legal Stuff and Profit Distribution Logistics</w:t>
+              <w:t>Conditions for Revocation of Profit Share</w:t>
             </w:r>
             <w:r>
               <w:rPr>
@@ -501,7 +385,7 @@
                 <w:noProof/>
                 <w:webHidden/>
               </w:rPr>
-              <w:instrText xml:space="preserve"> PAGEREF _Toc222492480 \h </w:instrText>
+              <w:instrText xml:space="preserve"> PAGEREF _Toc222574259 \h </w:instrText>
             </w:r>
             <w:r>
               <w:rPr>
@@ -521,7 +405,7 @@
                 <w:noProof/>
                 <w:webHidden/>
               </w:rPr>
-              <w:t>2</w:t>
+              <w:t>3</w:t>
             </w:r>
             <w:r>
               <w:rPr>
@@ -544,14 +428,14 @@
               <w:lang w:eastAsia="en-GB"/>
             </w:rPr>
           </w:pPr>
-          <w:hyperlink w:anchor="_Toc222492481" w:history="1">
+          <w:hyperlink w:anchor="_Toc222574260" w:history="1">
             <w:r>
               <w:rPr>
                 <w:rStyle w:val="Hyperlink"/>
                 <w:noProof/>
                 <w:lang w:val="en-US"/>
               </w:rPr>
-              <w:t>Genre details</w:t>
+              <w:t>Legal Stuff and Profit Distribution Logistics</w:t>
             </w:r>
             <w:r>
               <w:rPr>
@@ -572,7 +456,7 @@
                 <w:noProof/>
                 <w:webHidden/>
               </w:rPr>
-              <w:instrText xml:space="preserve"> PAGEREF _Toc222492481 \h </w:instrText>
+              <w:instrText xml:space="preserve"> PAGEREF _Toc222574260 \h </w:instrText>
             </w:r>
             <w:r>
               <w:rPr>
@@ -615,14 +499,14 @@
               <w:lang w:eastAsia="en-GB"/>
             </w:rPr>
           </w:pPr>
-          <w:hyperlink w:anchor="_Toc222492482" w:history="1">
+          <w:hyperlink w:anchor="_Toc222574261" w:history="1">
             <w:r>
               <w:rPr>
                 <w:rStyle w:val="Hyperlink"/>
                 <w:noProof/>
                 <w:lang w:val="en-US"/>
               </w:rPr>
-              <w:t>Details Specific to this Game</w:t>
+              <w:t>What I Expect From You</w:t>
             </w:r>
             <w:r>
               <w:rPr>
@@ -643,7 +527,7 @@
                 <w:noProof/>
                 <w:webHidden/>
               </w:rPr>
-              <w:instrText xml:space="preserve"> PAGEREF _Toc222492482 \h </w:instrText>
+              <w:instrText xml:space="preserve"> PAGEREF _Toc222574261 \h </w:instrText>
             </w:r>
             <w:r>
               <w:rPr>
@@ -664,6 +548,360 @@
                 <w:webHidden/>
               </w:rPr>
               <w:t>4</w:t>
+            </w:r>
+            <w:r>
+              <w:rPr>
+                <w:noProof/>
+                <w:webHidden/>
+              </w:rPr>
+              <w:fldChar w:fldCharType="end"/>
+            </w:r>
+          </w:hyperlink>
+        </w:p>
+        <w:p>
+          <w:pPr>
+            <w:pStyle w:val="TOC3"/>
+            <w:tabs>
+              <w:tab w:val="right" w:leader="dot" w:pos="9016"/>
+            </w:tabs>
+            <w:rPr>
+              <w:rFonts w:eastAsiaTheme="minorEastAsia"/>
+              <w:noProof/>
+              <w:lang w:eastAsia="en-GB"/>
+            </w:rPr>
+          </w:pPr>
+          <w:hyperlink w:anchor="_Toc222574262" w:history="1">
+            <w:r>
+              <w:rPr>
+                <w:rStyle w:val="Hyperlink"/>
+                <w:noProof/>
+                <w:lang w:val="en-US"/>
+              </w:rPr>
+              <w:t>General Artstyle</w:t>
+            </w:r>
+            <w:r>
+              <w:rPr>
+                <w:noProof/>
+                <w:webHidden/>
+              </w:rPr>
+              <w:tab/>
+            </w:r>
+            <w:r>
+              <w:rPr>
+                <w:noProof/>
+                <w:webHidden/>
+              </w:rPr>
+              <w:fldChar w:fldCharType="begin"/>
+            </w:r>
+            <w:r>
+              <w:rPr>
+                <w:noProof/>
+                <w:webHidden/>
+              </w:rPr>
+              <w:instrText xml:space="preserve"> PAGEREF _Toc222574262 \h </w:instrText>
+            </w:r>
+            <w:r>
+              <w:rPr>
+                <w:noProof/>
+                <w:webHidden/>
+              </w:rPr>
+            </w:r>
+            <w:r>
+              <w:rPr>
+                <w:noProof/>
+                <w:webHidden/>
+              </w:rPr>
+              <w:fldChar w:fldCharType="separate"/>
+            </w:r>
+            <w:r>
+              <w:rPr>
+                <w:noProof/>
+                <w:webHidden/>
+              </w:rPr>
+              <w:t>4</w:t>
+            </w:r>
+            <w:r>
+              <w:rPr>
+                <w:noProof/>
+                <w:webHidden/>
+              </w:rPr>
+              <w:fldChar w:fldCharType="end"/>
+            </w:r>
+          </w:hyperlink>
+        </w:p>
+        <w:p>
+          <w:pPr>
+            <w:pStyle w:val="TOC3"/>
+            <w:tabs>
+              <w:tab w:val="right" w:leader="dot" w:pos="9016"/>
+            </w:tabs>
+            <w:rPr>
+              <w:rFonts w:eastAsiaTheme="minorEastAsia"/>
+              <w:noProof/>
+              <w:lang w:eastAsia="en-GB"/>
+            </w:rPr>
+          </w:pPr>
+          <w:hyperlink w:anchor="_Toc222574263" w:history="1">
+            <w:r>
+              <w:rPr>
+                <w:rStyle w:val="Hyperlink"/>
+                <w:noProof/>
+              </w:rPr>
+              <w:t>Sprites</w:t>
+            </w:r>
+            <w:r>
+              <w:rPr>
+                <w:noProof/>
+                <w:webHidden/>
+              </w:rPr>
+              <w:tab/>
+            </w:r>
+            <w:r>
+              <w:rPr>
+                <w:noProof/>
+                <w:webHidden/>
+              </w:rPr>
+              <w:fldChar w:fldCharType="begin"/>
+            </w:r>
+            <w:r>
+              <w:rPr>
+                <w:noProof/>
+                <w:webHidden/>
+              </w:rPr>
+              <w:instrText xml:space="preserve"> PAGEREF _Toc222574263 \h </w:instrText>
+            </w:r>
+            <w:r>
+              <w:rPr>
+                <w:noProof/>
+                <w:webHidden/>
+              </w:rPr>
+            </w:r>
+            <w:r>
+              <w:rPr>
+                <w:noProof/>
+                <w:webHidden/>
+              </w:rPr>
+              <w:fldChar w:fldCharType="separate"/>
+            </w:r>
+            <w:r>
+              <w:rPr>
+                <w:noProof/>
+                <w:webHidden/>
+              </w:rPr>
+              <w:t>4</w:t>
+            </w:r>
+            <w:r>
+              <w:rPr>
+                <w:noProof/>
+                <w:webHidden/>
+              </w:rPr>
+              <w:fldChar w:fldCharType="end"/>
+            </w:r>
+          </w:hyperlink>
+        </w:p>
+        <w:p>
+          <w:pPr>
+            <w:pStyle w:val="TOC3"/>
+            <w:tabs>
+              <w:tab w:val="right" w:leader="dot" w:pos="9016"/>
+            </w:tabs>
+            <w:rPr>
+              <w:rFonts w:eastAsiaTheme="minorEastAsia"/>
+              <w:noProof/>
+              <w:lang w:eastAsia="en-GB"/>
+            </w:rPr>
+          </w:pPr>
+          <w:hyperlink w:anchor="_Toc222574264" w:history="1">
+            <w:r>
+              <w:rPr>
+                <w:rStyle w:val="Hyperlink"/>
+                <w:noProof/>
+                <w:lang w:val="en-US"/>
+              </w:rPr>
+              <w:t>Steam Thumbnails</w:t>
+            </w:r>
+            <w:r>
+              <w:rPr>
+                <w:noProof/>
+                <w:webHidden/>
+              </w:rPr>
+              <w:tab/>
+            </w:r>
+            <w:r>
+              <w:rPr>
+                <w:noProof/>
+                <w:webHidden/>
+              </w:rPr>
+              <w:fldChar w:fldCharType="begin"/>
+            </w:r>
+            <w:r>
+              <w:rPr>
+                <w:noProof/>
+                <w:webHidden/>
+              </w:rPr>
+              <w:instrText xml:space="preserve"> PAGEREF _Toc222574264 \h </w:instrText>
+            </w:r>
+            <w:r>
+              <w:rPr>
+                <w:noProof/>
+                <w:webHidden/>
+              </w:rPr>
+            </w:r>
+            <w:r>
+              <w:rPr>
+                <w:noProof/>
+                <w:webHidden/>
+              </w:rPr>
+              <w:fldChar w:fldCharType="separate"/>
+            </w:r>
+            <w:r>
+              <w:rPr>
+                <w:noProof/>
+                <w:webHidden/>
+              </w:rPr>
+              <w:t>6</w:t>
+            </w:r>
+            <w:r>
+              <w:rPr>
+                <w:noProof/>
+                <w:webHidden/>
+              </w:rPr>
+              <w:fldChar w:fldCharType="end"/>
+            </w:r>
+          </w:hyperlink>
+        </w:p>
+        <w:p>
+          <w:pPr>
+            <w:pStyle w:val="TOC3"/>
+            <w:tabs>
+              <w:tab w:val="right" w:leader="dot" w:pos="9016"/>
+            </w:tabs>
+            <w:rPr>
+              <w:rFonts w:eastAsiaTheme="minorEastAsia"/>
+              <w:noProof/>
+              <w:lang w:eastAsia="en-GB"/>
+            </w:rPr>
+          </w:pPr>
+          <w:hyperlink w:anchor="_Toc222574265" w:history="1">
+            <w:r>
+              <w:rPr>
+                <w:rStyle w:val="Hyperlink"/>
+                <w:noProof/>
+                <w:lang w:val="en-US"/>
+              </w:rPr>
+              <w:t>Other</w:t>
+            </w:r>
+            <w:r>
+              <w:rPr>
+                <w:noProof/>
+                <w:webHidden/>
+              </w:rPr>
+              <w:tab/>
+            </w:r>
+            <w:r>
+              <w:rPr>
+                <w:noProof/>
+                <w:webHidden/>
+              </w:rPr>
+              <w:fldChar w:fldCharType="begin"/>
+            </w:r>
+            <w:r>
+              <w:rPr>
+                <w:noProof/>
+                <w:webHidden/>
+              </w:rPr>
+              <w:instrText xml:space="preserve"> PAGEREF _Toc222574265 \h </w:instrText>
+            </w:r>
+            <w:r>
+              <w:rPr>
+                <w:noProof/>
+                <w:webHidden/>
+              </w:rPr>
+            </w:r>
+            <w:r>
+              <w:rPr>
+                <w:noProof/>
+                <w:webHidden/>
+              </w:rPr>
+              <w:fldChar w:fldCharType="separate"/>
+            </w:r>
+            <w:r>
+              <w:rPr>
+                <w:noProof/>
+                <w:webHidden/>
+              </w:rPr>
+              <w:t>6</w:t>
+            </w:r>
+            <w:r>
+              <w:rPr>
+                <w:noProof/>
+                <w:webHidden/>
+              </w:rPr>
+              <w:fldChar w:fldCharType="end"/>
+            </w:r>
+          </w:hyperlink>
+        </w:p>
+        <w:p>
+          <w:pPr>
+            <w:pStyle w:val="TOC3"/>
+            <w:tabs>
+              <w:tab w:val="right" w:leader="dot" w:pos="9016"/>
+            </w:tabs>
+            <w:rPr>
+              <w:rFonts w:eastAsiaTheme="minorEastAsia"/>
+              <w:noProof/>
+              <w:lang w:eastAsia="en-GB"/>
+            </w:rPr>
+          </w:pPr>
+          <w:hyperlink w:anchor="_Toc222574266" w:history="1">
+            <w:r>
+              <w:rPr>
+                <w:rStyle w:val="Hyperlink"/>
+                <w:noProof/>
+                <w:lang w:val="en-US"/>
+              </w:rPr>
+              <w:t>How to Get Started</w:t>
+            </w:r>
+            <w:r>
+              <w:rPr>
+                <w:noProof/>
+                <w:webHidden/>
+              </w:rPr>
+              <w:tab/>
+            </w:r>
+            <w:r>
+              <w:rPr>
+                <w:noProof/>
+                <w:webHidden/>
+              </w:rPr>
+              <w:fldChar w:fldCharType="begin"/>
+            </w:r>
+            <w:r>
+              <w:rPr>
+                <w:noProof/>
+                <w:webHidden/>
+              </w:rPr>
+              <w:instrText xml:space="preserve"> PAGEREF _Toc222574266 \h </w:instrText>
+            </w:r>
+            <w:r>
+              <w:rPr>
+                <w:noProof/>
+                <w:webHidden/>
+              </w:rPr>
+            </w:r>
+            <w:r>
+              <w:rPr>
+                <w:noProof/>
+                <w:webHidden/>
+              </w:rPr>
+              <w:fldChar w:fldCharType="separate"/>
+            </w:r>
+            <w:r>
+              <w:rPr>
+                <w:noProof/>
+                <w:webHidden/>
+              </w:rPr>
+              <w:t>6</w:t>
             </w:r>
             <w:r>
               <w:rPr>
@@ -686,14 +924,14 @@
               <w:lang w:eastAsia="en-GB"/>
             </w:rPr>
           </w:pPr>
-          <w:hyperlink w:anchor="_Toc222492483" w:history="1">
+          <w:hyperlink w:anchor="_Toc222574267" w:history="1">
             <w:r>
               <w:rPr>
                 <w:rStyle w:val="Hyperlink"/>
                 <w:noProof/>
                 <w:lang w:val="en-US"/>
               </w:rPr>
-              <w:t>What I Expect – Audio</w:t>
+              <w:t>Resources</w:t>
             </w:r>
             <w:r>
               <w:rPr>
@@ -714,7 +952,7 @@
                 <w:noProof/>
                 <w:webHidden/>
               </w:rPr>
-              <w:instrText xml:space="preserve"> PAGEREF _Toc222492483 \h </w:instrText>
+              <w:instrText xml:space="preserve"> PAGEREF _Toc222574267 \h </w:instrText>
             </w:r>
             <w:r>
               <w:rPr>
@@ -734,149 +972,7 @@
                 <w:noProof/>
                 <w:webHidden/>
               </w:rPr>
-              <w:t>4</w:t>
-            </w:r>
-            <w:r>
-              <w:rPr>
-                <w:noProof/>
-                <w:webHidden/>
-              </w:rPr>
-              <w:fldChar w:fldCharType="end"/>
-            </w:r>
-          </w:hyperlink>
-        </w:p>
-        <w:p>
-          <w:pPr>
-            <w:pStyle w:val="TOC3"/>
-            <w:tabs>
-              <w:tab w:val="right" w:leader="dot" w:pos="9016"/>
-            </w:tabs>
-            <w:rPr>
-              <w:rFonts w:eastAsiaTheme="minorEastAsia"/>
-              <w:noProof/>
-              <w:lang w:eastAsia="en-GB"/>
-            </w:rPr>
-          </w:pPr>
-          <w:hyperlink w:anchor="_Toc222492484" w:history="1">
-            <w:r>
-              <w:rPr>
-                <w:rStyle w:val="Hyperlink"/>
-                <w:noProof/>
-                <w:lang w:val="en-US"/>
-              </w:rPr>
-              <w:t>Vital Audio</w:t>
-            </w:r>
-            <w:r>
-              <w:rPr>
-                <w:noProof/>
-                <w:webHidden/>
-              </w:rPr>
-              <w:tab/>
-            </w:r>
-            <w:r>
-              <w:rPr>
-                <w:noProof/>
-                <w:webHidden/>
-              </w:rPr>
-              <w:fldChar w:fldCharType="begin"/>
-            </w:r>
-            <w:r>
-              <w:rPr>
-                <w:noProof/>
-                <w:webHidden/>
-              </w:rPr>
-              <w:instrText xml:space="preserve"> PAGEREF _Toc222492484 \h </w:instrText>
-            </w:r>
-            <w:r>
-              <w:rPr>
-                <w:noProof/>
-                <w:webHidden/>
-              </w:rPr>
-            </w:r>
-            <w:r>
-              <w:rPr>
-                <w:noProof/>
-                <w:webHidden/>
-              </w:rPr>
-              <w:fldChar w:fldCharType="separate"/>
-            </w:r>
-            <w:r>
-              <w:rPr>
-                <w:noProof/>
-                <w:webHidden/>
-              </w:rPr>
-              <w:t>4</w:t>
-            </w:r>
-            <w:r>
-              <w:rPr>
-                <w:noProof/>
-                <w:webHidden/>
-              </w:rPr>
-              <w:fldChar w:fldCharType="end"/>
-            </w:r>
-          </w:hyperlink>
-        </w:p>
-        <w:p>
-          <w:pPr>
-            <w:pStyle w:val="TOC3"/>
-            <w:tabs>
-              <w:tab w:val="right" w:leader="dot" w:pos="9016"/>
-            </w:tabs>
-            <w:rPr>
-              <w:rFonts w:eastAsiaTheme="minorEastAsia"/>
-              <w:noProof/>
-              <w:lang w:eastAsia="en-GB"/>
-            </w:rPr>
-          </w:pPr>
-          <w:hyperlink w:anchor="_Toc222492485" w:history="1">
-            <w:r>
-              <w:rPr>
-                <w:rStyle w:val="Hyperlink"/>
-                <w:noProof/>
-                <w:lang w:val="en-US"/>
-              </w:rPr>
-              <w:t>More Audio</w:t>
-            </w:r>
-            <w:r>
-              <w:rPr>
-                <w:noProof/>
-                <w:webHidden/>
-              </w:rPr>
-              <w:tab/>
-            </w:r>
-            <w:r>
-              <w:rPr>
-                <w:noProof/>
-                <w:webHidden/>
-              </w:rPr>
-              <w:fldChar w:fldCharType="begin"/>
-            </w:r>
-            <w:r>
-              <w:rPr>
-                <w:noProof/>
-                <w:webHidden/>
-              </w:rPr>
-              <w:instrText xml:space="preserve"> PAGEREF _Toc222492485 \h </w:instrText>
-            </w:r>
-            <w:r>
-              <w:rPr>
-                <w:noProof/>
-                <w:webHidden/>
-              </w:rPr>
-            </w:r>
-            <w:r>
-              <w:rPr>
-                <w:noProof/>
-                <w:webHidden/>
-              </w:rPr>
-              <w:fldChar w:fldCharType="separate"/>
-            </w:r>
-            <w:r>
-              <w:rPr>
-                <w:noProof/>
-                <w:webHidden/>
-              </w:rPr>
-              <w:t>5</w:t>
+              <w:t>7</w:t>
             </w:r>
             <w:r>
               <w:rPr>
@@ -899,14 +995,14 @@
               <w:lang w:eastAsia="en-GB"/>
             </w:rPr>
           </w:pPr>
-          <w:hyperlink w:anchor="_Toc222492486" w:history="1">
+          <w:hyperlink w:anchor="_Toc222574268" w:history="1">
             <w:r>
               <w:rPr>
                 <w:rStyle w:val="Hyperlink"/>
                 <w:noProof/>
                 <w:lang w:val="en-US"/>
               </w:rPr>
-              <w:t>What I Expect – Art</w:t>
+              <w:t>More Details About the Game</w:t>
             </w:r>
             <w:r>
               <w:rPr>
@@ -927,7 +1023,7 @@
                 <w:noProof/>
                 <w:webHidden/>
               </w:rPr>
-              <w:instrText xml:space="preserve"> PAGEREF _Toc222492486 \h </w:instrText>
+              <w:instrText xml:space="preserve"> PAGEREF _Toc222574268 \h </w:instrText>
             </w:r>
             <w:r>
               <w:rPr>
@@ -947,362 +1043,7 @@
                 <w:noProof/>
                 <w:webHidden/>
               </w:rPr>
-              <w:t>5</w:t>
-            </w:r>
-            <w:r>
-              <w:rPr>
-                <w:noProof/>
-                <w:webHidden/>
-              </w:rPr>
-              <w:fldChar w:fldCharType="end"/>
-            </w:r>
-          </w:hyperlink>
-        </w:p>
-        <w:p>
-          <w:pPr>
-            <w:pStyle w:val="TOC3"/>
-            <w:tabs>
-              <w:tab w:val="right" w:leader="dot" w:pos="9016"/>
-            </w:tabs>
-            <w:rPr>
-              <w:rFonts w:eastAsiaTheme="minorEastAsia"/>
-              <w:noProof/>
-              <w:lang w:eastAsia="en-GB"/>
-            </w:rPr>
-          </w:pPr>
-          <w:hyperlink w:anchor="_Toc222492487" w:history="1">
-            <w:r>
-              <w:rPr>
-                <w:rStyle w:val="Hyperlink"/>
-                <w:noProof/>
-                <w:lang w:val="en-US"/>
-              </w:rPr>
-              <w:t>Weapons</w:t>
-            </w:r>
-            <w:r>
-              <w:rPr>
-                <w:noProof/>
-                <w:webHidden/>
-              </w:rPr>
-              <w:tab/>
-            </w:r>
-            <w:r>
-              <w:rPr>
-                <w:noProof/>
-                <w:webHidden/>
-              </w:rPr>
-              <w:fldChar w:fldCharType="begin"/>
-            </w:r>
-            <w:r>
-              <w:rPr>
-                <w:noProof/>
-                <w:webHidden/>
-              </w:rPr>
-              <w:instrText xml:space="preserve"> PAGEREF _Toc222492487 \h </w:instrText>
-            </w:r>
-            <w:r>
-              <w:rPr>
-                <w:noProof/>
-                <w:webHidden/>
-              </w:rPr>
-            </w:r>
-            <w:r>
-              <w:rPr>
-                <w:noProof/>
-                <w:webHidden/>
-              </w:rPr>
-              <w:fldChar w:fldCharType="separate"/>
-            </w:r>
-            <w:r>
-              <w:rPr>
-                <w:noProof/>
-                <w:webHidden/>
-              </w:rPr>
-              <w:t>6</w:t>
-            </w:r>
-            <w:r>
-              <w:rPr>
-                <w:noProof/>
-                <w:webHidden/>
-              </w:rPr>
-              <w:fldChar w:fldCharType="end"/>
-            </w:r>
-          </w:hyperlink>
-        </w:p>
-        <w:p>
-          <w:pPr>
-            <w:pStyle w:val="TOC3"/>
-            <w:tabs>
-              <w:tab w:val="right" w:leader="dot" w:pos="9016"/>
-            </w:tabs>
-            <w:rPr>
-              <w:rFonts w:eastAsiaTheme="minorEastAsia"/>
-              <w:noProof/>
-              <w:lang w:eastAsia="en-GB"/>
-            </w:rPr>
-          </w:pPr>
-          <w:hyperlink w:anchor="_Toc222492488" w:history="1">
-            <w:r>
-              <w:rPr>
-                <w:rStyle w:val="Hyperlink"/>
-                <w:noProof/>
-                <w:lang w:val="en-US"/>
-              </w:rPr>
-              <w:t>Enemies</w:t>
-            </w:r>
-            <w:r>
-              <w:rPr>
-                <w:noProof/>
-                <w:webHidden/>
-              </w:rPr>
-              <w:tab/>
-            </w:r>
-            <w:r>
-              <w:rPr>
-                <w:noProof/>
-                <w:webHidden/>
-              </w:rPr>
-              <w:fldChar w:fldCharType="begin"/>
-            </w:r>
-            <w:r>
-              <w:rPr>
-                <w:noProof/>
-                <w:webHidden/>
-              </w:rPr>
-              <w:instrText xml:space="preserve"> PAGEREF _Toc222492488 \h </w:instrText>
-            </w:r>
-            <w:r>
-              <w:rPr>
-                <w:noProof/>
-                <w:webHidden/>
-              </w:rPr>
-            </w:r>
-            <w:r>
-              <w:rPr>
-                <w:noProof/>
-                <w:webHidden/>
-              </w:rPr>
-              <w:fldChar w:fldCharType="separate"/>
-            </w:r>
-            <w:r>
-              <w:rPr>
-                <w:noProof/>
-                <w:webHidden/>
-              </w:rPr>
-              <w:t>6</w:t>
-            </w:r>
-            <w:r>
-              <w:rPr>
-                <w:noProof/>
-                <w:webHidden/>
-              </w:rPr>
-              <w:fldChar w:fldCharType="end"/>
-            </w:r>
-          </w:hyperlink>
-        </w:p>
-        <w:p>
-          <w:pPr>
-            <w:pStyle w:val="TOC3"/>
-            <w:tabs>
-              <w:tab w:val="right" w:leader="dot" w:pos="9016"/>
-            </w:tabs>
-            <w:rPr>
-              <w:rFonts w:eastAsiaTheme="minorEastAsia"/>
-              <w:noProof/>
-              <w:lang w:eastAsia="en-GB"/>
-            </w:rPr>
-          </w:pPr>
-          <w:hyperlink w:anchor="_Toc222492489" w:history="1">
-            <w:r>
-              <w:rPr>
-                <w:rStyle w:val="Hyperlink"/>
-                <w:noProof/>
-                <w:lang w:val="en-US"/>
-              </w:rPr>
-              <w:t>Playable Characters</w:t>
-            </w:r>
-            <w:r>
-              <w:rPr>
-                <w:noProof/>
-                <w:webHidden/>
-              </w:rPr>
-              <w:tab/>
-            </w:r>
-            <w:r>
-              <w:rPr>
-                <w:noProof/>
-                <w:webHidden/>
-              </w:rPr>
-              <w:fldChar w:fldCharType="begin"/>
-            </w:r>
-            <w:r>
-              <w:rPr>
-                <w:noProof/>
-                <w:webHidden/>
-              </w:rPr>
-              <w:instrText xml:space="preserve"> PAGEREF _Toc222492489 \h </w:instrText>
-            </w:r>
-            <w:r>
-              <w:rPr>
-                <w:noProof/>
-                <w:webHidden/>
-              </w:rPr>
-            </w:r>
-            <w:r>
-              <w:rPr>
-                <w:noProof/>
-                <w:webHidden/>
-              </w:rPr>
-              <w:fldChar w:fldCharType="separate"/>
-            </w:r>
-            <w:r>
-              <w:rPr>
-                <w:noProof/>
-                <w:webHidden/>
-              </w:rPr>
-              <w:t>6</w:t>
-            </w:r>
-            <w:r>
-              <w:rPr>
-                <w:noProof/>
-                <w:webHidden/>
-              </w:rPr>
-              <w:fldChar w:fldCharType="end"/>
-            </w:r>
-          </w:hyperlink>
-        </w:p>
-        <w:p>
-          <w:pPr>
-            <w:pStyle w:val="TOC3"/>
-            <w:tabs>
-              <w:tab w:val="right" w:leader="dot" w:pos="9016"/>
-            </w:tabs>
-            <w:rPr>
-              <w:rFonts w:eastAsiaTheme="minorEastAsia"/>
-              <w:noProof/>
-              <w:lang w:eastAsia="en-GB"/>
-            </w:rPr>
-          </w:pPr>
-          <w:hyperlink w:anchor="_Toc222492490" w:history="1">
-            <w:r>
-              <w:rPr>
-                <w:rStyle w:val="Hyperlink"/>
-                <w:noProof/>
-                <w:lang w:val="en-US"/>
-              </w:rPr>
-              <w:t>Maps</w:t>
-            </w:r>
-            <w:r>
-              <w:rPr>
-                <w:noProof/>
-                <w:webHidden/>
-              </w:rPr>
-              <w:tab/>
-            </w:r>
-            <w:r>
-              <w:rPr>
-                <w:noProof/>
-                <w:webHidden/>
-              </w:rPr>
-              <w:fldChar w:fldCharType="begin"/>
-            </w:r>
-            <w:r>
-              <w:rPr>
-                <w:noProof/>
-                <w:webHidden/>
-              </w:rPr>
-              <w:instrText xml:space="preserve"> PAGEREF _Toc222492490 \h </w:instrText>
-            </w:r>
-            <w:r>
-              <w:rPr>
-                <w:noProof/>
-                <w:webHidden/>
-              </w:rPr>
-            </w:r>
-            <w:r>
-              <w:rPr>
-                <w:noProof/>
-                <w:webHidden/>
-              </w:rPr>
-              <w:fldChar w:fldCharType="separate"/>
-            </w:r>
-            <w:r>
-              <w:rPr>
-                <w:noProof/>
-                <w:webHidden/>
-              </w:rPr>
-              <w:t>7</w:t>
-            </w:r>
-            <w:r>
-              <w:rPr>
-                <w:noProof/>
-                <w:webHidden/>
-              </w:rPr>
-              <w:fldChar w:fldCharType="end"/>
-            </w:r>
-          </w:hyperlink>
-        </w:p>
-        <w:p>
-          <w:pPr>
-            <w:pStyle w:val="TOC3"/>
-            <w:tabs>
-              <w:tab w:val="right" w:leader="dot" w:pos="9016"/>
-            </w:tabs>
-            <w:rPr>
-              <w:rFonts w:eastAsiaTheme="minorEastAsia"/>
-              <w:noProof/>
-              <w:lang w:eastAsia="en-GB"/>
-            </w:rPr>
-          </w:pPr>
-          <w:hyperlink w:anchor="_Toc222492491" w:history="1">
-            <w:r>
-              <w:rPr>
-                <w:rStyle w:val="Hyperlink"/>
-                <w:noProof/>
-                <w:lang w:val="en-US"/>
-              </w:rPr>
-              <w:t>UI</w:t>
-            </w:r>
-            <w:r>
-              <w:rPr>
-                <w:noProof/>
-                <w:webHidden/>
-              </w:rPr>
-              <w:tab/>
-            </w:r>
-            <w:r>
-              <w:rPr>
-                <w:noProof/>
-                <w:webHidden/>
-              </w:rPr>
-              <w:fldChar w:fldCharType="begin"/>
-            </w:r>
-            <w:r>
-              <w:rPr>
-                <w:noProof/>
-                <w:webHidden/>
-              </w:rPr>
-              <w:instrText xml:space="preserve"> PAGEREF _Toc222492491 \h </w:instrText>
-            </w:r>
-            <w:r>
-              <w:rPr>
-                <w:noProof/>
-                <w:webHidden/>
-              </w:rPr>
-            </w:r>
-            <w:r>
-              <w:rPr>
-                <w:noProof/>
-                <w:webHidden/>
-              </w:rPr>
-              <w:fldChar w:fldCharType="separate"/>
-            </w:r>
-            <w:r>
-              <w:rPr>
-                <w:noProof/>
-                <w:webHidden/>
-              </w:rPr>
-              <w:t>7</w:t>
+              <w:t>8</w:t>
             </w:r>
             <w:r>
               <w:rPr>
@@ -1325,14 +1066,14 @@
               <w:lang w:eastAsia="en-GB"/>
             </w:rPr>
           </w:pPr>
-          <w:hyperlink w:anchor="_Toc222492492" w:history="1">
+          <w:hyperlink w:anchor="_Toc222574269" w:history="1">
             <w:r>
               <w:rPr>
                 <w:rStyle w:val="Hyperlink"/>
                 <w:noProof/>
                 <w:lang w:val="en-US"/>
               </w:rPr>
-              <w:t>Closing Thoughts</w:t>
+              <w:t>What I Have So Far</w:t>
             </w:r>
             <w:r>
               <w:rPr>
@@ -1353,7 +1094,7 @@
                 <w:noProof/>
                 <w:webHidden/>
               </w:rPr>
-              <w:instrText xml:space="preserve"> PAGEREF _Toc222492492 \h </w:instrText>
+              <w:instrText xml:space="preserve"> PAGEREF _Toc222574269 \h </w:instrText>
             </w:r>
             <w:r>
               <w:rPr>
@@ -1373,7 +1114,7 @@
                 <w:noProof/>
                 <w:webHidden/>
               </w:rPr>
-              <w:t>7</w:t>
+              <w:t>8</w:t>
             </w:r>
             <w:r>
               <w:rPr>
@@ -1396,13 +1137,155 @@
               <w:lang w:eastAsia="en-GB"/>
             </w:rPr>
           </w:pPr>
-          <w:hyperlink w:anchor="_Toc222492493" w:history="1">
+          <w:hyperlink w:anchor="_Toc222574270" w:history="1">
             <w:r>
               <w:rPr>
                 <w:rStyle w:val="Hyperlink"/>
                 <w:noProof/>
                 <w:lang w:val="en-US"/>
               </w:rPr>
+              <w:t>Genre details</w:t>
+            </w:r>
+            <w:r>
+              <w:rPr>
+                <w:noProof/>
+                <w:webHidden/>
+              </w:rPr>
+              <w:tab/>
+            </w:r>
+            <w:r>
+              <w:rPr>
+                <w:noProof/>
+                <w:webHidden/>
+              </w:rPr>
+              <w:fldChar w:fldCharType="begin"/>
+            </w:r>
+            <w:r>
+              <w:rPr>
+                <w:noProof/>
+                <w:webHidden/>
+              </w:rPr>
+              <w:instrText xml:space="preserve"> PAGEREF _Toc222574270 \h </w:instrText>
+            </w:r>
+            <w:r>
+              <w:rPr>
+                <w:noProof/>
+                <w:webHidden/>
+              </w:rPr>
+            </w:r>
+            <w:r>
+              <w:rPr>
+                <w:noProof/>
+                <w:webHidden/>
+              </w:rPr>
+              <w:fldChar w:fldCharType="separate"/>
+            </w:r>
+            <w:r>
+              <w:rPr>
+                <w:noProof/>
+                <w:webHidden/>
+              </w:rPr>
+              <w:t>9</w:t>
+            </w:r>
+            <w:r>
+              <w:rPr>
+                <w:noProof/>
+                <w:webHidden/>
+              </w:rPr>
+              <w:fldChar w:fldCharType="end"/>
+            </w:r>
+          </w:hyperlink>
+        </w:p>
+        <w:p>
+          <w:pPr>
+            <w:pStyle w:val="TOC2"/>
+            <w:tabs>
+              <w:tab w:val="right" w:leader="dot" w:pos="9016"/>
+            </w:tabs>
+            <w:rPr>
+              <w:rFonts w:eastAsiaTheme="minorEastAsia"/>
+              <w:noProof/>
+              <w:lang w:eastAsia="en-GB"/>
+            </w:rPr>
+          </w:pPr>
+          <w:hyperlink w:anchor="_Toc222574271" w:history="1">
+            <w:r>
+              <w:rPr>
+                <w:rStyle w:val="Hyperlink"/>
+                <w:noProof/>
+                <w:lang w:val="en-US"/>
+              </w:rPr>
+              <w:t>Closing Thoughts</w:t>
+            </w:r>
+            <w:r>
+              <w:rPr>
+                <w:noProof/>
+                <w:webHidden/>
+              </w:rPr>
+              <w:tab/>
+            </w:r>
+            <w:r>
+              <w:rPr>
+                <w:noProof/>
+                <w:webHidden/>
+              </w:rPr>
+              <w:fldChar w:fldCharType="begin"/>
+            </w:r>
+            <w:r>
+              <w:rPr>
+                <w:noProof/>
+                <w:webHidden/>
+              </w:rPr>
+              <w:instrText xml:space="preserve"> PAGEREF _Toc222574271 \h </w:instrText>
+            </w:r>
+            <w:r>
+              <w:rPr>
+                <w:noProof/>
+                <w:webHidden/>
+              </w:rPr>
+            </w:r>
+            <w:r>
+              <w:rPr>
+                <w:noProof/>
+                <w:webHidden/>
+              </w:rPr>
+              <w:fldChar w:fldCharType="separate"/>
+            </w:r>
+            <w:r>
+              <w:rPr>
+                <w:noProof/>
+                <w:webHidden/>
+              </w:rPr>
+              <w:t>11</w:t>
+            </w:r>
+            <w:r>
+              <w:rPr>
+                <w:noProof/>
+                <w:webHidden/>
+              </w:rPr>
+              <w:fldChar w:fldCharType="end"/>
+            </w:r>
+          </w:hyperlink>
+        </w:p>
+        <w:p>
+          <w:pPr>
+            <w:pStyle w:val="TOC2"/>
+            <w:tabs>
+              <w:tab w:val="right" w:leader="dot" w:pos="9016"/>
+            </w:tabs>
+            <w:rPr>
+              <w:rFonts w:eastAsiaTheme="minorEastAsia"/>
+              <w:noProof/>
+              <w:lang w:eastAsia="en-GB"/>
+            </w:rPr>
+          </w:pPr>
+          <w:hyperlink w:anchor="_Toc222574272" w:history="1">
+            <w:r>
+              <w:rPr>
+                <w:rStyle w:val="Hyperlink"/>
+                <w:noProof/>
+                <w:lang w:val="en-US"/>
+              </w:rPr>
               <w:t>About me</w:t>
             </w:r>
             <w:r>
@@ -1424,7 +1307,7 @@
                 <w:noProof/>
                 <w:webHidden/>
               </w:rPr>
-              <w:instrText xml:space="preserve"> PAGEREF _Toc222492493 \h </w:instrText>
+              <w:instrText xml:space="preserve"> PAGEREF _Toc222574272 \h </w:instrText>
             </w:r>
             <w:r>
               <w:rPr>
@@ -1444,7 +1327,7 @@
                 <w:noProof/>
                 <w:webHidden/>
               </w:rPr>
-              <w:t>8</w:t>
+              <w:t>11</w:t>
             </w:r>
             <w:r>
               <w:rPr>
@@ -1470,6 +1353,10 @@
     <w:p>
       <w:pPr>
         <w:rPr>
+          <w:rFonts w:asciiTheme="majorHAnsi" w:eastAsiaTheme="majorEastAsia" w:hAnsiTheme="majorHAnsi" w:cstheme="majorBidi"/>
+          <w:color w:val="0F4761" w:themeColor="accent1" w:themeShade="BF"/>
+          <w:sz w:val="32"/>
+          <w:szCs w:val="32"/>
           <w:lang w:val="en-US"/>
         </w:rPr>
       </w:pPr>
@@ -1488,12 +1375,64 @@
           <w:lang w:val="en-US"/>
         </w:rPr>
       </w:pPr>
-      <w:bookmarkStart w:id="2" w:name="_Toc222492478"/>
+      <w:bookmarkStart w:id="1" w:name="_Toc222574256"/>
       <w:r>
         <w:rPr>
           <w:lang w:val="en-US"/>
         </w:rPr>
         <w:lastRenderedPageBreak/>
+        <w:t>Introduction</w:t>
+      </w:r>
+      <w:bookmarkEnd w:id="1"/>
+    </w:p>
+    <w:p>
+      <w:pPr>
+        <w:rPr>
+          <w:lang w:val="en-US"/>
+        </w:rPr>
+      </w:pPr>
+      <w:r>
+        <w:rPr>
+          <w:lang w:val="en-US"/>
+        </w:rPr>
+        <w:t>I’m developing a survivor-like (aka term twin stick shooter or Vampire Survivors clone) to sell on Steam for $5-$10. I have little artistic talent, so I’m looking for a 2D artist to help out. If you’re reading this, it means I’m hoping you’ll be that person, and I want to give you a detailed overview of the project!</w:t>
+      </w:r>
+    </w:p>
+    <w:p>
+      <w:pPr>
+        <w:rPr>
+          <w:lang w:val="en-US"/>
+        </w:rPr>
+      </w:pPr>
+      <w:r>
+        <w:rPr>
+          <w:lang w:val="en-US"/>
+        </w:rPr>
+        <w:t>The estimated length of the project is 3 months, but I am admittedly terrible at estimating the time needed for large projects, so who knows?</w:t>
+      </w:r>
+    </w:p>
+    <w:p>
+      <w:pPr>
+        <w:pStyle w:val="Heading2"/>
+        <w:jc w:val="center"/>
+        <w:rPr>
+          <w:lang w:val="en-US"/>
+        </w:rPr>
+      </w:pPr>
+    </w:p>
+    <w:p>
+      <w:pPr>
+        <w:pStyle w:val="Heading2"/>
+        <w:jc w:val="center"/>
+        <w:rPr>
+          <w:lang w:val="en-US"/>
+        </w:rPr>
+      </w:pPr>
+      <w:bookmarkStart w:id="2" w:name="_Toc222574257"/>
+      <w:r>
+        <w:rPr>
+          <w:lang w:val="en-US"/>
+        </w:rPr>
         <w:t>Payment</w:t>
       </w:r>
       <w:bookmarkEnd w:id="2"/>
@@ -1521,7 +1460,7 @@
         <w:rPr>
           <w:lang w:val="en-US"/>
         </w:rPr>
-        <w:t>I’m expecting 3 people to work on this project: myself, an audio person, and an art person. I’m offering the following profit distribution:</w:t>
+        <w:t>I’m expecting 2 people to work on this project, 3 if I decide I can’t do the audio by myself. I’m offering the following profit distribution:</w:t>
       </w:r>
     </w:p>
     <w:p>
@@ -1539,7 +1478,25 @@
         <w:rPr>
           <w:lang w:val="en-US"/>
         </w:rPr>
-        <w:t>Myself: 50%</w:t>
+        <w:t>Me</w:t>
+      </w:r>
+      <w:r>
+        <w:rPr>
+          <w:lang w:val="en-US"/>
+        </w:rPr>
+        <w:t xml:space="preserve">: </w:t>
+      </w:r>
+      <w:r>
+        <w:rPr>
+          <w:lang w:val="en-US"/>
+        </w:rPr>
+        <w:t>75</w:t>
+      </w:r>
+      <w:r>
+        <w:rPr>
+          <w:lang w:val="en-US"/>
+        </w:rPr>
+        <w:t>%</w:t>
       </w:r>
     </w:p>
     <w:p>
@@ -1557,7 +1514,20 @@
         <w:rPr>
           <w:lang w:val="en-US"/>
         </w:rPr>
-        <w:t>Audio person: 25%</w:t>
+        <w:t>Art person: 25%</w:t>
+      </w:r>
+    </w:p>
+    <w:p>
+      <w:pPr>
+        <w:rPr>
+          <w:lang w:val="en-US"/>
+        </w:rPr>
+      </w:pPr>
+      <w:r>
+        <w:rPr>
+          <w:lang w:val="en-US"/>
+        </w:rPr>
+        <w:t>Or if I need an audio person:</w:t>
       </w:r>
     </w:p>
     <w:p>
@@ -1565,7 +1535,7 @@
         <w:pStyle w:val="ListParagraph"/>
         <w:numPr>
           <w:ilvl w:val="0"/>
-          <w:numId w:val="5"/>
+          <w:numId w:val="16"/>
         </w:numPr>
         <w:rPr>
           <w:lang w:val="en-US"/>
@@ -1575,7 +1545,7 @@
         <w:rPr>
           <w:lang w:val="en-US"/>
         </w:rPr>
-        <w:t>Art person: 25%</w:t>
+        <w:t>Me: 50%</w:t>
       </w:r>
     </w:p>
     <w:p>
@@ -1583,8 +1553,40 @@
         <w:pStyle w:val="ListParagraph"/>
         <w:numPr>
           <w:ilvl w:val="0"/>
-          <w:numId w:val="5"/>
+          <w:numId w:val="16"/>
         </w:numPr>
+        <w:rPr>
+          <w:lang w:val="en-US"/>
+        </w:rPr>
+      </w:pPr>
+      <w:r>
+        <w:rPr>
+          <w:lang w:val="en-US"/>
+        </w:rPr>
+        <w:t>Audio person: 25%</w:t>
+      </w:r>
+    </w:p>
+    <w:p>
+      <w:pPr>
+        <w:pStyle w:val="ListParagraph"/>
+        <w:numPr>
+          <w:ilvl w:val="0"/>
+          <w:numId w:val="16"/>
+        </w:numPr>
+        <w:rPr>
+          <w:lang w:val="en-US"/>
+        </w:rPr>
+      </w:pPr>
+      <w:r>
+        <w:rPr>
+          <w:lang w:val="en-US"/>
+        </w:rPr>
+        <w:t>Art person: 25%</w:t>
+      </w:r>
+    </w:p>
+    <w:p>
+      <w:pPr>
+        <w:pStyle w:val="ListParagraph"/>
         <w:rPr>
           <w:lang w:val="en-US"/>
         </w:rPr>
@@ -1598,7 +1600,7 @@
           <w:lang w:val="en-US"/>
         </w:rPr>
       </w:pPr>
-      <w:bookmarkStart w:id="3" w:name="_Toc222492479"/>
+      <w:bookmarkStart w:id="3" w:name="_Toc222574258"/>
       <w:r>
         <w:rPr>
           <w:lang w:val="en-US"/>
@@ -1663,6 +1665,23 @@
           <w:lang w:val="en-US"/>
         </w:rPr>
       </w:pPr>
+    </w:p>
+    <w:p>
+      <w:pPr>
+        <w:rPr>
+          <w:rFonts w:asciiTheme="majorHAnsi" w:eastAsiaTheme="majorEastAsia" w:hAnsiTheme="majorHAnsi" w:cstheme="majorBidi"/>
+          <w:color w:val="0F4761" w:themeColor="accent1" w:themeShade="BF"/>
+          <w:sz w:val="32"/>
+          <w:szCs w:val="32"/>
+          <w:lang w:val="en-US"/>
+        </w:rPr>
+      </w:pPr>
+      <w:r>
+        <w:rPr>
+          <w:lang w:val="en-US"/>
+        </w:rPr>
+        <w:br w:type="page"/>
+      </w:r>
     </w:p>
     <w:p>
       <w:pPr>
@@ -1672,24 +1691,13 @@
           <w:lang w:val="en-US"/>
         </w:rPr>
       </w:pPr>
-      <w:bookmarkStart w:id="4" w:name="_Toc222492480"/>
-      <w:r>
-        <w:rPr>
-          <w:lang w:val="en-US"/>
-        </w:rPr>
-        <w:t>Legal Stuff and</w:t>
-      </w:r>
-      <w:r>
-        <w:rPr>
-          <w:lang w:val="en-US"/>
-        </w:rPr>
-        <w:t xml:space="preserve"> Profit</w:t>
-      </w:r>
-      <w:r>
-        <w:rPr>
-          <w:lang w:val="en-US"/>
-        </w:rPr>
-        <w:t xml:space="preserve"> Distribution Logistics</w:t>
+      <w:bookmarkStart w:id="4" w:name="_Toc222574259"/>
+      <w:r>
+        <w:rPr>
+          <w:lang w:val="en-US"/>
+        </w:rPr>
+        <w:lastRenderedPageBreak/>
+        <w:t>Conditions for Revocation of Profit Share</w:t>
       </w:r>
       <w:bookmarkEnd w:id="4"/>
     </w:p>
@@ -1703,134 +1711,32 @@
         <w:rPr>
           <w:lang w:val="en-US"/>
         </w:rPr>
-        <w:t xml:space="preserve">Because (a) I do not own a corporation and (b) I am not a lawyer, you’re collaborating on this project at your own </w:t>
-      </w:r>
-      <w:r>
-        <w:rPr>
-          <w:lang w:val="en-US"/>
-        </w:rPr>
-        <w:t>financial/</w:t>
-      </w:r>
-      <w:r>
-        <w:rPr>
-          <w:lang w:val="en-US"/>
-        </w:rPr>
-        <w:t xml:space="preserve">legal risk. It is my understanding that </w:t>
-      </w:r>
-      <w:r>
-        <w:rPr>
-          <w:lang w:val="en-US"/>
-        </w:rPr>
-        <w:t>we are to consider revenue from this project as “self-employed” revenue for taxes, though of course it varies based on where you live.</w:t>
-      </w:r>
-    </w:p>
-    <w:p>
-      <w:pPr>
-        <w:rPr>
-          <w:lang w:val="en-US"/>
-        </w:rPr>
-      </w:pPr>
-      <w:r>
-        <w:rPr>
-          <w:lang w:val="en-US"/>
-        </w:rPr>
-        <w:t>The easiest way to distribute profits for me would be to just Venmo the art person/audio person their share at a standard interval- I believe Steam pays monthly so a monthly interval would make sense. If you want me to check outside of the interval to see if there’s any money waiting for you that’s fine, I just don’t want to check every day.</w:t>
-      </w:r>
-    </w:p>
-    <w:p>
-      <w:pPr>
-        <w:rPr>
-          <w:lang w:val="en-US"/>
-        </w:rPr>
-      </w:pPr>
-      <w:r>
-        <w:rPr>
-          <w:lang w:val="en-US"/>
-        </w:rPr>
-        <w:t>If you’re not comfortable trusting a stranger with your money, I totally understand that. We can try and work something else out, maybe a legal contract or maybe even Steam can handle it for us. I haven’t done the research to know all the options but I’m sure we can find a method that everyone’s happy with.</w:t>
-      </w:r>
-    </w:p>
-    <w:p>
-      <w:pPr>
-        <w:pStyle w:val="ListParagraph"/>
-        <w:ind w:left="3600"/>
-        <w:rPr>
-          <w:lang w:val="en-US"/>
-        </w:rPr>
-      </w:pPr>
-      <w:r>
-        <w:rPr>
-          <w:lang w:val="en-US"/>
-        </w:rPr>
-        <w:br w:type="page"/>
-      </w:r>
-    </w:p>
-    <w:p>
-      <w:pPr>
-        <w:pStyle w:val="Heading2"/>
-        <w:jc w:val="center"/>
-        <w:rPr>
-          <w:lang w:val="en-US"/>
-        </w:rPr>
-      </w:pPr>
-      <w:bookmarkStart w:id="5" w:name="_Toc222492481"/>
-      <w:r>
-        <w:rPr>
-          <w:lang w:val="en-US"/>
-        </w:rPr>
-        <w:lastRenderedPageBreak/>
-        <w:t>Genre details</w:t>
-      </w:r>
-      <w:bookmarkEnd w:id="5"/>
-    </w:p>
-    <w:p>
-      <w:pPr>
-        <w:rPr>
-          <w:lang w:val="en-US"/>
-        </w:rPr>
-      </w:pPr>
-      <w:r>
-        <w:rPr>
-          <w:lang w:val="en-US"/>
-        </w:rPr>
-        <w:t>If you’re familiar with survivor-likes you can just skip this whole section. I just figured some readers may not be avid gamers and may be unfamiliar with the genre.</w:t>
-      </w:r>
-    </w:p>
-    <w:p>
-      <w:pPr>
-        <w:rPr>
-          <w:lang w:val="en-US"/>
-        </w:rPr>
-      </w:pPr>
-      <w:r>
-        <w:rPr>
-          <w:lang w:val="en-US"/>
-        </w:rPr>
-        <w:t xml:space="preserve">Survivor-like is a fairly new subgenre of </w:t>
-      </w:r>
-      <w:r>
-        <w:rPr>
-          <w:lang w:val="en-US"/>
-        </w:rPr>
-        <w:t>A</w:t>
-      </w:r>
-      <w:r>
-        <w:rPr>
-          <w:lang w:val="en-US"/>
-        </w:rPr>
-        <w:t xml:space="preserve">ction </w:t>
-      </w:r>
-      <w:r>
-        <w:rPr>
-          <w:lang w:val="en-US"/>
-        </w:rPr>
-        <w:t>R</w:t>
-      </w:r>
-      <w:r>
-        <w:rPr>
-          <w:lang w:val="en-US"/>
-        </w:rPr>
-        <w:t xml:space="preserve">oguelike with a rather specific set of gameplay elements. The name comes from </w:t>
+        <w:t>I hope it won’t come to this, but I feel obligated to clarify that I can’t just give 25% of my profits to anyone that gives me a promise. But I don’t want you to feel like if there’s a miscommunication or something that you risk losing all of your share. I intend to be pretty lenient.</w:t>
+      </w:r>
+    </w:p>
+    <w:p>
+      <w:pPr>
+        <w:rPr>
+          <w:lang w:val="en-US"/>
+        </w:rPr>
+      </w:pPr>
+      <w:r>
+        <w:rPr>
+          <w:lang w:val="en-US"/>
+        </w:rPr>
+        <w:t xml:space="preserve">I do expect high quality sprites for all the items mentioned in the </w:t>
+      </w:r>
+      <w:r>
+        <w:rPr>
+          <w:lang w:val="en-US"/>
+        </w:rPr>
+        <w:t>“What I Expect From You”-&gt;”Sprites”</w:t>
+      </w:r>
+      <w:r>
+        <w:rPr>
+          <w:lang w:val="en-US"/>
+        </w:rPr>
+        <w:t xml:space="preserve"> section as well as nice Steam thumbnails (which you can probably just make using </w:t>
       </w:r>
       <w:hyperlink r:id="rId6" w:history="1">
         <w:r>
@@ -1838,475 +1744,56 @@
             <w:rStyle w:val="Hyperlink"/>
             <w:lang w:val="en-US"/>
           </w:rPr>
-          <w:t>Vampire Survivors</w:t>
+          <w:t>Ansimuz’s assets</w:t>
         </w:r>
       </w:hyperlink>
       <w:r>
         <w:rPr>
           <w:lang w:val="en-US"/>
         </w:rPr>
-        <w:t xml:space="preserve">. I’m not sure if Vampire Survivors was the first in the subgenre, but it’s certainly the one everyone knows about. My favorites </w:t>
-      </w:r>
-      <w:r>
-        <w:rPr>
-          <w:lang w:val="en-US"/>
-        </w:rPr>
-        <w:t xml:space="preserve">from the subgenre </w:t>
-      </w:r>
-      <w:r>
-        <w:rPr>
-          <w:lang w:val="en-US"/>
-        </w:rPr>
-        <w:t>are:</w:t>
-      </w:r>
-    </w:p>
-    <w:p>
-      <w:pPr>
-        <w:pStyle w:val="ListParagraph"/>
-        <w:numPr>
-          <w:ilvl w:val="0"/>
-          <w:numId w:val="1"/>
-        </w:numPr>
-        <w:rPr>
-          <w:lang w:val="en-US"/>
-        </w:rPr>
-      </w:pPr>
-      <w:hyperlink r:id="rId7" w:history="1">
-        <w:r>
-          <w:rPr>
-            <w:rStyle w:val="Hyperlink"/>
-            <w:lang w:val="en-US"/>
-          </w:rPr>
-          <w:t>Spellbook Demonslayers</w:t>
-        </w:r>
-      </w:hyperlink>
-    </w:p>
-    <w:p>
-      <w:pPr>
-        <w:pStyle w:val="ListParagraph"/>
-        <w:numPr>
-          <w:ilvl w:val="0"/>
-          <w:numId w:val="1"/>
-        </w:numPr>
-        <w:rPr>
-          <w:lang w:val="en-US"/>
-        </w:rPr>
-      </w:pPr>
-      <w:hyperlink r:id="rId8" w:history="1">
-        <w:r>
-          <w:rPr>
-            <w:rStyle w:val="Hyperlink"/>
-            <w:lang w:val="en-US"/>
-          </w:rPr>
-          <w:t>Brotato</w:t>
-        </w:r>
-      </w:hyperlink>
-    </w:p>
-    <w:p>
-      <w:pPr>
-        <w:pStyle w:val="ListParagraph"/>
-        <w:numPr>
-          <w:ilvl w:val="0"/>
-          <w:numId w:val="1"/>
-        </w:numPr>
-        <w:rPr>
-          <w:lang w:val="en-US"/>
-        </w:rPr>
-      </w:pPr>
-      <w:hyperlink r:id="rId9" w:history="1">
-        <w:r>
-          <w:rPr>
-            <w:rStyle w:val="Hyperlink"/>
-            <w:lang w:val="en-US"/>
-          </w:rPr>
-          <w:t>Soulstone Survivors</w:t>
-        </w:r>
-      </w:hyperlink>
-    </w:p>
-    <w:p>
-      <w:pPr>
-        <w:rPr>
-          <w:lang w:val="en-US"/>
-        </w:rPr>
-      </w:pPr>
-      <w:r>
-        <w:rPr>
-          <w:lang w:val="en-US"/>
-        </w:rPr>
-        <w:t>In brief, t</w:t>
-      </w:r>
-      <w:r>
-        <w:rPr>
-          <w:lang w:val="en-US"/>
-        </w:rPr>
-        <w:t>he parent genre Roguelike is characterized by:</w:t>
-      </w:r>
-    </w:p>
-    <w:p>
-      <w:pPr>
-        <w:pStyle w:val="ListParagraph"/>
-        <w:numPr>
-          <w:ilvl w:val="0"/>
-          <w:numId w:val="3"/>
-        </w:numPr>
-        <w:rPr>
-          <w:lang w:val="en-US"/>
-        </w:rPr>
-      </w:pPr>
-      <w:r>
-        <w:rPr>
-          <w:lang w:val="en-US"/>
-        </w:rPr>
-        <w:t>The game is fairly short and very random and is meant to be played all the way through multiple times.</w:t>
-      </w:r>
-    </w:p>
-    <w:p>
-      <w:pPr>
-        <w:pStyle w:val="ListParagraph"/>
-        <w:numPr>
-          <w:ilvl w:val="0"/>
-          <w:numId w:val="3"/>
-        </w:numPr>
-        <w:rPr>
-          <w:lang w:val="en-US"/>
-        </w:rPr>
-      </w:pPr>
-      <w:r>
-        <w:rPr>
-          <w:lang w:val="en-US"/>
-        </w:rPr>
-        <w:t>There are no checkpoints- if you lose you must start a new game.</w:t>
-      </w:r>
-    </w:p>
-    <w:p>
-      <w:pPr>
-        <w:pStyle w:val="ListParagraph"/>
-        <w:numPr>
-          <w:ilvl w:val="0"/>
-          <w:numId w:val="3"/>
-        </w:numPr>
-        <w:rPr>
-          <w:lang w:val="en-US"/>
-        </w:rPr>
-      </w:pPr>
-      <w:r>
-        <w:rPr>
-          <w:lang w:val="en-US"/>
-        </w:rPr>
-        <w:t>The core game is often wrapped in another content layer that offers some persistent elements, such as achievements or unlocks. Also known as meta-progression.</w:t>
-      </w:r>
-    </w:p>
-    <w:p>
-      <w:pPr>
-        <w:pStyle w:val="ListParagraph"/>
-        <w:numPr>
-          <w:ilvl w:val="1"/>
-          <w:numId w:val="3"/>
-        </w:numPr>
-        <w:rPr>
-          <w:lang w:val="en-US"/>
-        </w:rPr>
-      </w:pPr>
-      <w:r>
-        <w:rPr>
-          <w:lang w:val="en-US"/>
-        </w:rPr>
-        <w:t xml:space="preserve">A full playthrough of the core game is usually called a “run” to distinguish from </w:t>
-      </w:r>
-      <w:r>
-        <w:rPr>
-          <w:lang w:val="en-US"/>
-        </w:rPr>
-        <w:t>a full playthrough of the wrapper.</w:t>
-      </w:r>
-    </w:p>
-    <w:p>
-      <w:pPr>
-        <w:rPr>
-          <w:lang w:val="en-US"/>
-        </w:rPr>
-      </w:pPr>
-      <w:r>
-        <w:rPr>
-          <w:lang w:val="en-US"/>
-        </w:rPr>
-        <w:t>Nearly all survivor-likes have the following elements:</w:t>
-      </w:r>
-    </w:p>
-    <w:p>
-      <w:pPr>
-        <w:pStyle w:val="ListParagraph"/>
-        <w:numPr>
-          <w:ilvl w:val="0"/>
-          <w:numId w:val="2"/>
-        </w:numPr>
-        <w:rPr>
-          <w:lang w:val="en-US"/>
-        </w:rPr>
-      </w:pPr>
-      <w:r>
-        <w:rPr>
-          <w:lang w:val="en-US"/>
-        </w:rPr>
-        <w:t>Singleplayer</w:t>
-      </w:r>
-    </w:p>
-    <w:p>
-      <w:pPr>
-        <w:pStyle w:val="ListParagraph"/>
-        <w:numPr>
-          <w:ilvl w:val="0"/>
-          <w:numId w:val="2"/>
-        </w:numPr>
-        <w:rPr>
-          <w:lang w:val="en-US"/>
-        </w:rPr>
-      </w:pPr>
-      <w:r>
-        <w:rPr>
-          <w:lang w:val="en-US"/>
-        </w:rPr>
-        <w:t>Action</w:t>
-      </w:r>
-    </w:p>
-    <w:p>
-      <w:pPr>
-        <w:pStyle w:val="ListParagraph"/>
-        <w:numPr>
-          <w:ilvl w:val="0"/>
-          <w:numId w:val="2"/>
-        </w:numPr>
-        <w:rPr>
-          <w:lang w:val="en-US"/>
-        </w:rPr>
-      </w:pPr>
-      <w:r>
-        <w:rPr>
-          <w:lang w:val="en-US"/>
-        </w:rPr>
-        <w:t>Top-down camera with player character locked in the center of the screen</w:t>
-      </w:r>
-    </w:p>
-    <w:p>
-      <w:pPr>
-        <w:pStyle w:val="ListParagraph"/>
-        <w:numPr>
-          <w:ilvl w:val="0"/>
-          <w:numId w:val="2"/>
-        </w:numPr>
-        <w:rPr>
-          <w:lang w:val="en-US"/>
-        </w:rPr>
-      </w:pPr>
-      <w:r>
-        <w:rPr>
-          <w:lang w:val="en-US"/>
-        </w:rPr>
-        <w:t>Runs take place in an arena</w:t>
-      </w:r>
-    </w:p>
-    <w:p>
-      <w:pPr>
-        <w:pStyle w:val="ListParagraph"/>
-        <w:numPr>
-          <w:ilvl w:val="0"/>
-          <w:numId w:val="2"/>
-        </w:numPr>
-        <w:rPr>
-          <w:lang w:val="en-US"/>
-        </w:rPr>
-      </w:pPr>
-      <w:r>
-        <w:rPr>
-          <w:lang w:val="en-US"/>
-        </w:rPr>
-        <w:t>Run lengths of 20-40 minutes</w:t>
-      </w:r>
-    </w:p>
-    <w:p>
-      <w:pPr>
-        <w:pStyle w:val="ListParagraph"/>
-        <w:numPr>
-          <w:ilvl w:val="0"/>
-          <w:numId w:val="2"/>
-        </w:numPr>
-        <w:rPr>
-          <w:lang w:val="en-US"/>
-        </w:rPr>
-      </w:pPr>
-      <w:r>
-        <w:rPr>
-          <w:lang w:val="en-US"/>
-        </w:rPr>
-        <w:t>The primary goal of the run is to survive until some condition is met (time, kills, etc.)</w:t>
-      </w:r>
-    </w:p>
-    <w:p>
-      <w:pPr>
-        <w:pStyle w:val="ListParagraph"/>
-        <w:numPr>
-          <w:ilvl w:val="0"/>
-          <w:numId w:val="2"/>
-        </w:numPr>
-        <w:rPr>
-          <w:lang w:val="en-US"/>
-        </w:rPr>
-      </w:pPr>
-      <w:r>
-        <w:rPr>
-          <w:lang w:val="en-US"/>
-        </w:rPr>
-        <w:t xml:space="preserve">Hordes of enemies </w:t>
-      </w:r>
-      <w:r>
-        <w:rPr>
-          <w:lang w:val="en-US"/>
-        </w:rPr>
-        <w:t>spawn continuously and move towards you.</w:t>
-      </w:r>
-    </w:p>
-    <w:p>
-      <w:pPr>
-        <w:pStyle w:val="ListParagraph"/>
-        <w:numPr>
-          <w:ilvl w:val="0"/>
-          <w:numId w:val="2"/>
-        </w:numPr>
-        <w:rPr>
-          <w:lang w:val="en-US"/>
-        </w:rPr>
-      </w:pPr>
-      <w:r>
-        <w:rPr>
-          <w:lang w:val="en-US"/>
-        </w:rPr>
-        <w:t>Enemies get stronger over time.</w:t>
-      </w:r>
-    </w:p>
-    <w:p>
-      <w:pPr>
-        <w:pStyle w:val="ListParagraph"/>
-        <w:numPr>
-          <w:ilvl w:val="0"/>
-          <w:numId w:val="2"/>
-        </w:numPr>
-        <w:rPr>
-          <w:lang w:val="en-US"/>
-        </w:rPr>
-      </w:pPr>
-      <w:r>
-        <w:rPr>
-          <w:lang w:val="en-US"/>
-        </w:rPr>
-        <w:t>The typical way to survive is to kill enemies as fast as they spawn.</w:t>
-      </w:r>
-    </w:p>
-    <w:p>
-      <w:pPr>
-        <w:pStyle w:val="ListParagraph"/>
-        <w:numPr>
-          <w:ilvl w:val="0"/>
-          <w:numId w:val="2"/>
-        </w:numPr>
-        <w:rPr>
-          <w:lang w:val="en-US"/>
-        </w:rPr>
-      </w:pPr>
-      <w:r>
-        <w:rPr>
-          <w:lang w:val="en-US"/>
-        </w:rPr>
-        <w:t>Enemies drop experience shards on death, scaling with their strength.</w:t>
-      </w:r>
-    </w:p>
-    <w:p>
-      <w:pPr>
-        <w:pStyle w:val="ListParagraph"/>
-        <w:numPr>
-          <w:ilvl w:val="0"/>
-          <w:numId w:val="2"/>
-        </w:numPr>
-        <w:rPr>
-          <w:lang w:val="en-US"/>
-        </w:rPr>
-      </w:pPr>
-      <w:r>
-        <w:rPr>
-          <w:lang w:val="en-US"/>
-        </w:rPr>
-        <w:t>Collecting experience shards lets you level up (experience required increases with level). This is the primary way to get stronger.</w:t>
-      </w:r>
-    </w:p>
-    <w:p>
-      <w:pPr>
-        <w:pStyle w:val="ListParagraph"/>
-        <w:numPr>
-          <w:ilvl w:val="1"/>
-          <w:numId w:val="2"/>
-        </w:numPr>
-        <w:rPr>
-          <w:lang w:val="en-US"/>
-        </w:rPr>
-      </w:pPr>
-      <w:r>
-        <w:rPr>
-          <w:lang w:val="en-US"/>
-        </w:rPr>
-        <w:t xml:space="preserve">When levelling up, you are presented with </w:t>
-      </w:r>
-      <w:r>
-        <w:rPr>
-          <w:lang w:val="en-US"/>
-        </w:rPr>
-        <w:t xml:space="preserve">a choice of </w:t>
-      </w:r>
-      <w:r>
-        <w:rPr>
-          <w:lang w:val="en-US"/>
-        </w:rPr>
-        <w:t>~3 upgrades randomly drawn from a pool of dozens to hundreds of weapons and passive abilities.</w:t>
-      </w:r>
-    </w:p>
-    <w:p>
-      <w:pPr>
-        <w:pStyle w:val="ListParagraph"/>
-        <w:numPr>
-          <w:ilvl w:val="0"/>
-          <w:numId w:val="2"/>
-        </w:numPr>
-        <w:rPr>
-          <w:lang w:val="en-US"/>
-        </w:rPr>
-      </w:pPr>
-      <w:r>
-        <w:rPr>
-          <w:lang w:val="en-US"/>
-        </w:rPr>
-        <w:lastRenderedPageBreak/>
-        <w:t xml:space="preserve">You start with 1-2 weapons, which trigger automatically on a timer. Through levelling up you can acquire a few more weapons, typically about 6 total. </w:t>
-      </w:r>
-    </w:p>
-    <w:p>
-      <w:pPr>
-        <w:pStyle w:val="ListParagraph"/>
-        <w:numPr>
-          <w:ilvl w:val="0"/>
-          <w:numId w:val="2"/>
-        </w:numPr>
-        <w:rPr>
-          <w:lang w:val="en-US"/>
-        </w:rPr>
-      </w:pPr>
-      <w:r>
-        <w:rPr>
-          <w:lang w:val="en-US"/>
-        </w:rPr>
-        <w:t>Weapons can be upgraded individually.</w:t>
-      </w:r>
-    </w:p>
-    <w:p>
-      <w:pPr>
-        <w:jc w:val="center"/>
+        <w:t>). If you give me only some of what I need, I’ll still give you what I think is fair compensation.</w:t>
+      </w:r>
+    </w:p>
+    <w:p>
+      <w:pPr>
+        <w:rPr>
+          <w:lang w:val="en-US"/>
+        </w:rPr>
+      </w:pPr>
+      <w:r>
+        <w:rPr>
+          <w:lang w:val="en-US"/>
+        </w:rPr>
+        <w:t xml:space="preserve">I understand that miscommunications occur, life gets in the way, all that. I don’t expect this project to be smooth sailing all the way through for anybody. Even if you only give me like 75% of what I asked for I’ll still probably give you the full 25% </w:t>
+      </w:r>
+      <w:r>
+        <w:rPr>
+          <w:lang w:val="en-US"/>
+        </w:rPr>
+        <w:t>as long as</w:t>
+      </w:r>
+      <w:r>
+        <w:rPr>
+          <w:lang w:val="en-US"/>
+        </w:rPr>
+        <w:t xml:space="preserve"> I’m convinced you aren’t deliberately trying to take advantage of me.</w:t>
+      </w:r>
+    </w:p>
+    <w:p>
+      <w:pPr>
+        <w:rPr>
+          <w:lang w:val="en-US"/>
+        </w:rPr>
+      </w:pPr>
+      <w:r>
+        <w:rPr>
+          <w:lang w:val="en-US"/>
+        </w:rPr>
+        <w:t>If all this wishy-washy subjective trust-based stuff bothers you, we can try to iron it out in more concrete terms.</w:t>
+      </w:r>
+    </w:p>
+    <w:p>
+      <w:pPr>
         <w:rPr>
           <w:lang w:val="en-US"/>
         </w:rPr>
@@ -2320,356 +1807,82 @@
           <w:lang w:val="en-US"/>
         </w:rPr>
       </w:pPr>
-      <w:bookmarkStart w:id="6" w:name="_Toc222492482"/>
-      <w:r>
-        <w:rPr>
-          <w:lang w:val="en-US"/>
-        </w:rPr>
-        <w:t>Details Specific to this Game</w:t>
-      </w:r>
-      <w:bookmarkEnd w:id="6"/>
-    </w:p>
-    <w:p>
-      <w:pPr>
-        <w:rPr>
-          <w:lang w:val="en-US"/>
-        </w:rPr>
-      </w:pPr>
-      <w:r>
-        <w:rPr>
-          <w:lang w:val="en-US"/>
-        </w:rPr>
-        <w:t>This is still very much a work in progress, but I do have some ideas about how to give this game its own identity:</w:t>
-      </w:r>
-    </w:p>
-    <w:p>
-      <w:pPr>
-        <w:pStyle w:val="ListParagraph"/>
-        <w:numPr>
-          <w:ilvl w:val="0"/>
-          <w:numId w:val="9"/>
-        </w:numPr>
-        <w:rPr>
-          <w:lang w:val="en-US"/>
-        </w:rPr>
-      </w:pPr>
-      <w:r>
-        <w:rPr>
-          <w:lang w:val="en-US"/>
-        </w:rPr>
-        <w:t>The meta progression will be primarily unlock based</w:t>
-      </w:r>
-    </w:p>
-    <w:p>
-      <w:pPr>
-        <w:pStyle w:val="ListParagraph"/>
-        <w:numPr>
-          <w:ilvl w:val="1"/>
-          <w:numId w:val="9"/>
-        </w:numPr>
-        <w:rPr>
-          <w:lang w:val="en-US"/>
-        </w:rPr>
-      </w:pPr>
-      <w:r>
-        <w:rPr>
-          <w:lang w:val="en-US"/>
-        </w:rPr>
-        <w:t>C</w:t>
-      </w:r>
-      <w:r>
-        <w:rPr>
-          <w:lang w:val="en-US"/>
-        </w:rPr>
-        <w:t>ompleting objectives during your runs will unlock new weapons, passives, maps, etc.</w:t>
-      </w:r>
-    </w:p>
-    <w:p>
-      <w:pPr>
-        <w:pStyle w:val="ListParagraph"/>
-        <w:numPr>
-          <w:ilvl w:val="1"/>
-          <w:numId w:val="9"/>
-        </w:numPr>
-        <w:rPr>
-          <w:lang w:val="en-US"/>
-        </w:rPr>
-      </w:pPr>
-      <w:r>
-        <w:rPr>
-          <w:lang w:val="en-US"/>
-        </w:rPr>
-        <w:t>Each character will have their own unlocks for completing objectives while playing as them.</w:t>
-      </w:r>
-    </w:p>
-    <w:p>
-      <w:pPr>
-        <w:pStyle w:val="ListParagraph"/>
-        <w:numPr>
-          <w:ilvl w:val="2"/>
-          <w:numId w:val="9"/>
-        </w:numPr>
-        <w:rPr>
-          <w:lang w:val="en-US"/>
-        </w:rPr>
-      </w:pPr>
-      <w:r>
-        <w:rPr>
-          <w:lang w:val="en-US"/>
-        </w:rPr>
-        <w:t>Similar to the marks in Binding of Isaac</w:t>
-      </w:r>
-    </w:p>
-    <w:p>
-      <w:pPr>
-        <w:pStyle w:val="ListParagraph"/>
-        <w:numPr>
-          <w:ilvl w:val="0"/>
-          <w:numId w:val="9"/>
-        </w:numPr>
-        <w:rPr>
-          <w:lang w:val="en-US"/>
-        </w:rPr>
-      </w:pPr>
-      <w:r>
-        <w:rPr>
-          <w:lang w:val="en-US"/>
-        </w:rPr>
-        <w:t>The game will be very difficult</w:t>
-      </w:r>
-    </w:p>
-    <w:p>
-      <w:pPr>
-        <w:pStyle w:val="ListParagraph"/>
-        <w:numPr>
-          <w:ilvl w:val="1"/>
-          <w:numId w:val="9"/>
-        </w:numPr>
-        <w:rPr>
-          <w:lang w:val="en-US"/>
-        </w:rPr>
-      </w:pPr>
-      <w:r>
-        <w:rPr>
-          <w:lang w:val="en-US"/>
-        </w:rPr>
-        <w:t>A lot of Survivor-likes are easy enough to beat within 3 or so tries after installing the game. That is boring imho.</w:t>
-      </w:r>
-    </w:p>
-    <w:p>
-      <w:pPr>
-        <w:pStyle w:val="ListParagraph"/>
-        <w:numPr>
-          <w:ilvl w:val="1"/>
-          <w:numId w:val="9"/>
-        </w:numPr>
-        <w:rPr>
-          <w:lang w:val="en-US"/>
-        </w:rPr>
-      </w:pPr>
-      <w:r>
-        <w:rPr>
-          <w:lang w:val="en-US"/>
-        </w:rPr>
-        <w:t>Dying is intended to be fun.</w:t>
-      </w:r>
-    </w:p>
-    <w:p>
-      <w:pPr>
-        <w:pStyle w:val="ListParagraph"/>
-        <w:numPr>
-          <w:ilvl w:val="1"/>
-          <w:numId w:val="9"/>
-        </w:numPr>
-        <w:rPr>
-          <w:lang w:val="en-US"/>
-        </w:rPr>
-      </w:pPr>
-      <w:r>
-        <w:rPr>
-          <w:lang w:val="en-US"/>
-        </w:rPr>
-        <w:t>Getting better at the game will not feel pointless.</w:t>
-      </w:r>
-    </w:p>
-    <w:p>
-      <w:pPr>
-        <w:pStyle w:val="ListParagraph"/>
-        <w:numPr>
-          <w:ilvl w:val="1"/>
-          <w:numId w:val="9"/>
-        </w:numPr>
-        <w:rPr>
-          <w:lang w:val="en-US"/>
-        </w:rPr>
-      </w:pPr>
-      <w:r>
-        <w:rPr>
-          <w:lang w:val="en-US"/>
-        </w:rPr>
-        <w:t>100%ing the meta-progression will not trivialize the challenge.</w:t>
-      </w:r>
-    </w:p>
-    <w:p>
-      <w:pPr>
-        <w:pStyle w:val="ListParagraph"/>
-        <w:numPr>
-          <w:ilvl w:val="0"/>
-          <w:numId w:val="9"/>
-        </w:numPr>
-        <w:rPr>
-          <w:lang w:val="en-US"/>
-        </w:rPr>
-      </w:pPr>
-      <w:r>
-        <w:rPr>
-          <w:lang w:val="en-US"/>
-        </w:rPr>
-        <w:t>Different playable characters will have interesting and unique abilities.</w:t>
-      </w:r>
-    </w:p>
-    <w:p>
-      <w:pPr>
-        <w:pStyle w:val="ListParagraph"/>
-        <w:numPr>
-          <w:ilvl w:val="0"/>
-          <w:numId w:val="9"/>
-        </w:numPr>
-        <w:rPr>
-          <w:lang w:val="en-US"/>
-        </w:rPr>
-      </w:pPr>
-      <w:r>
-        <w:rPr>
-          <w:lang w:val="en-US"/>
-        </w:rPr>
-        <w:t>Rather dramatic theme/feel</w:t>
-      </w:r>
-    </w:p>
-    <w:p>
-      <w:pPr>
-        <w:pStyle w:val="ListParagraph"/>
-        <w:numPr>
-          <w:ilvl w:val="1"/>
-          <w:numId w:val="9"/>
-        </w:numPr>
-        <w:rPr>
-          <w:lang w:val="en-US"/>
-        </w:rPr>
-      </w:pPr>
-      <w:r>
-        <w:rPr>
-          <w:lang w:val="en-US"/>
-        </w:rPr>
-        <w:t>Flashy</w:t>
-      </w:r>
-    </w:p>
-    <w:p>
-      <w:pPr>
-        <w:pStyle w:val="ListParagraph"/>
-        <w:numPr>
-          <w:ilvl w:val="1"/>
-          <w:numId w:val="9"/>
-        </w:numPr>
-        <w:rPr>
-          <w:lang w:val="en-US"/>
-        </w:rPr>
-      </w:pPr>
-      <w:r>
-        <w:rPr>
-          <w:lang w:val="en-US"/>
-        </w:rPr>
-        <w:t>Bloody</w:t>
-      </w:r>
-    </w:p>
-    <w:p>
-      <w:pPr>
-        <w:pStyle w:val="ListParagraph"/>
-        <w:numPr>
-          <w:ilvl w:val="1"/>
-          <w:numId w:val="9"/>
-        </w:numPr>
-        <w:rPr>
-          <w:lang w:val="en-US"/>
-        </w:rPr>
-      </w:pPr>
-      <w:r>
-        <w:rPr>
-          <w:lang w:val="en-US"/>
-        </w:rPr>
-        <w:t>Sexy</w:t>
-      </w:r>
-    </w:p>
-    <w:p>
-      <w:pPr>
-        <w:pStyle w:val="ListParagraph"/>
-        <w:numPr>
-          <w:ilvl w:val="1"/>
-          <w:numId w:val="9"/>
-        </w:numPr>
-        <w:rPr>
-          <w:lang w:val="en-US"/>
-        </w:rPr>
-      </w:pPr>
-      <w:r>
-        <w:rPr>
-          <w:lang w:val="en-US"/>
-        </w:rPr>
-        <w:t>Similar theme to Bayonetta and Devil May Cry</w:t>
-      </w:r>
-    </w:p>
-    <w:p>
-      <w:pPr>
-        <w:pStyle w:val="ListParagraph"/>
-        <w:numPr>
-          <w:ilvl w:val="0"/>
-          <w:numId w:val="9"/>
-        </w:numPr>
-        <w:rPr>
-          <w:lang w:val="en-US"/>
-        </w:rPr>
-      </w:pPr>
-      <w:r>
-        <w:rPr>
-          <w:lang w:val="en-US"/>
-        </w:rPr>
-        <w:t>Evolution mechanic</w:t>
-      </w:r>
-    </w:p>
-    <w:p>
-      <w:pPr>
-        <w:pStyle w:val="ListParagraph"/>
-        <w:numPr>
-          <w:ilvl w:val="1"/>
-          <w:numId w:val="9"/>
-        </w:numPr>
-        <w:rPr>
-          <w:lang w:val="en-US"/>
-        </w:rPr>
-      </w:pPr>
-      <w:r>
-        <w:rPr>
-          <w:lang w:val="en-US"/>
-        </w:rPr>
-        <w:t>Many Survivor-likes (including Vampire Survivors) feature weapon evolutions: you reach a certain condition, and you can upgrade your weapon into a new form that is not only better, but behaves rather differently too!</w:t>
-      </w:r>
-    </w:p>
-    <w:p>
-      <w:pPr>
-        <w:pStyle w:val="ListParagraph"/>
-        <w:numPr>
-          <w:ilvl w:val="1"/>
-          <w:numId w:val="9"/>
-        </w:numPr>
-        <w:rPr>
-          <w:lang w:val="en-US"/>
-        </w:rPr>
-      </w:pPr>
-      <w:r>
-        <w:rPr>
-          <w:lang w:val="en-US"/>
-        </w:rPr>
-        <w:t>This game will have an evolution mechanic, but hopefully a bit more of a sophisticated one, like BallxPit’s “combination” mechanic.</w:t>
+      <w:bookmarkStart w:id="5" w:name="_Toc222574260"/>
+      <w:r>
+        <w:rPr>
+          <w:lang w:val="en-US"/>
+        </w:rPr>
+        <w:t>Legal Stuff and</w:t>
+      </w:r>
+      <w:r>
+        <w:rPr>
+          <w:lang w:val="en-US"/>
+        </w:rPr>
+        <w:t xml:space="preserve"> Profit</w:t>
+      </w:r>
+      <w:r>
+        <w:rPr>
+          <w:lang w:val="en-US"/>
+        </w:rPr>
+        <w:t xml:space="preserve"> Distribution Logistics</w:t>
+      </w:r>
+      <w:bookmarkEnd w:id="5"/>
+    </w:p>
+    <w:p>
+      <w:pPr>
+        <w:rPr>
+          <w:lang w:val="en-US"/>
+        </w:rPr>
+      </w:pPr>
+      <w:r>
+        <w:rPr>
+          <w:lang w:val="en-US"/>
+        </w:rPr>
+        <w:t xml:space="preserve">Because (a) I do not own a corporation and (b) I am not a lawyer, you’re collaborating on this project at your own </w:t>
+      </w:r>
+      <w:r>
+        <w:rPr>
+          <w:lang w:val="en-US"/>
+        </w:rPr>
+        <w:t>financial/</w:t>
+      </w:r>
+      <w:r>
+        <w:rPr>
+          <w:lang w:val="en-US"/>
+        </w:rPr>
+        <w:t xml:space="preserve">legal risk. It is my understanding that </w:t>
+      </w:r>
+      <w:r>
+        <w:rPr>
+          <w:lang w:val="en-US"/>
+        </w:rPr>
+        <w:t>we are to consider revenue from this project as “self-employed” revenue for taxes, though of course it varies based on where you live.</w:t>
+      </w:r>
+    </w:p>
+    <w:p>
+      <w:pPr>
+        <w:rPr>
+          <w:lang w:val="en-US"/>
+        </w:rPr>
+      </w:pPr>
+      <w:r>
+        <w:rPr>
+          <w:lang w:val="en-US"/>
+        </w:rPr>
+        <w:t>The easiest way to distribute profits for me would be to just Venmo the art person/audio person their share at a standard interval- I believe Steam pays monthly so a monthly interval would make sense. If you want me to check outside of the interval to see if there’s any money waiting for you that’s fine, I just don’t want to check every day.</w:t>
+      </w:r>
+    </w:p>
+    <w:p>
+      <w:pPr>
+        <w:rPr>
+          <w:lang w:val="en-US"/>
+        </w:rPr>
+      </w:pPr>
+      <w:r>
+        <w:rPr>
+          <w:lang w:val="en-US"/>
+        </w:rPr>
+        <w:t>If you’re not comfortable trusting a stranger with your money, I totally understand that. We can try and work something else out, maybe a legal contract or maybe even Steam can handle it for us. I haven’t done the research to know all the options but I’m sure we can find a method that everyone’s happy with.</w:t>
       </w:r>
     </w:p>
     <w:p>
@@ -2687,394 +1900,52 @@
           <w:lang w:val="en-US"/>
         </w:rPr>
       </w:pPr>
-      <w:bookmarkStart w:id="7" w:name="_Toc222492483"/>
+      <w:bookmarkStart w:id="6" w:name="_Toc222574261"/>
       <w:r>
         <w:rPr>
           <w:lang w:val="en-US"/>
         </w:rPr>
         <w:lastRenderedPageBreak/>
-        <w:t>What I Expect – Audio</w:t>
+        <w:t xml:space="preserve">What I Expect </w:t>
+      </w:r>
+      <w:r>
+        <w:rPr>
+          <w:lang w:val="en-US"/>
+        </w:rPr>
+        <w:t>From You</w:t>
+      </w:r>
+      <w:bookmarkEnd w:id="6"/>
+    </w:p>
+    <w:p>
+      <w:pPr>
+        <w:pStyle w:val="Heading3"/>
+        <w:rPr>
+          <w:lang w:val="en-US"/>
+        </w:rPr>
+      </w:pPr>
+      <w:bookmarkStart w:id="7" w:name="_Toc222574262"/>
+      <w:r>
+        <w:rPr>
+          <w:lang w:val="en-US"/>
+        </w:rPr>
+        <w:t xml:space="preserve">General </w:t>
+      </w:r>
+      <w:r>
+        <w:rPr>
+          <w:lang w:val="en-US"/>
+        </w:rPr>
+        <w:t>Arts</w:t>
+      </w:r>
+      <w:r>
+        <w:rPr>
+          <w:lang w:val="en-US"/>
+        </w:rPr>
+        <w:t>tyle</w:t>
       </w:r>
       <w:bookmarkEnd w:id="7"/>
     </w:p>
     <w:p>
       <w:pPr>
-        <w:pStyle w:val="Heading3"/>
-        <w:rPr>
-          <w:lang w:val="en-US"/>
-        </w:rPr>
-      </w:pPr>
-      <w:bookmarkStart w:id="8" w:name="_Toc222492484"/>
-      <w:r>
-        <w:rPr>
-          <w:lang w:val="en-US"/>
-        </w:rPr>
-        <w:t>Vital Audio</w:t>
-      </w:r>
-      <w:bookmarkEnd w:id="8"/>
-    </w:p>
-    <w:p>
-      <w:pPr>
-        <w:rPr>
-          <w:lang w:val="en-US"/>
-        </w:rPr>
-      </w:pPr>
-      <w:r>
-        <w:rPr>
-          <w:lang w:val="en-US"/>
-        </w:rPr>
-        <w:t>This is the bare minimum I’m happy releasing the game with. How much more you do is really up to you and I guess depends on how much work you can get done by the time I finish coding. If you need another few weeks or something then that’s fine of course.</w:t>
-      </w:r>
-    </w:p>
-    <w:p>
-      <w:pPr>
-        <w:pStyle w:val="ListParagraph"/>
-        <w:numPr>
-          <w:ilvl w:val="0"/>
-          <w:numId w:val="14"/>
-        </w:numPr>
-        <w:rPr>
-          <w:lang w:val="en-US"/>
-        </w:rPr>
-      </w:pPr>
-      <w:r>
-        <w:rPr>
-          <w:lang w:val="en-US"/>
-        </w:rPr>
-        <w:t>At least one main combat theme</w:t>
-      </w:r>
-    </w:p>
-    <w:p>
-      <w:pPr>
-        <w:pStyle w:val="ListParagraph"/>
-        <w:numPr>
-          <w:ilvl w:val="0"/>
-          <w:numId w:val="14"/>
-        </w:numPr>
-        <w:rPr>
-          <w:lang w:val="en-US"/>
-        </w:rPr>
-      </w:pPr>
-      <w:r>
-        <w:rPr>
-          <w:lang w:val="en-US"/>
-        </w:rPr>
-        <w:t>SFX for weapons</w:t>
-      </w:r>
-    </w:p>
-    <w:p>
-      <w:pPr>
-        <w:pStyle w:val="ListParagraph"/>
-        <w:numPr>
-          <w:ilvl w:val="1"/>
-          <w:numId w:val="14"/>
-        </w:numPr>
-        <w:rPr>
-          <w:lang w:val="en-US"/>
-        </w:rPr>
-      </w:pPr>
-      <w:r>
-        <w:rPr>
-          <w:lang w:val="en-US"/>
-        </w:rPr>
-        <w:t>I haven’t thoroughly designed any weapons yet, so you’d probably need to hold off on that.</w:t>
-      </w:r>
-    </w:p>
-    <w:p>
-      <w:pPr>
-        <w:pStyle w:val="ListParagraph"/>
-        <w:numPr>
-          <w:ilvl w:val="0"/>
-          <w:numId w:val="14"/>
-        </w:numPr>
-        <w:rPr>
-          <w:lang w:val="en-US"/>
-        </w:rPr>
-      </w:pPr>
-      <w:r>
-        <w:rPr>
-          <w:lang w:val="en-US"/>
-        </w:rPr>
-        <w:t>SFX for menu actions</w:t>
-      </w:r>
-    </w:p>
-    <w:p>
-      <w:pPr>
-        <w:pStyle w:val="ListParagraph"/>
-        <w:numPr>
-          <w:ilvl w:val="1"/>
-          <w:numId w:val="14"/>
-        </w:numPr>
-        <w:rPr>
-          <w:lang w:val="en-US"/>
-        </w:rPr>
-      </w:pPr>
-      <w:r>
-        <w:rPr>
-          <w:lang w:val="en-US"/>
-        </w:rPr>
-        <w:t>Not every menu action needs a sound, but maybe changing from one menu to another, saving the game, and starting a new run.</w:t>
-      </w:r>
-    </w:p>
-    <w:p>
-      <w:pPr>
-        <w:pStyle w:val="ListParagraph"/>
-        <w:numPr>
-          <w:ilvl w:val="0"/>
-          <w:numId w:val="14"/>
-        </w:numPr>
-        <w:rPr>
-          <w:lang w:val="en-US"/>
-        </w:rPr>
-      </w:pPr>
-      <w:r>
-        <w:rPr>
-          <w:lang w:val="en-US"/>
-        </w:rPr>
-        <w:t>SFX for taking damage, dying, and levelling up</w:t>
-      </w:r>
-    </w:p>
-    <w:p>
-      <w:pPr>
-        <w:pStyle w:val="ListParagraph"/>
-        <w:numPr>
-          <w:ilvl w:val="1"/>
-          <w:numId w:val="14"/>
-        </w:numPr>
-        <w:rPr>
-          <w:lang w:val="en-US"/>
-        </w:rPr>
-      </w:pPr>
-      <w:r>
-        <w:rPr>
-          <w:lang w:val="en-US"/>
-        </w:rPr>
-        <w:t>You could probably start the main combat theme right now.</w:t>
-      </w:r>
-    </w:p>
-    <w:p>
-      <w:pPr>
-        <w:pStyle w:val="ListParagraph"/>
-        <w:numPr>
-          <w:ilvl w:val="2"/>
-          <w:numId w:val="14"/>
-        </w:numPr>
-        <w:rPr>
-          <w:lang w:val="en-US"/>
-        </w:rPr>
-      </w:pPr>
-      <w:r>
-        <w:rPr>
-          <w:lang w:val="en-US"/>
-        </w:rPr>
-        <w:t xml:space="preserve">My favorite music genre is metal, and while it’s not everyone’s cup of tea, I think it would fit the theme of this game well. </w:t>
-      </w:r>
-    </w:p>
-    <w:p>
-      <w:pPr>
-        <w:pStyle w:val="ListParagraph"/>
-        <w:numPr>
-          <w:ilvl w:val="2"/>
-          <w:numId w:val="14"/>
-        </w:numPr>
-        <w:rPr>
-          <w:lang w:val="en-US"/>
-        </w:rPr>
-      </w:pPr>
-      <w:r>
-        <w:rPr>
-          <w:lang w:val="en-US"/>
-        </w:rPr>
-        <w:t>Vocals in video games is unusual in general but I’m not opposed to it. Female vocals preferred.</w:t>
-      </w:r>
-    </w:p>
-    <w:p>
-      <w:pPr>
-        <w:pStyle w:val="ListParagraph"/>
-        <w:numPr>
-          <w:ilvl w:val="2"/>
-          <w:numId w:val="14"/>
-        </w:numPr>
-        <w:rPr>
-          <w:lang w:val="en-US"/>
-        </w:rPr>
-      </w:pPr>
-      <w:r>
-        <w:rPr>
-          <w:lang w:val="en-US"/>
-        </w:rPr>
-        <w:t>If you would prefer a different music genre then I’ll consider it!</w:t>
-      </w:r>
-    </w:p>
-    <w:p>
-      <w:pPr>
-        <w:pStyle w:val="Heading3"/>
-        <w:rPr>
-          <w:lang w:val="en-US"/>
-        </w:rPr>
-      </w:pPr>
-      <w:bookmarkStart w:id="9" w:name="_Toc222492485"/>
-      <w:r>
-        <w:rPr>
-          <w:lang w:val="en-US"/>
-        </w:rPr>
-        <w:t>More Audio</w:t>
-      </w:r>
-      <w:bookmarkEnd w:id="9"/>
-    </w:p>
-    <w:p>
-      <w:pPr>
-        <w:pStyle w:val="ListParagraph"/>
-        <w:numPr>
-          <w:ilvl w:val="0"/>
-          <w:numId w:val="15"/>
-        </w:numPr>
-        <w:rPr>
-          <w:lang w:val="en-US"/>
-        </w:rPr>
-      </w:pPr>
-      <w:r>
-        <w:rPr>
-          <w:lang w:val="en-US"/>
-        </w:rPr>
-        <w:t>A menu theme would be nice. Something that would play while doing menu things including:</w:t>
-      </w:r>
-    </w:p>
-    <w:p>
-      <w:pPr>
-        <w:pStyle w:val="ListParagraph"/>
-        <w:numPr>
-          <w:ilvl w:val="1"/>
-          <w:numId w:val="15"/>
-        </w:numPr>
-        <w:rPr>
-          <w:lang w:val="en-US"/>
-        </w:rPr>
-      </w:pPr>
-      <w:r>
-        <w:rPr>
-          <w:lang w:val="en-US"/>
-        </w:rPr>
-        <w:t>Browsing meta-progression menu (if there is one)</w:t>
-      </w:r>
-    </w:p>
-    <w:p>
-      <w:pPr>
-        <w:pStyle w:val="ListParagraph"/>
-        <w:numPr>
-          <w:ilvl w:val="1"/>
-          <w:numId w:val="15"/>
-        </w:numPr>
-        <w:rPr>
-          <w:lang w:val="en-US"/>
-        </w:rPr>
-      </w:pPr>
-      <w:r>
-        <w:rPr>
-          <w:lang w:val="en-US"/>
-        </w:rPr>
-        <w:t>Character select</w:t>
-      </w:r>
-    </w:p>
-    <w:p>
-      <w:pPr>
-        <w:pStyle w:val="ListParagraph"/>
-        <w:numPr>
-          <w:ilvl w:val="1"/>
-          <w:numId w:val="15"/>
-        </w:numPr>
-        <w:rPr>
-          <w:lang w:val="en-US"/>
-        </w:rPr>
-      </w:pPr>
-      <w:r>
-        <w:rPr>
-          <w:lang w:val="en-US"/>
-        </w:rPr>
-        <w:t>Stage select</w:t>
-      </w:r>
-    </w:p>
-    <w:p>
-      <w:pPr>
-        <w:pStyle w:val="ListParagraph"/>
-        <w:numPr>
-          <w:ilvl w:val="0"/>
-          <w:numId w:val="15"/>
-        </w:numPr>
-        <w:rPr>
-          <w:lang w:val="en-US"/>
-        </w:rPr>
-      </w:pPr>
-      <w:r>
-        <w:rPr>
-          <w:lang w:val="en-US"/>
-        </w:rPr>
-        <w:t>There will probably be 3-5 different maps (they won’t vary all that much) so a combat theme for each would be excellent</w:t>
-      </w:r>
-      <w:r>
-        <w:rPr>
-          <w:lang w:val="en-US"/>
-        </w:rPr>
-        <w:t>. Alternatively, just 1-2 alternative combat themes that are randomly substituted in to keep things fresh.</w:t>
-      </w:r>
-    </w:p>
-    <w:p>
-      <w:pPr>
-        <w:pStyle w:val="ListParagraph"/>
-        <w:numPr>
-          <w:ilvl w:val="0"/>
-          <w:numId w:val="15"/>
-        </w:numPr>
-        <w:rPr>
-          <w:lang w:val="en-US"/>
-        </w:rPr>
-      </w:pPr>
-      <w:r>
-        <w:rPr>
-          <w:lang w:val="en-US"/>
-        </w:rPr>
-        <w:t>Possibly an additional theme for boss fights.</w:t>
-      </w:r>
-    </w:p>
-    <w:p>
-      <w:pPr>
-        <w:rPr>
-          <w:lang w:val="en-US"/>
-        </w:rPr>
-      </w:pPr>
-      <w:r>
-        <w:rPr>
-          <w:lang w:val="en-US"/>
-        </w:rPr>
-        <w:t>I don’t need you to integrate the audio into the game, just .wav files is all I need!</w:t>
-      </w:r>
-    </w:p>
-    <w:p>
-      <w:pPr>
-        <w:rPr>
-          <w:lang w:val="en-US"/>
-        </w:rPr>
-      </w:pPr>
-    </w:p>
-    <w:p>
-      <w:pPr>
-        <w:pStyle w:val="Heading2"/>
-        <w:jc w:val="center"/>
-        <w:rPr>
-          <w:lang w:val="en-US"/>
-        </w:rPr>
-      </w:pPr>
-      <w:bookmarkStart w:id="10" w:name="_Toc222492486"/>
-      <w:r>
-        <w:rPr>
-          <w:lang w:val="en-US"/>
-        </w:rPr>
-        <w:t>What I Expect – Art</w:t>
-      </w:r>
-      <w:bookmarkEnd w:id="10"/>
-    </w:p>
-    <w:p>
-      <w:pPr>
         <w:rPr>
           <w:lang w:val="en-US"/>
         </w:rPr>
@@ -3085,7 +1956,7 @@
         </w:rPr>
         <w:t xml:space="preserve">Currently I’m expecting the graphics to be generally 16-bit (or pseudo hi-res) style pixel art, though a mix of pixel art and hi res splash art such as in </w:t>
       </w:r>
-      <w:hyperlink r:id="rId10" w:history="1">
+      <w:hyperlink r:id="rId7" w:history="1">
         <w:r>
           <w:rPr>
             <w:rStyle w:val="Hyperlink"/>
@@ -3111,7 +1982,6 @@
         <w:rPr>
           <w:lang w:val="en-US"/>
         </w:rPr>
-        <w:lastRenderedPageBreak/>
         <w:t>Games with this style of art include:</w:t>
       </w:r>
     </w:p>
@@ -3296,24 +2166,45 @@
         <w:rPr>
           <w:lang w:val="en-US"/>
         </w:rPr>
-        <w:t>For all of the sprites, I’ll send you details about them when they’re ready.</w:t>
+        <w:t>This style is my preference, but if there is another style that would be easier for you I may be ok with it.</w:t>
       </w:r>
     </w:p>
     <w:p>
       <w:pPr>
         <w:pStyle w:val="Heading3"/>
-        <w:rPr>
-          <w:lang w:val="en-US"/>
-        </w:rPr>
-      </w:pPr>
-      <w:bookmarkStart w:id="11" w:name="_Toc222492487"/>
-      <w:r>
-        <w:rPr>
-          <w:lang w:val="en-US"/>
-        </w:rPr>
+      </w:pPr>
+      <w:bookmarkStart w:id="8" w:name="_Toc222574263"/>
+      <w:r>
+        <w:t>Sprites</w:t>
+      </w:r>
+      <w:bookmarkEnd w:id="8"/>
+    </w:p>
+    <w:p>
+      <w:pPr>
+        <w:rPr>
+          <w:lang w:val="en-US"/>
+        </w:rPr>
+      </w:pPr>
+      <w:r>
+        <w:rPr>
+          <w:lang w:val="en-US"/>
+        </w:rPr>
+        <w:t>For all sprites, I’ll send you details about them when they’re ready</w:t>
+      </w:r>
+      <w:r>
+        <w:rPr>
+          <w:lang w:val="en-US"/>
+        </w:rPr>
+        <w:t>, unless you have an idea you’d like to work on.</w:t>
+      </w:r>
+    </w:p>
+    <w:p>
+      <w:pPr>
+        <w:pStyle w:val="Heading4"/>
+      </w:pPr>
+      <w:r>
         <w:t>Weapons</w:t>
       </w:r>
-      <w:bookmarkEnd w:id="11"/>
     </w:p>
     <w:p>
       <w:pPr>
@@ -3337,59 +2228,126 @@
         <w:rPr>
           <w:lang w:val="en-US"/>
         </w:rPr>
-        <w:t xml:space="preserve">, whether a sigil on the floor, a bullet, or a slash. </w:t>
-      </w:r>
-      <w:r>
-        <w:rPr>
-          <w:lang w:val="en-US"/>
-        </w:rPr>
-        <w:t>Some of them should preferably be animated, though I don’t expect more than like 5 frames. (I mean even smash ultimate only has like 5 frames for its attack animations.)</w:t>
-      </w:r>
-    </w:p>
-    <w:p>
-      <w:pPr>
-        <w:pStyle w:val="Heading3"/>
-        <w:rPr>
-          <w:lang w:val="en-US"/>
-        </w:rPr>
-      </w:pPr>
-      <w:bookmarkStart w:id="12" w:name="_Toc222492488"/>
+        <w:t xml:space="preserve">, whether a sigil on the floor, a bullet, or a </w:t>
+      </w:r>
+      <w:r>
+        <w:rPr>
+          <w:lang w:val="en-US"/>
+        </w:rPr>
+        <w:t xml:space="preserve">sword </w:t>
+      </w:r>
+      <w:r>
+        <w:rPr>
+          <w:lang w:val="en-US"/>
+        </w:rPr>
+        <w:t xml:space="preserve">slash. </w:t>
+      </w:r>
+      <w:r>
+        <w:rPr>
+          <w:lang w:val="en-US"/>
+        </w:rPr>
+        <w:t>Some of them should preferably be animated, though I don’t expect more than like 5 frames. (I mean even smash ultimate only has like 5 frames for</w:t>
+      </w:r>
+      <w:r>
+        <w:rPr>
+          <w:lang w:val="en-US"/>
+        </w:rPr>
+        <w:t xml:space="preserve"> some of</w:t>
+      </w:r>
+      <w:r>
+        <w:rPr>
+          <w:lang w:val="en-US"/>
+        </w:rPr>
+        <w:t xml:space="preserve"> its attack animations.)</w:t>
+      </w:r>
+    </w:p>
+    <w:p>
+      <w:pPr>
+        <w:pStyle w:val="Heading4"/>
+        <w:rPr>
+          <w:lang w:val="en-US"/>
+        </w:rPr>
+      </w:pPr>
       <w:r>
         <w:rPr>
           <w:lang w:val="en-US"/>
         </w:rPr>
         <w:t>Enemies</w:t>
       </w:r>
-      <w:bookmarkEnd w:id="12"/>
-    </w:p>
-    <w:p>
-      <w:pPr>
-        <w:rPr>
-          <w:lang w:val="en-US"/>
-        </w:rPr>
-      </w:pPr>
-      <w:r>
-        <w:rPr>
-          <w:lang w:val="en-US"/>
-        </w:rPr>
-        <w:t>Enemies each need their own sprites. I’m not sure how many enemy types I’ll have, maybe like 5-30, with at least 1-10 bosses. It depends on how much time you need to draw them and how much time it takes me to design them. Enemies can be pretty simplistic, as long as it matches the rest of the game’s artstyle.</w:t>
-      </w:r>
-    </w:p>
-    <w:p>
-      <w:pPr>
-        <w:pStyle w:val="Heading3"/>
-        <w:rPr>
-          <w:lang w:val="en-US"/>
-        </w:rPr>
-      </w:pPr>
-      <w:bookmarkStart w:id="13" w:name="_Toc222492489"/>
-      <w:r>
-        <w:rPr>
-          <w:lang w:val="en-US"/>
-        </w:rPr>
-        <w:t>Playable Characters</w:t>
-      </w:r>
-      <w:bookmarkEnd w:id="13"/>
+    </w:p>
+    <w:p>
+      <w:pPr>
+        <w:rPr>
+          <w:lang w:val="en-US"/>
+        </w:rPr>
+      </w:pPr>
+      <w:r>
+        <w:rPr>
+          <w:lang w:val="en-US"/>
+        </w:rPr>
+        <w:t xml:space="preserve">Enemies each need their own sprites. I’m not sure how many enemy types I’ll have, maybe like 5-30, with </w:t>
+      </w:r>
+      <w:r>
+        <w:rPr>
+          <w:lang w:val="en-US"/>
+        </w:rPr>
+        <w:t>1</w:t>
+      </w:r>
+      <w:r>
+        <w:rPr>
+          <w:lang w:val="en-US"/>
+        </w:rPr>
+        <w:t>-10 bosses. It depends on how much time you need to draw them and how much time it takes me to design them. Enemies can be pretty simplistic</w:t>
+      </w:r>
+      <w:r>
+        <w:rPr>
+          <w:lang w:val="en-US"/>
+        </w:rPr>
+        <w:t xml:space="preserve"> and non-animated</w:t>
+      </w:r>
+      <w:r>
+        <w:rPr>
+          <w:lang w:val="en-US"/>
+        </w:rPr>
+        <w:t xml:space="preserve">, as long as </w:t>
+      </w:r>
+      <w:r>
+        <w:rPr>
+          <w:lang w:val="en-US"/>
+        </w:rPr>
+        <w:t>they match</w:t>
+      </w:r>
+      <w:r>
+        <w:rPr>
+          <w:lang w:val="en-US"/>
+        </w:rPr>
+        <w:t xml:space="preserve"> the rest of the game’s artstyle.</w:t>
+      </w:r>
+    </w:p>
+    <w:p>
+      <w:pPr>
+        <w:pStyle w:val="Heading4"/>
+      </w:pPr>
+      <w:r>
+        <w:rPr>
+          <w:rStyle w:val="Heading4Char"/>
+          <w:i/>
+          <w:iCs/>
+        </w:rPr>
+        <w:lastRenderedPageBreak/>
+        <w:t>Playable</w:t>
+      </w:r>
+      <w:r>
+        <w:t xml:space="preserve"> </w:t>
+      </w:r>
+      <w:r>
+        <w:rPr>
+          <w:rStyle w:val="Heading4Char"/>
+          <w:i/>
+          <w:iCs/>
+        </w:rPr>
+        <w:t>Characters</w:t>
+      </w:r>
     </w:p>
     <w:p>
       <w:pPr>
@@ -3413,7 +2371,31 @@
         <w:rPr>
           <w:lang w:val="en-US"/>
         </w:rPr>
-        <w:t xml:space="preserve"> need their own sprites. After some deliberation, I have decided I want them to all be women, and I want like half of them to be half naked. I’ll send you more details later but here’s some specifics on what’s “too sexy” for this SFWish game:</w:t>
+        <w:t xml:space="preserve"> need their own sprites. </w:t>
+      </w:r>
+      <w:r>
+        <w:rPr>
+          <w:lang w:val="en-US"/>
+        </w:rPr>
+        <w:t>I’ve decided I want all playable characters to be women, and at least half of them to be sexy/half-naked</w:t>
+      </w:r>
+      <w:r>
+        <w:rPr>
+          <w:lang w:val="en-US"/>
+        </w:rPr>
+        <w:t xml:space="preserve">. </w:t>
+      </w:r>
+      <w:r>
+        <w:rPr>
+          <w:lang w:val="en-US"/>
+        </w:rPr>
+        <w:t>Some clarifications on</w:t>
+      </w:r>
+      <w:r>
+        <w:rPr>
+          <w:lang w:val="en-US"/>
+        </w:rPr>
+        <w:t xml:space="preserve"> what’s “too sexy” for this SFWish game:</w:t>
       </w:r>
     </w:p>
     <w:p>
@@ -3534,7 +2516,6 @@
         <w:rPr>
           <w:lang w:val="en-US"/>
         </w:rPr>
-        <w:lastRenderedPageBreak/>
         <w:t>Fighting in heels fine</w:t>
       </w:r>
     </w:p>
@@ -3548,7 +2529,13 @@
         <w:rPr>
           <w:lang w:val="en-US"/>
         </w:rPr>
-        <w:t>Outfit examples:</w:t>
+        <w:t>Good o</w:t>
+      </w:r>
+      <w:r>
+        <w:rPr>
+          <w:lang w:val="en-US"/>
+        </w:rPr>
+        <w:t>utfit examples:</w:t>
       </w:r>
     </w:p>
     <w:p>
@@ -3578,7 +2565,7 @@
                     <pic:cNvPicPr/>
                   </pic:nvPicPr>
                   <pic:blipFill>
-                    <a:blip r:embed="rId11" cstate="print">
+                    <a:blip r:embed="rId8" cstate="print">
                       <a:extLst>
                         <a:ext uri="{28A0092B-C50C-407E-A947-70E740481C1C}">
                           <a14:useLocalDpi xmlns:a14="http://schemas.microsoft.com/office/drawing/2010/main" val="0"/>
@@ -3607,31 +2594,181 @@
     </w:p>
     <w:p>
       <w:pPr>
+        <w:rPr>
+          <w:lang w:val="en-US"/>
+        </w:rPr>
+      </w:pPr>
+      <w:r>
+        <w:rPr>
+          <w:lang w:val="en-US"/>
+        </w:rPr>
+        <w:t>More practical/modest clothes also fine, as long as it’s stylish!</w:t>
+      </w:r>
+    </w:p>
+    <w:p>
+      <w:pPr>
+        <w:rPr>
+          <w:lang w:val="en-US"/>
+        </w:rPr>
+      </w:pPr>
+      <w:r>
+        <w:rPr>
+          <w:lang w:val="en-US"/>
+        </w:rPr>
+        <w:t>These characters should be animated, but just a simple run cycle is probably fine.</w:t>
+      </w:r>
+    </w:p>
+    <w:p>
+      <w:pPr>
+        <w:pStyle w:val="Heading4"/>
+        <w:rPr>
+          <w:lang w:val="en-US"/>
+        </w:rPr>
+      </w:pPr>
+      <w:r>
+        <w:rPr>
+          <w:lang w:val="en-US"/>
+        </w:rPr>
+        <w:t>Maps</w:t>
+      </w:r>
+    </w:p>
+    <w:p>
+      <w:pPr>
+        <w:rPr>
+          <w:lang w:val="en-US"/>
+        </w:rPr>
+      </w:pPr>
+      <w:r>
+        <w:rPr>
+          <w:lang w:val="en-US"/>
+        </w:rPr>
+        <w:t xml:space="preserve">Each map (3-5?) will need artwork. </w:t>
+      </w:r>
+      <w:r>
+        <w:rPr>
+          <w:lang w:val="en-US"/>
+        </w:rPr>
+        <w:t>As with most other survivor-likes they’ll just be large rectangles with few notable features</w:t>
+      </w:r>
+      <w:r>
+        <w:rPr>
+          <w:lang w:val="en-US"/>
+        </w:rPr>
+        <w:t xml:space="preserve"> (just a few trees or rocks here and there).</w:t>
+      </w:r>
+      <w:r>
+        <w:rPr>
+          <w:lang w:val="en-US"/>
+        </w:rPr>
+        <w:t xml:space="preserve"> </w:t>
+      </w:r>
+      <w:r>
+        <w:rPr>
+          <w:lang w:val="en-US"/>
+        </w:rPr>
+        <w:t xml:space="preserve">I’m not totally sure what the best way to handle </w:t>
+      </w:r>
+      <w:r>
+        <w:rPr>
+          <w:lang w:val="en-US"/>
+        </w:rPr>
+        <w:t>this is</w:t>
+      </w:r>
+      <w:r>
+        <w:rPr>
+          <w:lang w:val="en-US"/>
+        </w:rPr>
+        <w:t>- one 30</w:t>
+      </w:r>
+      <w:r>
+        <w:rPr>
+          <w:lang w:val="en-US"/>
+        </w:rPr>
+        <w:t>,</w:t>
+      </w:r>
+      <w:r>
+        <w:rPr>
+          <w:lang w:val="en-US"/>
+        </w:rPr>
+        <w:t>000x30</w:t>
+      </w:r>
+      <w:r>
+        <w:rPr>
+          <w:lang w:val="en-US"/>
+        </w:rPr>
+        <w:t>,</w:t>
+      </w:r>
+      <w:r>
+        <w:rPr>
+          <w:lang w:val="en-US"/>
+        </w:rPr>
+        <w:t>000 picture? Something created directly in the editor? I’ll have to look into that. But I do expect there will be a lot of tiling, and the maps really don’t need to look that different.</w:t>
+      </w:r>
+    </w:p>
+    <w:p>
+      <w:pPr>
         <w:pStyle w:val="Heading3"/>
         <w:rPr>
           <w:lang w:val="en-US"/>
         </w:rPr>
       </w:pPr>
-      <w:bookmarkStart w:id="14" w:name="_Toc222492490"/>
-      <w:r>
-        <w:rPr>
-          <w:lang w:val="en-US"/>
-        </w:rPr>
-        <w:t>Maps</w:t>
-      </w:r>
-      <w:bookmarkEnd w:id="14"/>
-    </w:p>
-    <w:p>
-      <w:pPr>
-        <w:rPr>
-          <w:lang w:val="en-US"/>
-        </w:rPr>
-      </w:pPr>
-      <w:r>
-        <w:rPr>
-          <w:lang w:val="en-US"/>
-        </w:rPr>
-        <w:t>Each map (3-5?) will need artwork. I’m not totally sure what the best way to handle that- one 30000x30000 picture? Something created directly in the editor? I’ll have to look into that. But I do expect there will be a lot of tiling, and the maps really don’t need to look that different.</w:t>
+      <w:bookmarkStart w:id="9" w:name="_Toc222574264"/>
+      <w:r>
+        <w:rPr>
+          <w:lang w:val="en-US"/>
+        </w:rPr>
+        <w:lastRenderedPageBreak/>
+        <w:t xml:space="preserve">Steam </w:t>
+      </w:r>
+      <w:r>
+        <w:rPr>
+          <w:lang w:val="en-US"/>
+        </w:rPr>
+        <w:t>Thumbnails</w:t>
+      </w:r>
+      <w:bookmarkEnd w:id="9"/>
+    </w:p>
+    <w:p>
+      <w:pPr>
+        <w:rPr>
+          <w:lang w:val="en-US"/>
+        </w:rPr>
+      </w:pPr>
+      <w:r>
+        <w:rPr>
+          <w:lang w:val="en-US"/>
+        </w:rPr>
+        <w:t>There are quite a few ~10? thumbnails of various sizes</w:t>
+      </w:r>
+      <w:r>
+        <w:rPr>
+          <w:lang w:val="en-US"/>
+        </w:rPr>
+        <w:t xml:space="preserve"> that </w:t>
+      </w:r>
+      <w:r>
+        <w:rPr>
+          <w:lang w:val="en-US"/>
+        </w:rPr>
+        <w:t>Steam requires to publish a game</w:t>
+      </w:r>
+      <w:r>
+        <w:rPr>
+          <w:lang w:val="en-US"/>
+        </w:rPr>
+        <w:t xml:space="preserve">. I’ll need each of </w:t>
+      </w:r>
+      <w:r>
+        <w:rPr>
+          <w:lang w:val="en-US"/>
+        </w:rPr>
+        <w:t>those,</w:t>
+      </w:r>
+      <w:r>
+        <w:rPr>
+          <w:lang w:val="en-US"/>
+        </w:rPr>
+        <w:t xml:space="preserve"> but I’d hold off until the game is nearly finished.</w:t>
       </w:r>
     </w:p>
     <w:p>
@@ -3641,47 +2778,358 @@
           <w:lang w:val="en-US"/>
         </w:rPr>
       </w:pPr>
-      <w:bookmarkStart w:id="15" w:name="_Toc222492491"/>
+      <w:bookmarkStart w:id="10" w:name="_Toc222574265"/>
+      <w:r>
+        <w:rPr>
+          <w:lang w:val="en-US"/>
+        </w:rPr>
+        <w:t>Other</w:t>
+      </w:r>
+      <w:bookmarkEnd w:id="10"/>
+    </w:p>
+    <w:p>
+      <w:pPr>
+        <w:pStyle w:val="Heading4"/>
+        <w:rPr>
+          <w:lang w:val="en-US"/>
+        </w:rPr>
+      </w:pPr>
       <w:r>
         <w:rPr>
           <w:lang w:val="en-US"/>
         </w:rPr>
         <w:t>UI</w:t>
       </w:r>
-      <w:bookmarkEnd w:id="15"/>
-    </w:p>
-    <w:p>
-      <w:pPr>
-        <w:rPr>
-          <w:lang w:val="en-US"/>
-        </w:rPr>
-      </w:pPr>
-      <w:r>
-        <w:rPr>
-          <w:lang w:val="en-US"/>
-        </w:rPr>
-        <w:t xml:space="preserve">Menus, buttons, and UI would be appreciated. That sort of stuff is usually done in the editor but you could give me something to start with (like a background, border, and font for a textbox) and I can try to implement it. </w:t>
-      </w:r>
-    </w:p>
-    <w:p>
-      <w:pPr>
-        <w:rPr>
-          <w:lang w:val="en-US"/>
-        </w:rPr>
-      </w:pPr>
-      <w:r>
-        <w:rPr>
-          <w:lang w:val="en-US"/>
-        </w:rPr>
-        <w:t>You don’t have to integrate anything into the game, just .png files are fine!</w:t>
-      </w:r>
-    </w:p>
-    <w:p>
-      <w:pPr>
-        <w:rPr>
-          <w:lang w:val="en-US"/>
-        </w:rPr>
-      </w:pPr>
+    </w:p>
+    <w:p>
+      <w:pPr>
+        <w:rPr>
+          <w:lang w:val="en-US"/>
+        </w:rPr>
+      </w:pPr>
+      <w:r>
+        <w:rPr>
+          <w:lang w:val="en-US"/>
+        </w:rPr>
+        <w:t xml:space="preserve">Menus, buttons, and UI would be appreciated. That sort of stuff is usually done in the Unreal Editor, but you could give me something to start with (like a background, border, and font for a textbox) and I can try to implement it. </w:t>
+      </w:r>
+    </w:p>
+    <w:p>
+      <w:pPr>
+        <w:pStyle w:val="Heading4"/>
+        <w:rPr>
+          <w:lang w:val="en-US"/>
+        </w:rPr>
+      </w:pPr>
+      <w:r>
+        <w:rPr>
+          <w:lang w:val="en-US"/>
+        </w:rPr>
+        <w:t xml:space="preserve">Unreal </w:t>
+      </w:r>
+      <w:r>
+        <w:rPr>
+          <w:lang w:val="en-US"/>
+        </w:rPr>
+        <w:t>Engine Integration</w:t>
+      </w:r>
+    </w:p>
+    <w:p>
+      <w:pPr>
+        <w:rPr>
+          <w:lang w:val="en-US"/>
+        </w:rPr>
+      </w:pPr>
+      <w:r>
+        <w:rPr>
+          <w:lang w:val="en-US"/>
+        </w:rPr>
+        <w:t xml:space="preserve">You don’t have to </w:t>
+      </w:r>
+      <w:r>
+        <w:rPr>
+          <w:lang w:val="en-US"/>
+        </w:rPr>
+        <w:t>learn the engine/</w:t>
+      </w:r>
+      <w:r>
+        <w:rPr>
+          <w:lang w:val="en-US"/>
+        </w:rPr>
+        <w:t>integrate anything into the game, just .png files are fine!</w:t>
+      </w:r>
+    </w:p>
+    <w:p>
+      <w:pPr>
+        <w:pStyle w:val="Heading3"/>
+        <w:rPr>
+          <w:lang w:val="en-US"/>
+        </w:rPr>
+      </w:pPr>
+      <w:bookmarkStart w:id="11" w:name="_Toc222574266"/>
+      <w:r>
+        <w:rPr>
+          <w:lang w:val="en-US"/>
+        </w:rPr>
+        <w:t>How to Get Started</w:t>
+      </w:r>
+      <w:bookmarkEnd w:id="11"/>
+    </w:p>
+    <w:p>
+      <w:pPr>
+        <w:rPr>
+          <w:lang w:val="en-US"/>
+        </w:rPr>
+      </w:pPr>
+      <w:r>
+        <w:rPr>
+          <w:lang w:val="en-US"/>
+        </w:rPr>
+        <w:t xml:space="preserve">If you have any ideas for weapons, characters, maps, etc. that you think would be cool, let me know and if I like it you can work on it! </w:t>
+      </w:r>
+    </w:p>
+    <w:p>
+      <w:pPr>
+        <w:rPr>
+          <w:lang w:val="en-US"/>
+        </w:rPr>
+      </w:pPr>
+      <w:r>
+        <w:rPr>
+          <w:lang w:val="en-US"/>
+        </w:rPr>
+        <w:t>Alternatively, you could just wait for me to design some stuff. To start, here’s a weapon for you:</w:t>
+      </w:r>
+    </w:p>
+    <w:p>
+      <w:pPr>
+        <w:rPr>
+          <w:lang w:val="en-US"/>
+        </w:rPr>
+      </w:pPr>
+      <w:r>
+        <w:rPr>
+          <w:lang w:val="en-US"/>
+        </w:rPr>
+        <w:t>Firebolt/Fireball</w:t>
+      </w:r>
+    </w:p>
+    <w:p>
+      <w:pPr>
+        <w:pStyle w:val="ListParagraph"/>
+        <w:numPr>
+          <w:ilvl w:val="0"/>
+          <w:numId w:val="17"/>
+        </w:numPr>
+        <w:rPr>
+          <w:lang w:val="en-US"/>
+        </w:rPr>
+      </w:pPr>
+      <w:r>
+        <w:rPr>
+          <w:lang w:val="en-US"/>
+        </w:rPr>
+        <w:t>Single f</w:t>
+      </w:r>
+      <w:r>
+        <w:rPr>
+          <w:lang w:val="en-US"/>
+        </w:rPr>
+        <w:t>iery</w:t>
+      </w:r>
+      <w:r>
+        <w:rPr>
+          <w:lang w:val="en-US"/>
+        </w:rPr>
+        <w:t xml:space="preserve"> orange projectile</w:t>
+      </w:r>
+    </w:p>
+    <w:p>
+      <w:pPr>
+        <w:pStyle w:val="ListParagraph"/>
+        <w:numPr>
+          <w:ilvl w:val="0"/>
+          <w:numId w:val="17"/>
+        </w:numPr>
+        <w:rPr>
+          <w:lang w:val="en-US"/>
+        </w:rPr>
+      </w:pPr>
+      <w:r>
+        <w:rPr>
+          <w:lang w:val="en-US"/>
+        </w:rPr>
+        <w:t>Medium-small size</w:t>
+      </w:r>
+      <w:r>
+        <w:rPr>
+          <w:lang w:val="en-US"/>
+        </w:rPr>
+        <w:t xml:space="preserve"> in game</w:t>
+      </w:r>
+    </w:p>
+    <w:p>
+      <w:pPr>
+        <w:pStyle w:val="ListParagraph"/>
+        <w:numPr>
+          <w:ilvl w:val="1"/>
+          <w:numId w:val="17"/>
+        </w:numPr>
+        <w:rPr>
+          <w:lang w:val="en-US"/>
+        </w:rPr>
+      </w:pPr>
+      <w:r>
+        <w:rPr>
+          <w:lang w:val="en-US"/>
+        </w:rPr>
+        <w:t>~16x16-32x32? Not too picky but it should match other projectile sprites.</w:t>
+      </w:r>
+    </w:p>
+    <w:p>
+      <w:pPr>
+        <w:pStyle w:val="ListParagraph"/>
+        <w:numPr>
+          <w:ilvl w:val="0"/>
+          <w:numId w:val="17"/>
+        </w:numPr>
+        <w:rPr>
+          <w:lang w:val="en-US"/>
+        </w:rPr>
+      </w:pPr>
+      <w:r>
+        <w:rPr>
+          <w:lang w:val="en-US"/>
+        </w:rPr>
+        <w:t>Circular, but with a fire trail</w:t>
+      </w:r>
+    </w:p>
+    <w:p>
+      <w:pPr>
+        <w:pStyle w:val="ListParagraph"/>
+        <w:numPr>
+          <w:ilvl w:val="0"/>
+          <w:numId w:val="17"/>
+        </w:numPr>
+        <w:rPr>
+          <w:lang w:val="en-US"/>
+        </w:rPr>
+      </w:pPr>
+      <w:r>
+        <w:rPr>
+          <w:lang w:val="en-US"/>
+        </w:rPr>
+        <w:t>Moderate</w:t>
+      </w:r>
+      <w:r>
+        <w:rPr>
+          <w:lang w:val="en-US"/>
+        </w:rPr>
+        <w:t xml:space="preserve"> projectile</w:t>
+      </w:r>
+      <w:r>
+        <w:rPr>
+          <w:lang w:val="en-US"/>
+        </w:rPr>
+        <w:t xml:space="preserve"> speed</w:t>
+      </w:r>
+    </w:p>
+    <w:p>
+      <w:pPr>
+        <w:pStyle w:val="ListParagraph"/>
+        <w:numPr>
+          <w:ilvl w:val="0"/>
+          <w:numId w:val="17"/>
+        </w:numPr>
+        <w:rPr>
+          <w:lang w:val="en-US"/>
+        </w:rPr>
+      </w:pPr>
+      <w:r>
+        <w:rPr>
+          <w:lang w:val="en-US"/>
+        </w:rPr>
+        <w:t>Explodes on contact, dealing moderate damage in an area</w:t>
+      </w:r>
+    </w:p>
+    <w:p>
+      <w:pPr>
+        <w:pStyle w:val="ListParagraph"/>
+        <w:numPr>
+          <w:ilvl w:val="0"/>
+          <w:numId w:val="17"/>
+        </w:numPr>
+        <w:rPr>
+          <w:lang w:val="en-US"/>
+        </w:rPr>
+      </w:pPr>
+      <w:r>
+        <w:rPr>
+          <w:lang w:val="en-US"/>
+        </w:rPr>
+        <w:t>Applies a low damage burn dot on all effected enemies</w:t>
+      </w:r>
+    </w:p>
+    <w:p>
+      <w:pPr>
+        <w:rPr>
+          <w:lang w:val="en-US"/>
+        </w:rPr>
+      </w:pPr>
+      <w:r>
+        <w:rPr>
+          <w:lang w:val="en-US"/>
+        </w:rPr>
+        <w:t>So,</w:t>
+      </w:r>
+      <w:r>
+        <w:rPr>
+          <w:lang w:val="en-US"/>
+        </w:rPr>
+        <w:t xml:space="preserve"> you could ask me for more details on the </w:t>
+      </w:r>
+      <w:r>
+        <w:rPr>
+          <w:lang w:val="en-US"/>
+        </w:rPr>
+        <w:t>fireball,</w:t>
+      </w:r>
+      <w:r>
+        <w:rPr>
+          <w:lang w:val="en-US"/>
+        </w:rPr>
+        <w:t xml:space="preserve"> or you could draw a </w:t>
+      </w:r>
+      <w:r>
+        <w:rPr>
+          <w:lang w:val="en-US"/>
+        </w:rPr>
+        <w:t>sprite for me and send it my way!</w:t>
+      </w:r>
+    </w:p>
+    <w:p>
+      <w:pPr>
+        <w:rPr>
+          <w:lang w:val="en-US"/>
+        </w:rPr>
+      </w:pPr>
+    </w:p>
+    <w:p>
+      <w:pPr>
+        <w:rPr>
+          <w:rFonts w:asciiTheme="majorHAnsi" w:eastAsiaTheme="majorEastAsia" w:hAnsiTheme="majorHAnsi" w:cstheme="majorBidi"/>
+          <w:color w:val="0F4761" w:themeColor="accent1" w:themeShade="BF"/>
+          <w:sz w:val="32"/>
+          <w:szCs w:val="32"/>
+          <w:lang w:val="en-US"/>
+        </w:rPr>
+      </w:pPr>
+      <w:r>
+        <w:rPr>
+          <w:lang w:val="en-US"/>
+        </w:rPr>
+        <w:br w:type="page"/>
+      </w:r>
     </w:p>
     <w:p>
       <w:pPr>
@@ -3691,50 +3139,304 @@
           <w:lang w:val="en-US"/>
         </w:rPr>
       </w:pPr>
-      <w:bookmarkStart w:id="16" w:name="_Toc222492492"/>
-      <w:r>
-        <w:rPr>
-          <w:lang w:val="en-US"/>
-        </w:rPr>
-        <w:t>Closing Thoughts</w:t>
-      </w:r>
-      <w:bookmarkEnd w:id="16"/>
-    </w:p>
-    <w:p>
-      <w:pPr>
-        <w:rPr>
-          <w:lang w:val="en-US"/>
-        </w:rPr>
-      </w:pPr>
-      <w:r>
-        <w:rPr>
-          <w:lang w:val="en-US"/>
-        </w:rPr>
-        <w:t xml:space="preserve">If you have any questions, don’t hesitate to ask. And if you have any suggestions for theme, weapons, playable characters, or whatever else, I’d be glad to hear it. I accept that you’re not just more skilled than me in your area, but more knowledgeable too, and I don’t want to </w:t>
-      </w:r>
-      <w:r>
-        <w:rPr>
-          <w:lang w:val="en-US"/>
-        </w:rPr>
-        <w:t>force you to do something if you think there’s a better way.</w:t>
-      </w:r>
-    </w:p>
-    <w:p>
-      <w:pPr>
-        <w:rPr>
-          <w:lang w:val="en-US"/>
-        </w:rPr>
-      </w:pPr>
-      <w:r>
-        <w:rPr>
-          <w:lang w:val="en-US"/>
-        </w:rPr>
-        <w:t>Oh, and if you need inspiration/more detail about the genre you could probably convince me to buy you a Survivor-like game. Especially Spellbook Demonslayers.</w:t>
-      </w:r>
-    </w:p>
-    <w:p>
-      <w:pPr>
-        <w:rPr>
+      <w:bookmarkStart w:id="12" w:name="_Toc222574267"/>
+      <w:r>
+        <w:rPr>
+          <w:lang w:val="en-US"/>
+        </w:rPr>
+        <w:lastRenderedPageBreak/>
+        <w:t>Resources</w:t>
+      </w:r>
+      <w:bookmarkEnd w:id="12"/>
+    </w:p>
+    <w:p>
+      <w:pPr>
+        <w:rPr>
+          <w:lang w:val="en-US"/>
+        </w:rPr>
+      </w:pPr>
+      <w:r>
+        <w:rPr>
+          <w:lang w:val="en-US"/>
+        </w:rPr>
+        <w:t>Do not</w:t>
+      </w:r>
+      <w:r>
+        <w:rPr>
+          <w:lang w:val="en-US"/>
+        </w:rPr>
+        <w:t xml:space="preserve"> use A</w:t>
+      </w:r>
+      <w:r>
+        <w:rPr>
+          <w:lang w:val="en-US"/>
+        </w:rPr>
+        <w:t>I to generate art</w:t>
+      </w:r>
+      <w:r>
+        <w:rPr>
+          <w:lang w:val="en-US"/>
+        </w:rPr>
+        <w:t>. I don’t personally have a problem with it, b</w:t>
+      </w:r>
+      <w:r>
+        <w:rPr>
+          <w:lang w:val="en-US"/>
+        </w:rPr>
+        <w:t xml:space="preserve">ut the customers most certainly do. </w:t>
+      </w:r>
+    </w:p>
+    <w:p>
+      <w:pPr>
+        <w:rPr>
+          <w:lang w:val="en-US"/>
+        </w:rPr>
+      </w:pPr>
+      <w:r>
+        <w:rPr>
+          <w:lang w:val="en-US"/>
+        </w:rPr>
+        <w:t>The game’s source code and everything else related to it is currently stored on GitHub:</w:t>
+      </w:r>
+      <w:r>
+        <w:rPr>
+          <w:lang w:val="en-US"/>
+        </w:rPr>
+        <w:br/>
+      </w:r>
+      <w:hyperlink r:id="rId9" w:history="1">
+        <w:r>
+          <w:rPr>
+            <w:rStyle w:val="Hyperlink"/>
+            <w:lang w:val="en-US"/>
+          </w:rPr>
+          <w:t>https://github.com/NauPhy/i_love_vampires</w:t>
+        </w:r>
+      </w:hyperlink>
+    </w:p>
+    <w:p>
+      <w:pPr>
+        <w:rPr>
+          <w:lang w:val="en-US"/>
+        </w:rPr>
+      </w:pPr>
+      <w:r>
+        <w:rPr>
+          <w:lang w:val="en-US"/>
+        </w:rPr>
+        <w:t>You’re free to use any CC0 assets or other assets with “free to use and sell” licenses. The real challenge there is making sure the</w:t>
+      </w:r>
+      <w:r>
+        <w:rPr>
+          <w:lang w:val="en-US"/>
+        </w:rPr>
+        <w:t>y’re high quality and the</w:t>
+      </w:r>
+      <w:r>
+        <w:rPr>
+          <w:lang w:val="en-US"/>
+        </w:rPr>
+        <w:t xml:space="preserve"> art style is consistent with the rest of the game. Just make sure that if they require </w:t>
+      </w:r>
+      <w:r>
+        <w:rPr>
+          <w:lang w:val="en-US"/>
+        </w:rPr>
+        <w:t>attribution,</w:t>
+      </w:r>
+      <w:r>
+        <w:rPr>
+          <w:lang w:val="en-US"/>
+        </w:rPr>
+        <w:t xml:space="preserve"> you write down the source so we can put it in the credits later.</w:t>
+      </w:r>
+    </w:p>
+    <w:p>
+      <w:pPr>
+        <w:rPr>
+          <w:lang w:val="en-US"/>
+        </w:rPr>
+      </w:pPr>
+      <w:r>
+        <w:rPr>
+          <w:lang w:val="en-US"/>
+        </w:rPr>
+        <w:t>Here are some of the CC0 assets I found useful in my first game:</w:t>
+      </w:r>
+    </w:p>
+    <w:p>
+      <w:pPr>
+        <w:pStyle w:val="ListParagraph"/>
+        <w:numPr>
+          <w:ilvl w:val="0"/>
+          <w:numId w:val="18"/>
+        </w:numPr>
+        <w:rPr>
+          <w:lang w:val="en-US"/>
+        </w:rPr>
+      </w:pPr>
+      <w:hyperlink r:id="rId10" w:history="1">
+        <w:r>
+          <w:rPr>
+            <w:rStyle w:val="Hyperlink"/>
+            <w:lang w:val="en-US"/>
+          </w:rPr>
+          <w:t>Dungeon Crawl Stone Soup</w:t>
+        </w:r>
+      </w:hyperlink>
+      <w:r>
+        <w:rPr>
+          <w:lang w:val="en-US"/>
+        </w:rPr>
+        <w:t xml:space="preserve"> – most of the sprites in Incremental Dungeon. Not the best quality imo but could still be useful.</w:t>
+      </w:r>
+    </w:p>
+    <w:p>
+      <w:pPr>
+        <w:pStyle w:val="ListParagraph"/>
+        <w:numPr>
+          <w:ilvl w:val="0"/>
+          <w:numId w:val="18"/>
+        </w:numPr>
+        <w:rPr>
+          <w:lang w:val="en-US"/>
+        </w:rPr>
+      </w:pPr>
+      <w:hyperlink r:id="rId11" w:history="1">
+        <w:r>
+          <w:rPr>
+            <w:rStyle w:val="Hyperlink"/>
+            <w:lang w:val="en-US"/>
+          </w:rPr>
+          <w:t>1-bit pixel icons</w:t>
+        </w:r>
+      </w:hyperlink>
+    </w:p>
+    <w:p>
+      <w:pPr>
+        <w:pStyle w:val="ListParagraph"/>
+        <w:numPr>
+          <w:ilvl w:val="0"/>
+          <w:numId w:val="18"/>
+        </w:numPr>
+        <w:rPr>
+          <w:lang w:val="en-US"/>
+        </w:rPr>
+      </w:pPr>
+      <w:hyperlink r:id="rId12" w:history="1">
+        <w:r>
+          <w:rPr>
+            <w:rStyle w:val="Hyperlink"/>
+            <w:lang w:val="en-US"/>
+          </w:rPr>
+          <w:t>Whimsy Hallow</w:t>
+        </w:r>
+      </w:hyperlink>
+    </w:p>
+    <w:p>
+      <w:pPr>
+        <w:pStyle w:val="ListParagraph"/>
+        <w:numPr>
+          <w:ilvl w:val="0"/>
+          <w:numId w:val="18"/>
+        </w:numPr>
+        <w:rPr>
+          <w:lang w:val="en-US"/>
+        </w:rPr>
+      </w:pPr>
+      <w:hyperlink r:id="rId13" w:history="1">
+        <w:r>
+          <w:rPr>
+            <w:rStyle w:val="Hyperlink"/>
+            <w:lang w:val="en-US"/>
+          </w:rPr>
+          <w:t>Kenney Fonts</w:t>
+        </w:r>
+      </w:hyperlink>
+    </w:p>
+    <w:p>
+      <w:pPr>
+        <w:pStyle w:val="ListParagraph"/>
+        <w:numPr>
+          <w:ilvl w:val="0"/>
+          <w:numId w:val="18"/>
+        </w:numPr>
+        <w:rPr>
+          <w:lang w:val="en-US"/>
+        </w:rPr>
+      </w:pPr>
+      <w:hyperlink r:id="rId14" w:history="1">
+        <w:r>
+          <w:rPr>
+            <w:rStyle w:val="Hyperlink"/>
+            <w:lang w:val="en-US"/>
+          </w:rPr>
+          <w:t>Kenney Input Prompts</w:t>
+        </w:r>
+      </w:hyperlink>
+    </w:p>
+    <w:p>
+      <w:pPr>
+        <w:pStyle w:val="ListParagraph"/>
+        <w:numPr>
+          <w:ilvl w:val="0"/>
+          <w:numId w:val="18"/>
+        </w:numPr>
+        <w:rPr>
+          <w:lang w:val="en-US"/>
+        </w:rPr>
+      </w:pPr>
+      <w:hyperlink r:id="rId15" w:history="1">
+        <w:r>
+          <w:rPr>
+            <w:rStyle w:val="Hyperlink"/>
+            <w:lang w:val="en-US"/>
+          </w:rPr>
+          <w:t>Idylwild’s Icons</w:t>
+        </w:r>
+      </w:hyperlink>
+    </w:p>
+    <w:p>
+      <w:pPr>
+        <w:pStyle w:val="ListParagraph"/>
+        <w:numPr>
+          <w:ilvl w:val="0"/>
+          <w:numId w:val="18"/>
+        </w:numPr>
+        <w:rPr>
+          <w:lang w:val="en-US"/>
+        </w:rPr>
+      </w:pPr>
+      <w:hyperlink r:id="rId16" w:history="1">
+        <w:r>
+          <w:rPr>
+            <w:rStyle w:val="Hyperlink"/>
+            <w:lang w:val="en-US"/>
+          </w:rPr>
+          <w:t>Ansimuz’s stuff</w:t>
+        </w:r>
+      </w:hyperlink>
+      <w:r>
+        <w:rPr>
+          <w:lang w:val="en-US"/>
+        </w:rPr>
+        <w:t xml:space="preserve"> – Probably the most common artist I’ve seen in games. I like their stuff :3</w:t>
+      </w:r>
+    </w:p>
+    <w:p>
+      <w:pPr>
+        <w:rPr>
+          <w:lang w:val="en-US"/>
+        </w:rPr>
+      </w:pPr>
+    </w:p>
+    <w:p>
+      <w:pPr>
+        <w:rPr>
+          <w:rFonts w:asciiTheme="majorHAnsi" w:eastAsiaTheme="majorEastAsia" w:hAnsiTheme="majorHAnsi" w:cstheme="majorBidi"/>
+          <w:color w:val="0F4761" w:themeColor="accent1" w:themeShade="BF"/>
+          <w:sz w:val="32"/>
+          <w:szCs w:val="32"/>
           <w:lang w:val="en-US"/>
         </w:rPr>
       </w:pPr>
@@ -3753,12 +3455,1020 @@
           <w:lang w:val="en-US"/>
         </w:rPr>
       </w:pPr>
-      <w:bookmarkStart w:id="17" w:name="_Toc222492493"/>
+      <w:bookmarkStart w:id="13" w:name="_Toc222574268"/>
       <w:r>
         <w:rPr>
           <w:lang w:val="en-US"/>
         </w:rPr>
         <w:lastRenderedPageBreak/>
+        <w:t>More Details About the Game</w:t>
+      </w:r>
+      <w:bookmarkEnd w:id="13"/>
+    </w:p>
+    <w:p>
+      <w:pPr>
+        <w:rPr>
+          <w:lang w:val="en-US"/>
+        </w:rPr>
+      </w:pPr>
+      <w:r>
+        <w:rPr>
+          <w:lang w:val="en-US"/>
+        </w:rPr>
+        <w:t>This is still very much a work in progress, but I do have some ideas about how to give this game its own identity:</w:t>
+      </w:r>
+    </w:p>
+    <w:p>
+      <w:pPr>
+        <w:pStyle w:val="ListParagraph"/>
+        <w:numPr>
+          <w:ilvl w:val="0"/>
+          <w:numId w:val="9"/>
+        </w:numPr>
+        <w:rPr>
+          <w:lang w:val="en-US"/>
+        </w:rPr>
+      </w:pPr>
+      <w:r>
+        <w:rPr>
+          <w:lang w:val="en-US"/>
+        </w:rPr>
+        <w:t>Rather dramatic theme/feel</w:t>
+      </w:r>
+    </w:p>
+    <w:p>
+      <w:pPr>
+        <w:pStyle w:val="ListParagraph"/>
+        <w:numPr>
+          <w:ilvl w:val="1"/>
+          <w:numId w:val="9"/>
+        </w:numPr>
+        <w:rPr>
+          <w:lang w:val="en-US"/>
+        </w:rPr>
+      </w:pPr>
+      <w:r>
+        <w:rPr>
+          <w:lang w:val="en-US"/>
+        </w:rPr>
+        <w:t>Flashy</w:t>
+      </w:r>
+    </w:p>
+    <w:p>
+      <w:pPr>
+        <w:pStyle w:val="ListParagraph"/>
+        <w:numPr>
+          <w:ilvl w:val="1"/>
+          <w:numId w:val="9"/>
+        </w:numPr>
+        <w:rPr>
+          <w:lang w:val="en-US"/>
+        </w:rPr>
+      </w:pPr>
+      <w:r>
+        <w:rPr>
+          <w:lang w:val="en-US"/>
+        </w:rPr>
+        <w:t>Bloody</w:t>
+      </w:r>
+    </w:p>
+    <w:p>
+      <w:pPr>
+        <w:pStyle w:val="ListParagraph"/>
+        <w:numPr>
+          <w:ilvl w:val="1"/>
+          <w:numId w:val="9"/>
+        </w:numPr>
+        <w:rPr>
+          <w:lang w:val="en-US"/>
+        </w:rPr>
+      </w:pPr>
+      <w:r>
+        <w:rPr>
+          <w:lang w:val="en-US"/>
+        </w:rPr>
+        <w:t>Sexy</w:t>
+      </w:r>
+    </w:p>
+    <w:p>
+      <w:pPr>
+        <w:pStyle w:val="ListParagraph"/>
+        <w:numPr>
+          <w:ilvl w:val="1"/>
+          <w:numId w:val="9"/>
+        </w:numPr>
+        <w:rPr>
+          <w:lang w:val="en-US"/>
+        </w:rPr>
+      </w:pPr>
+      <w:r>
+        <w:rPr>
+          <w:lang w:val="en-US"/>
+        </w:rPr>
+        <w:t>Similar theme to Bayonetta and Devil May Cry</w:t>
+      </w:r>
+    </w:p>
+    <w:p>
+      <w:pPr>
+        <w:pStyle w:val="ListParagraph"/>
+        <w:numPr>
+          <w:ilvl w:val="0"/>
+          <w:numId w:val="9"/>
+        </w:numPr>
+        <w:rPr>
+          <w:lang w:val="en-US"/>
+        </w:rPr>
+      </w:pPr>
+      <w:r>
+        <w:rPr>
+          <w:lang w:val="en-US"/>
+        </w:rPr>
+        <w:t>The meta progression will be primarily unlock based</w:t>
+      </w:r>
+    </w:p>
+    <w:p>
+      <w:pPr>
+        <w:pStyle w:val="ListParagraph"/>
+        <w:numPr>
+          <w:ilvl w:val="1"/>
+          <w:numId w:val="9"/>
+        </w:numPr>
+        <w:rPr>
+          <w:lang w:val="en-US"/>
+        </w:rPr>
+      </w:pPr>
+      <w:r>
+        <w:rPr>
+          <w:lang w:val="en-US"/>
+        </w:rPr>
+        <w:t>Completing objectives during your runs will unlock new weapons, passives, maps, etc.</w:t>
+      </w:r>
+    </w:p>
+    <w:p>
+      <w:pPr>
+        <w:pStyle w:val="ListParagraph"/>
+        <w:numPr>
+          <w:ilvl w:val="1"/>
+          <w:numId w:val="9"/>
+        </w:numPr>
+        <w:rPr>
+          <w:lang w:val="en-US"/>
+        </w:rPr>
+      </w:pPr>
+      <w:r>
+        <w:rPr>
+          <w:lang w:val="en-US"/>
+        </w:rPr>
+        <w:t>Each character will have their own unlocks for completing objectives while playing as them.</w:t>
+      </w:r>
+    </w:p>
+    <w:p>
+      <w:pPr>
+        <w:pStyle w:val="ListParagraph"/>
+        <w:numPr>
+          <w:ilvl w:val="2"/>
+          <w:numId w:val="9"/>
+        </w:numPr>
+        <w:rPr>
+          <w:lang w:val="en-US"/>
+        </w:rPr>
+      </w:pPr>
+      <w:r>
+        <w:rPr>
+          <w:lang w:val="en-US"/>
+        </w:rPr>
+        <w:t>Similar to the marks in Binding of Isaac</w:t>
+      </w:r>
+    </w:p>
+    <w:p>
+      <w:pPr>
+        <w:pStyle w:val="ListParagraph"/>
+        <w:numPr>
+          <w:ilvl w:val="0"/>
+          <w:numId w:val="9"/>
+        </w:numPr>
+        <w:rPr>
+          <w:lang w:val="en-US"/>
+        </w:rPr>
+      </w:pPr>
+      <w:r>
+        <w:rPr>
+          <w:lang w:val="en-US"/>
+        </w:rPr>
+        <w:t>The game will be very difficult</w:t>
+      </w:r>
+    </w:p>
+    <w:p>
+      <w:pPr>
+        <w:pStyle w:val="ListParagraph"/>
+        <w:numPr>
+          <w:ilvl w:val="1"/>
+          <w:numId w:val="9"/>
+        </w:numPr>
+        <w:rPr>
+          <w:lang w:val="en-US"/>
+        </w:rPr>
+      </w:pPr>
+      <w:r>
+        <w:rPr>
+          <w:lang w:val="en-US"/>
+        </w:rPr>
+        <w:t>A lot of Survivor-likes are easy enough to beat within 3 or so tries after installing the game. That is boring imho.</w:t>
+      </w:r>
+    </w:p>
+    <w:p>
+      <w:pPr>
+        <w:pStyle w:val="ListParagraph"/>
+        <w:numPr>
+          <w:ilvl w:val="1"/>
+          <w:numId w:val="9"/>
+        </w:numPr>
+        <w:rPr>
+          <w:lang w:val="en-US"/>
+        </w:rPr>
+      </w:pPr>
+      <w:r>
+        <w:rPr>
+          <w:lang w:val="en-US"/>
+        </w:rPr>
+        <w:t>Dying is intended to be fun.</w:t>
+      </w:r>
+    </w:p>
+    <w:p>
+      <w:pPr>
+        <w:pStyle w:val="ListParagraph"/>
+        <w:numPr>
+          <w:ilvl w:val="1"/>
+          <w:numId w:val="9"/>
+        </w:numPr>
+        <w:rPr>
+          <w:lang w:val="en-US"/>
+        </w:rPr>
+      </w:pPr>
+      <w:r>
+        <w:rPr>
+          <w:lang w:val="en-US"/>
+        </w:rPr>
+        <w:t>Getting better at the game will not feel pointless.</w:t>
+      </w:r>
+    </w:p>
+    <w:p>
+      <w:pPr>
+        <w:pStyle w:val="ListParagraph"/>
+        <w:numPr>
+          <w:ilvl w:val="1"/>
+          <w:numId w:val="9"/>
+        </w:numPr>
+        <w:rPr>
+          <w:lang w:val="en-US"/>
+        </w:rPr>
+      </w:pPr>
+      <w:r>
+        <w:rPr>
+          <w:lang w:val="en-US"/>
+        </w:rPr>
+        <w:t>100%ing the meta-progression will not trivialize the challenge.</w:t>
+      </w:r>
+    </w:p>
+    <w:p>
+      <w:pPr>
+        <w:pStyle w:val="ListParagraph"/>
+        <w:numPr>
+          <w:ilvl w:val="0"/>
+          <w:numId w:val="9"/>
+        </w:numPr>
+        <w:rPr>
+          <w:lang w:val="en-US"/>
+        </w:rPr>
+      </w:pPr>
+      <w:r>
+        <w:rPr>
+          <w:lang w:val="en-US"/>
+        </w:rPr>
+        <w:t>Different playable characters will have interesting and unique abilities.</w:t>
+      </w:r>
+    </w:p>
+    <w:p>
+      <w:pPr>
+        <w:pStyle w:val="ListParagraph"/>
+        <w:numPr>
+          <w:ilvl w:val="0"/>
+          <w:numId w:val="9"/>
+        </w:numPr>
+        <w:rPr>
+          <w:lang w:val="en-US"/>
+        </w:rPr>
+      </w:pPr>
+      <w:r>
+        <w:rPr>
+          <w:lang w:val="en-US"/>
+        </w:rPr>
+        <w:t>Evolution mechanic</w:t>
+      </w:r>
+    </w:p>
+    <w:p>
+      <w:pPr>
+        <w:pStyle w:val="ListParagraph"/>
+        <w:numPr>
+          <w:ilvl w:val="1"/>
+          <w:numId w:val="9"/>
+        </w:numPr>
+        <w:rPr>
+          <w:lang w:val="en-US"/>
+        </w:rPr>
+      </w:pPr>
+      <w:r>
+        <w:rPr>
+          <w:lang w:val="en-US"/>
+        </w:rPr>
+        <w:t>Many Survivor-likes (including Vampire Survivors) feature weapon evolutions: you reach a certain condition, and you can upgrade your weapon into a new form that is not only better but behaves rather differently too!</w:t>
+      </w:r>
+    </w:p>
+    <w:p>
+      <w:pPr>
+        <w:pStyle w:val="ListParagraph"/>
+        <w:numPr>
+          <w:ilvl w:val="1"/>
+          <w:numId w:val="9"/>
+        </w:numPr>
+        <w:rPr>
+          <w:lang w:val="en-US"/>
+        </w:rPr>
+      </w:pPr>
+      <w:r>
+        <w:rPr>
+          <w:lang w:val="en-US"/>
+        </w:rPr>
+        <w:t>This game will have an evolution mechanic, but hopefully a bit more of a sophisticated one, like BallxPit’s “combination” mechanic.</w:t>
+      </w:r>
+    </w:p>
+    <w:p>
+      <w:pPr>
+        <w:pStyle w:val="ListParagraph"/>
+        <w:ind w:left="1440"/>
+        <w:rPr>
+          <w:lang w:val="en-US"/>
+        </w:rPr>
+      </w:pPr>
+    </w:p>
+    <w:p>
+      <w:pPr>
+        <w:pStyle w:val="Heading2"/>
+        <w:jc w:val="center"/>
+        <w:rPr>
+          <w:lang w:val="en-US"/>
+        </w:rPr>
+      </w:pPr>
+      <w:bookmarkStart w:id="14" w:name="_Toc222574269"/>
+      <w:r>
+        <w:rPr>
+          <w:lang w:val="en-US"/>
+        </w:rPr>
+        <w:t>What I Have So Far</w:t>
+      </w:r>
+      <w:bookmarkEnd w:id="14"/>
+    </w:p>
+    <w:p>
+      <w:pPr>
+        <w:rPr>
+          <w:lang w:val="en-US"/>
+        </w:rPr>
+      </w:pPr>
+      <w:r>
+        <w:rPr>
+          <w:lang w:val="en-US"/>
+        </w:rPr>
+        <w:t>My goal so far has been to learn the engine and create a fundamental framework of the game such that I can answer questions and give realistic expectations. I’m not in urgent need of art right now or anything- I still have a lot of work to do- but I figured now would be the best time to contact an artist, just to give them as much time as possible.</w:t>
+      </w:r>
+    </w:p>
+    <w:p>
+      <w:pPr>
+        <w:rPr>
+          <w:lang w:val="en-US"/>
+        </w:rPr>
+      </w:pPr>
+      <w:r>
+        <w:rPr>
+          <w:lang w:val="en-US"/>
+        </w:rPr>
+        <w:t xml:space="preserve">Here’s a video of what I’ve made so far. It touches on </w:t>
+      </w:r>
+      <w:r>
+        <w:rPr>
+          <w:lang w:val="en-US"/>
+        </w:rPr>
+        <w:t>general gameplay structure, animated sprites, music and sfx, combatants, experience shards, and weapons.</w:t>
+      </w:r>
+    </w:p>
+    <w:p>
+      <w:pPr>
+        <w:rPr>
+          <w:lang w:val="en-US"/>
+        </w:rPr>
+      </w:pPr>
+      <w:hyperlink r:id="rId17" w:history="1">
+        <w:r>
+          <w:rPr>
+            <w:rStyle w:val="Hyperlink"/>
+            <w:lang w:val="en-US"/>
+          </w:rPr>
+          <w:t>https://www.youtube.com/</w:t>
+        </w:r>
+        <w:r>
+          <w:rPr>
+            <w:rStyle w:val="Hyperlink"/>
+            <w:lang w:val="en-US"/>
+          </w:rPr>
+          <w:t>w</w:t>
+        </w:r>
+        <w:r>
+          <w:rPr>
+            <w:rStyle w:val="Hyperlink"/>
+            <w:lang w:val="en-US"/>
+          </w:rPr>
+          <w:t>atch?v=Buq4rJALQmE</w:t>
+        </w:r>
+      </w:hyperlink>
+    </w:p>
+    <w:p>
+      <w:pPr>
+        <w:pStyle w:val="Heading2"/>
+        <w:jc w:val="center"/>
+        <w:rPr>
+          <w:lang w:val="en-US"/>
+        </w:rPr>
+      </w:pPr>
+      <w:bookmarkStart w:id="15" w:name="_Toc222574270"/>
+      <w:r>
+        <w:rPr>
+          <w:lang w:val="en-US"/>
+        </w:rPr>
+        <w:lastRenderedPageBreak/>
+        <w:t>Genre details</w:t>
+      </w:r>
+      <w:bookmarkEnd w:id="15"/>
+    </w:p>
+    <w:p>
+      <w:pPr>
+        <w:rPr>
+          <w:lang w:val="en-US"/>
+        </w:rPr>
+      </w:pPr>
+      <w:r>
+        <w:rPr>
+          <w:lang w:val="en-US"/>
+        </w:rPr>
+        <w:t>This section is not really important (which is why it’s at the end).</w:t>
+      </w:r>
+      <w:r>
+        <w:rPr>
+          <w:lang w:val="en-US"/>
+        </w:rPr>
+        <w:t xml:space="preserve"> I just figured some readers may not be avid gamers and may be unfamiliar with the genre.</w:t>
+      </w:r>
+    </w:p>
+    <w:p>
+      <w:pPr>
+        <w:rPr>
+          <w:lang w:val="en-US"/>
+        </w:rPr>
+      </w:pPr>
+      <w:r>
+        <w:rPr>
+          <w:lang w:val="en-US"/>
+        </w:rPr>
+        <w:t xml:space="preserve">Survivor-like is a fairly new subgenre of Action Roguelike with a rather specific set of gameplay elements. The name comes from </w:t>
+      </w:r>
+      <w:hyperlink r:id="rId18" w:history="1">
+        <w:r>
+          <w:rPr>
+            <w:rStyle w:val="Hyperlink"/>
+            <w:lang w:val="en-US"/>
+          </w:rPr>
+          <w:t>Vampire Survivors</w:t>
+        </w:r>
+      </w:hyperlink>
+      <w:r>
+        <w:rPr>
+          <w:lang w:val="en-US"/>
+        </w:rPr>
+        <w:t>. I’m not sure if Vampire Survivors was the first in the subgenre, but it’s certainly the one everyone knows about. My favorites from the subgenre are:</w:t>
+      </w:r>
+    </w:p>
+    <w:p>
+      <w:pPr>
+        <w:pStyle w:val="ListParagraph"/>
+        <w:numPr>
+          <w:ilvl w:val="0"/>
+          <w:numId w:val="1"/>
+        </w:numPr>
+        <w:rPr>
+          <w:lang w:val="en-US"/>
+        </w:rPr>
+      </w:pPr>
+      <w:hyperlink r:id="rId19" w:history="1">
+        <w:r>
+          <w:rPr>
+            <w:rStyle w:val="Hyperlink"/>
+            <w:lang w:val="en-US"/>
+          </w:rPr>
+          <w:t>Spellbook Demonslayers</w:t>
+        </w:r>
+      </w:hyperlink>
+    </w:p>
+    <w:p>
+      <w:pPr>
+        <w:pStyle w:val="ListParagraph"/>
+        <w:numPr>
+          <w:ilvl w:val="0"/>
+          <w:numId w:val="1"/>
+        </w:numPr>
+        <w:rPr>
+          <w:lang w:val="en-US"/>
+        </w:rPr>
+      </w:pPr>
+      <w:hyperlink r:id="rId20" w:history="1">
+        <w:r>
+          <w:rPr>
+            <w:rStyle w:val="Hyperlink"/>
+            <w:lang w:val="en-US"/>
+          </w:rPr>
+          <w:t>Brotato</w:t>
+        </w:r>
+      </w:hyperlink>
+    </w:p>
+    <w:p>
+      <w:pPr>
+        <w:pStyle w:val="ListParagraph"/>
+        <w:numPr>
+          <w:ilvl w:val="0"/>
+          <w:numId w:val="1"/>
+        </w:numPr>
+        <w:rPr>
+          <w:lang w:val="en-US"/>
+        </w:rPr>
+      </w:pPr>
+      <w:hyperlink r:id="rId21" w:history="1">
+        <w:r>
+          <w:rPr>
+            <w:rStyle w:val="Hyperlink"/>
+            <w:lang w:val="en-US"/>
+          </w:rPr>
+          <w:t>Soulstone Survivors</w:t>
+        </w:r>
+      </w:hyperlink>
+    </w:p>
+    <w:p>
+      <w:pPr>
+        <w:rPr>
+          <w:lang w:val="en-US"/>
+        </w:rPr>
+      </w:pPr>
+      <w:r>
+        <w:rPr>
+          <w:lang w:val="en-US"/>
+        </w:rPr>
+        <w:t>In brief, the parent genre Roguelike is characterized by:</w:t>
+      </w:r>
+    </w:p>
+    <w:p>
+      <w:pPr>
+        <w:pStyle w:val="ListParagraph"/>
+        <w:numPr>
+          <w:ilvl w:val="0"/>
+          <w:numId w:val="3"/>
+        </w:numPr>
+        <w:rPr>
+          <w:lang w:val="en-US"/>
+        </w:rPr>
+      </w:pPr>
+      <w:r>
+        <w:rPr>
+          <w:lang w:val="en-US"/>
+        </w:rPr>
+        <w:t>The game is fairly short and very random and is meant to be played all the way through multiple times.</w:t>
+      </w:r>
+    </w:p>
+    <w:p>
+      <w:pPr>
+        <w:pStyle w:val="ListParagraph"/>
+        <w:numPr>
+          <w:ilvl w:val="0"/>
+          <w:numId w:val="3"/>
+        </w:numPr>
+        <w:rPr>
+          <w:lang w:val="en-US"/>
+        </w:rPr>
+      </w:pPr>
+      <w:r>
+        <w:rPr>
+          <w:lang w:val="en-US"/>
+        </w:rPr>
+        <w:t>There are no checkpoints- if you lose you must start a new game.</w:t>
+      </w:r>
+    </w:p>
+    <w:p>
+      <w:pPr>
+        <w:pStyle w:val="ListParagraph"/>
+        <w:numPr>
+          <w:ilvl w:val="0"/>
+          <w:numId w:val="3"/>
+        </w:numPr>
+        <w:rPr>
+          <w:lang w:val="en-US"/>
+        </w:rPr>
+      </w:pPr>
+      <w:r>
+        <w:rPr>
+          <w:lang w:val="en-US"/>
+        </w:rPr>
+        <w:t xml:space="preserve">The core game is often wrapped in another content layer that offers some </w:t>
+      </w:r>
+      <w:r>
+        <w:rPr>
+          <w:lang w:val="en-US"/>
+        </w:rPr>
+        <w:t>elements that persist after death/victory</w:t>
+      </w:r>
+      <w:r>
+        <w:rPr>
+          <w:lang w:val="en-US"/>
+        </w:rPr>
+        <w:t>, such as achievements or unlocks. Also known as meta-progression.</w:t>
+      </w:r>
+    </w:p>
+    <w:p>
+      <w:pPr>
+        <w:pStyle w:val="ListParagraph"/>
+        <w:numPr>
+          <w:ilvl w:val="1"/>
+          <w:numId w:val="3"/>
+        </w:numPr>
+        <w:rPr>
+          <w:lang w:val="en-US"/>
+        </w:rPr>
+      </w:pPr>
+      <w:r>
+        <w:rPr>
+          <w:lang w:val="en-US"/>
+        </w:rPr>
+        <w:t>A full playthrough of the core game is usually called a “run” to distinguish from a full playthrough of the wrapper.</w:t>
+      </w:r>
+    </w:p>
+    <w:p>
+      <w:pPr>
+        <w:rPr>
+          <w:lang w:val="en-US"/>
+        </w:rPr>
+      </w:pPr>
+      <w:r>
+        <w:rPr>
+          <w:lang w:val="en-US"/>
+        </w:rPr>
+        <w:t>Nearly all survivor-likes have the following elements:</w:t>
+      </w:r>
+    </w:p>
+    <w:p>
+      <w:pPr>
+        <w:pStyle w:val="ListParagraph"/>
+        <w:numPr>
+          <w:ilvl w:val="0"/>
+          <w:numId w:val="2"/>
+        </w:numPr>
+        <w:rPr>
+          <w:lang w:val="en-US"/>
+        </w:rPr>
+      </w:pPr>
+      <w:r>
+        <w:rPr>
+          <w:lang w:val="en-US"/>
+        </w:rPr>
+        <w:t>Singleplayer</w:t>
+      </w:r>
+    </w:p>
+    <w:p>
+      <w:pPr>
+        <w:pStyle w:val="ListParagraph"/>
+        <w:numPr>
+          <w:ilvl w:val="0"/>
+          <w:numId w:val="2"/>
+        </w:numPr>
+        <w:rPr>
+          <w:lang w:val="en-US"/>
+        </w:rPr>
+      </w:pPr>
+      <w:r>
+        <w:rPr>
+          <w:lang w:val="en-US"/>
+        </w:rPr>
+        <w:t>Action</w:t>
+      </w:r>
+    </w:p>
+    <w:p>
+      <w:pPr>
+        <w:pStyle w:val="ListParagraph"/>
+        <w:numPr>
+          <w:ilvl w:val="0"/>
+          <w:numId w:val="2"/>
+        </w:numPr>
+        <w:rPr>
+          <w:lang w:val="en-US"/>
+        </w:rPr>
+      </w:pPr>
+      <w:r>
+        <w:rPr>
+          <w:lang w:val="en-US"/>
+        </w:rPr>
+        <w:t>Top-down camera with player character locked in the center of the screen</w:t>
+      </w:r>
+    </w:p>
+    <w:p>
+      <w:pPr>
+        <w:pStyle w:val="ListParagraph"/>
+        <w:numPr>
+          <w:ilvl w:val="0"/>
+          <w:numId w:val="2"/>
+        </w:numPr>
+        <w:rPr>
+          <w:lang w:val="en-US"/>
+        </w:rPr>
+      </w:pPr>
+      <w:r>
+        <w:rPr>
+          <w:lang w:val="en-US"/>
+        </w:rPr>
+        <w:t>Runs take place in an arena</w:t>
+      </w:r>
+    </w:p>
+    <w:p>
+      <w:pPr>
+        <w:pStyle w:val="ListParagraph"/>
+        <w:numPr>
+          <w:ilvl w:val="0"/>
+          <w:numId w:val="2"/>
+        </w:numPr>
+        <w:rPr>
+          <w:lang w:val="en-US"/>
+        </w:rPr>
+      </w:pPr>
+      <w:r>
+        <w:rPr>
+          <w:lang w:val="en-US"/>
+        </w:rPr>
+        <w:t>Run lengths of 20-40 minutes</w:t>
+      </w:r>
+    </w:p>
+    <w:p>
+      <w:pPr>
+        <w:pStyle w:val="ListParagraph"/>
+        <w:numPr>
+          <w:ilvl w:val="0"/>
+          <w:numId w:val="2"/>
+        </w:numPr>
+        <w:rPr>
+          <w:lang w:val="en-US"/>
+        </w:rPr>
+      </w:pPr>
+      <w:r>
+        <w:rPr>
+          <w:lang w:val="en-US"/>
+        </w:rPr>
+        <w:t>The primary goal of the run is to survive until some condition is met (time, kills, etc.)</w:t>
+      </w:r>
+    </w:p>
+    <w:p>
+      <w:pPr>
+        <w:pStyle w:val="ListParagraph"/>
+        <w:numPr>
+          <w:ilvl w:val="0"/>
+          <w:numId w:val="2"/>
+        </w:numPr>
+        <w:rPr>
+          <w:lang w:val="en-US"/>
+        </w:rPr>
+      </w:pPr>
+      <w:r>
+        <w:rPr>
+          <w:lang w:val="en-US"/>
+        </w:rPr>
+        <w:t>Hordes of enemies spawn continuously and move towards you.</w:t>
+      </w:r>
+    </w:p>
+    <w:p>
+      <w:pPr>
+        <w:pStyle w:val="ListParagraph"/>
+        <w:numPr>
+          <w:ilvl w:val="0"/>
+          <w:numId w:val="2"/>
+        </w:numPr>
+        <w:rPr>
+          <w:lang w:val="en-US"/>
+        </w:rPr>
+      </w:pPr>
+      <w:r>
+        <w:rPr>
+          <w:lang w:val="en-US"/>
+        </w:rPr>
+        <w:t>Enemies get stronger over time.</w:t>
+      </w:r>
+    </w:p>
+    <w:p>
+      <w:pPr>
+        <w:pStyle w:val="ListParagraph"/>
+        <w:numPr>
+          <w:ilvl w:val="0"/>
+          <w:numId w:val="2"/>
+        </w:numPr>
+        <w:rPr>
+          <w:lang w:val="en-US"/>
+        </w:rPr>
+      </w:pPr>
+      <w:r>
+        <w:rPr>
+          <w:lang w:val="en-US"/>
+        </w:rPr>
+        <w:t>The typical way to survive is to kill enemies as fast as they spawn.</w:t>
+      </w:r>
+    </w:p>
+    <w:p>
+      <w:pPr>
+        <w:pStyle w:val="ListParagraph"/>
+        <w:numPr>
+          <w:ilvl w:val="0"/>
+          <w:numId w:val="2"/>
+        </w:numPr>
+        <w:rPr>
+          <w:lang w:val="en-US"/>
+        </w:rPr>
+      </w:pPr>
+      <w:r>
+        <w:rPr>
+          <w:lang w:val="en-US"/>
+        </w:rPr>
+        <w:t>Enemies drop experience shards on death, scaling with their strength.</w:t>
+      </w:r>
+    </w:p>
+    <w:p>
+      <w:pPr>
+        <w:pStyle w:val="ListParagraph"/>
+        <w:numPr>
+          <w:ilvl w:val="0"/>
+          <w:numId w:val="2"/>
+        </w:numPr>
+        <w:rPr>
+          <w:lang w:val="en-US"/>
+        </w:rPr>
+      </w:pPr>
+      <w:r>
+        <w:rPr>
+          <w:lang w:val="en-US"/>
+        </w:rPr>
+        <w:t>Collecting experience shards lets you level up (experience required increases with level). This is the primary way to get stronger.</w:t>
+      </w:r>
+    </w:p>
+    <w:p>
+      <w:pPr>
+        <w:pStyle w:val="ListParagraph"/>
+        <w:numPr>
+          <w:ilvl w:val="1"/>
+          <w:numId w:val="2"/>
+        </w:numPr>
+        <w:rPr>
+          <w:lang w:val="en-US"/>
+        </w:rPr>
+      </w:pPr>
+      <w:r>
+        <w:rPr>
+          <w:lang w:val="en-US"/>
+        </w:rPr>
+        <w:t>When levelling up, you are presented with a choice of ~3 upgrades randomly drawn from a pool of dozens to hundreds of weapons and passive abilities.</w:t>
+      </w:r>
+    </w:p>
+    <w:p>
+      <w:pPr>
+        <w:pStyle w:val="ListParagraph"/>
+        <w:numPr>
+          <w:ilvl w:val="0"/>
+          <w:numId w:val="2"/>
+        </w:numPr>
+        <w:rPr>
+          <w:lang w:val="en-US"/>
+        </w:rPr>
+      </w:pPr>
+      <w:r>
+        <w:rPr>
+          <w:lang w:val="en-US"/>
+        </w:rPr>
+        <w:lastRenderedPageBreak/>
+        <w:t xml:space="preserve">You start with 1-2 weapons, which trigger automatically on a timer. Through levelling up you can acquire a few more weapons, typically about 6 total. </w:t>
+      </w:r>
+    </w:p>
+    <w:p>
+      <w:pPr>
+        <w:pStyle w:val="ListParagraph"/>
+        <w:numPr>
+          <w:ilvl w:val="0"/>
+          <w:numId w:val="2"/>
+        </w:numPr>
+        <w:rPr>
+          <w:lang w:val="en-US"/>
+        </w:rPr>
+      </w:pPr>
+      <w:r>
+        <w:rPr>
+          <w:lang w:val="en-US"/>
+        </w:rPr>
+        <w:t>Weapons can be upgraded individually.</w:t>
+      </w:r>
+    </w:p>
+    <w:p>
+      <w:pPr>
+        <w:rPr>
+          <w:lang w:val="en-US"/>
+        </w:rPr>
+      </w:pPr>
+    </w:p>
+    <w:p>
+      <w:pPr>
+        <w:rPr>
+          <w:rFonts w:asciiTheme="majorHAnsi" w:eastAsiaTheme="majorEastAsia" w:hAnsiTheme="majorHAnsi" w:cstheme="majorBidi"/>
+          <w:color w:val="0F4761" w:themeColor="accent1" w:themeShade="BF"/>
+          <w:sz w:val="32"/>
+          <w:szCs w:val="32"/>
+          <w:lang w:val="en-US"/>
+        </w:rPr>
+      </w:pPr>
+      <w:r>
+        <w:rPr>
+          <w:lang w:val="en-US"/>
+        </w:rPr>
+        <w:br w:type="page"/>
+      </w:r>
+    </w:p>
+    <w:p>
+      <w:pPr>
+        <w:pStyle w:val="Heading2"/>
+        <w:jc w:val="center"/>
+        <w:rPr>
+          <w:lang w:val="en-US"/>
+        </w:rPr>
+      </w:pPr>
+      <w:bookmarkStart w:id="16" w:name="_Toc222574271"/>
+      <w:r>
+        <w:rPr>
+          <w:lang w:val="en-US"/>
+        </w:rPr>
+        <w:lastRenderedPageBreak/>
+        <w:t>Closing Thoughts</w:t>
+      </w:r>
+      <w:bookmarkEnd w:id="16"/>
+    </w:p>
+    <w:p>
+      <w:pPr>
+        <w:rPr>
+          <w:lang w:val="en-US"/>
+        </w:rPr>
+      </w:pPr>
+      <w:r>
+        <w:rPr>
+          <w:lang w:val="en-US"/>
+        </w:rPr>
+        <w:t>If you have any questions, don’t hesitate to ask. And if you have any suggestions for theme, weapons, playable characters, or whatever else, I’d be glad to hear it. I accept that you’re not just more skilled than me in your area, but more knowledgeable too, and I don’t want to force you to do something if you think there’s a better way.</w:t>
+      </w:r>
+    </w:p>
+    <w:p>
+      <w:pPr>
+        <w:rPr>
+          <w:lang w:val="en-US"/>
+        </w:rPr>
+      </w:pPr>
+      <w:r>
+        <w:rPr>
+          <w:lang w:val="en-US"/>
+        </w:rPr>
+        <w:t>Oh, and if you need inspiration/more detail about the genre you could probably convince me to buy you a Survivor-like game. Especially Spellbook Demonslayers.</w:t>
+      </w:r>
+    </w:p>
+    <w:p>
+      <w:pPr>
+        <w:rPr>
+          <w:lang w:val="en-US"/>
+        </w:rPr>
+      </w:pPr>
+    </w:p>
+    <w:p>
+      <w:pPr>
+        <w:pStyle w:val="Heading2"/>
+        <w:jc w:val="center"/>
+        <w:rPr>
+          <w:lang w:val="en-US"/>
+        </w:rPr>
+      </w:pPr>
+      <w:bookmarkStart w:id="17" w:name="_Toc222574272"/>
+      <w:r>
+        <w:rPr>
+          <w:lang w:val="en-US"/>
+        </w:rPr>
         <w:t>About me</w:t>
       </w:r>
       <w:bookmarkEnd w:id="17"/>
@@ -3788,7 +4498,7 @@
         </w:rPr>
         <w:t xml:space="preserve">My first game was </w:t>
       </w:r>
-      <w:hyperlink r:id="rId12" w:history="1">
+      <w:hyperlink r:id="rId22" w:history="1">
         <w:r>
           <w:rPr>
             <w:rStyle w:val="Hyperlink"/>
@@ -4162,6 +4872,119 @@
     </w:lvl>
   </w:abstractNum>
   <w:abstractNum w:abstractNumId="3" w15:restartNumberingAfterBreak="0">
+    <w:nsid w:val="20313762"/>
+    <w:multiLevelType w:val="hybridMultilevel"/>
+    <w:tmpl w:val="F0EAF90C"/>
+    <w:lvl w:ilvl="0" w:tplc="08090001">
+      <w:start w:val="1"/>
+      <w:numFmt w:val="bullet"/>
+      <w:lvlText w:val=""/>
+      <w:lvlJc w:val="left"/>
+      <w:pPr>
+        <w:ind w:left="720" w:hanging="360"/>
+      </w:pPr>
+      <w:rPr>
+        <w:rFonts w:ascii="Symbol" w:hAnsi="Symbol" w:hint="default"/>
+      </w:rPr>
+    </w:lvl>
+    <w:lvl w:ilvl="1" w:tplc="08090003" w:tentative="1">
+      <w:start w:val="1"/>
+      <w:numFmt w:val="bullet"/>
+      <w:lvlText w:val="o"/>
+      <w:lvlJc w:val="left"/>
+      <w:pPr>
+        <w:ind w:left="1440" w:hanging="360"/>
+      </w:pPr>
+      <w:rPr>
+        <w:rFonts w:ascii="Courier New" w:hAnsi="Courier New" w:cs="Courier New" w:hint="default"/>
+      </w:rPr>
+    </w:lvl>
+    <w:lvl w:ilvl="2" w:tplc="08090005" w:tentative="1">
+      <w:start w:val="1"/>
+      <w:numFmt w:val="bullet"/>
+      <w:lvlText w:val=""/>
+      <w:lvlJc w:val="left"/>
+      <w:pPr>
+        <w:ind w:left="2160" w:hanging="360"/>
+      </w:pPr>
+      <w:rPr>
+        <w:rFonts w:ascii="Wingdings" w:hAnsi="Wingdings" w:hint="default"/>
+      </w:rPr>
+    </w:lvl>
+    <w:lvl w:ilvl="3" w:tplc="08090001" w:tentative="1">
+      <w:start w:val="1"/>
+      <w:numFmt w:val="bullet"/>
+      <w:lvlText w:val=""/>
+      <w:lvlJc w:val="left"/>
+      <w:pPr>
+        <w:ind w:left="2880" w:hanging="360"/>
+      </w:pPr>
+      <w:rPr>
+        <w:rFonts w:ascii="Symbol" w:hAnsi="Symbol" w:hint="default"/>
+      </w:rPr>
+    </w:lvl>
+    <w:lvl w:ilvl="4" w:tplc="08090003" w:tentative="1">
+      <w:start w:val="1"/>
+      <w:numFmt w:val="bullet"/>
+      <w:lvlText w:val="o"/>
+      <w:lvlJc w:val="left"/>
+      <w:pPr>
+        <w:ind w:left="3600" w:hanging="360"/>
+      </w:pPr>
+      <w:rPr>
+        <w:rFonts w:ascii="Courier New" w:hAnsi="Courier New" w:cs="Courier New" w:hint="default"/>
+      </w:rPr>
+    </w:lvl>
+    <w:lvl w:ilvl="5" w:tplc="08090005" w:tentative="1">
+      <w:start w:val="1"/>
+      <w:numFmt w:val="bullet"/>
+      <w:lvlText w:val=""/>
+      <w:lvlJc w:val="left"/>
+      <w:pPr>
+        <w:ind w:left="4320" w:hanging="360"/>
+      </w:pPr>
+      <w:rPr>
+        <w:rFonts w:ascii="Wingdings" w:hAnsi="Wingdings" w:hint="default"/>
+      </w:rPr>
+    </w:lvl>
+    <w:lvl w:ilvl="6" w:tplc="08090001" w:tentative="1">
+      <w:start w:val="1"/>
+      <w:numFmt w:val="bullet"/>
+      <w:lvlText w:val=""/>
+      <w:lvlJc w:val="left"/>
+      <w:pPr>
+        <w:ind w:left="5040" w:hanging="360"/>
+      </w:pPr>
+      <w:rPr>
+        <w:rFonts w:ascii="Symbol" w:hAnsi="Symbol" w:hint="default"/>
+      </w:rPr>
+    </w:lvl>
+    <w:lvl w:ilvl="7" w:tplc="08090003" w:tentative="1">
+      <w:start w:val="1"/>
+      <w:numFmt w:val="bullet"/>
+      <w:lvlText w:val="o"/>
+      <w:lvlJc w:val="left"/>
+      <w:pPr>
+        <w:ind w:left="5760" w:hanging="360"/>
+      </w:pPr>
+      <w:rPr>
+        <w:rFonts w:ascii="Courier New" w:hAnsi="Courier New" w:cs="Courier New" w:hint="default"/>
+      </w:rPr>
+    </w:lvl>
+    <w:lvl w:ilvl="8" w:tplc="08090005" w:tentative="1">
+      <w:start w:val="1"/>
+      <w:numFmt w:val="bullet"/>
+      <w:lvlText w:val=""/>
+      <w:lvlJc w:val="left"/>
+      <w:pPr>
+        <w:ind w:left="6480" w:hanging="360"/>
+      </w:pPr>
+      <w:rPr>
+        <w:rFonts w:ascii="Wingdings" w:hAnsi="Wingdings" w:hint="default"/>
+      </w:rPr>
+    </w:lvl>
+  </w:abstractNum>
+  <w:abstractNum w:abstractNumId="4" w15:restartNumberingAfterBreak="0">
     <w:nsid w:val="25F56680"/>
     <w:multiLevelType w:val="hybridMultilevel"/>
     <w:tmpl w:val="22A45058"/>
@@ -4274,7 +5097,120 @@
       </w:rPr>
     </w:lvl>
   </w:abstractNum>
-  <w:abstractNum w:abstractNumId="4" w15:restartNumberingAfterBreak="0">
+  <w:abstractNum w:abstractNumId="5" w15:restartNumberingAfterBreak="0">
+    <w:nsid w:val="2AFB29CC"/>
+    <w:multiLevelType w:val="hybridMultilevel"/>
+    <w:tmpl w:val="72209D18"/>
+    <w:lvl w:ilvl="0" w:tplc="08090001">
+      <w:start w:val="1"/>
+      <w:numFmt w:val="bullet"/>
+      <w:lvlText w:val=""/>
+      <w:lvlJc w:val="left"/>
+      <w:pPr>
+        <w:ind w:left="720" w:hanging="360"/>
+      </w:pPr>
+      <w:rPr>
+        <w:rFonts w:ascii="Symbol" w:hAnsi="Symbol" w:hint="default"/>
+      </w:rPr>
+    </w:lvl>
+    <w:lvl w:ilvl="1" w:tplc="08090003">
+      <w:start w:val="1"/>
+      <w:numFmt w:val="bullet"/>
+      <w:lvlText w:val="o"/>
+      <w:lvlJc w:val="left"/>
+      <w:pPr>
+        <w:ind w:left="1440" w:hanging="360"/>
+      </w:pPr>
+      <w:rPr>
+        <w:rFonts w:ascii="Courier New" w:hAnsi="Courier New" w:cs="Courier New" w:hint="default"/>
+      </w:rPr>
+    </w:lvl>
+    <w:lvl w:ilvl="2" w:tplc="08090005" w:tentative="1">
+      <w:start w:val="1"/>
+      <w:numFmt w:val="bullet"/>
+      <w:lvlText w:val=""/>
+      <w:lvlJc w:val="left"/>
+      <w:pPr>
+        <w:ind w:left="2160" w:hanging="360"/>
+      </w:pPr>
+      <w:rPr>
+        <w:rFonts w:ascii="Wingdings" w:hAnsi="Wingdings" w:hint="default"/>
+      </w:rPr>
+    </w:lvl>
+    <w:lvl w:ilvl="3" w:tplc="08090001" w:tentative="1">
+      <w:start w:val="1"/>
+      <w:numFmt w:val="bullet"/>
+      <w:lvlText w:val=""/>
+      <w:lvlJc w:val="left"/>
+      <w:pPr>
+        <w:ind w:left="2880" w:hanging="360"/>
+      </w:pPr>
+      <w:rPr>
+        <w:rFonts w:ascii="Symbol" w:hAnsi="Symbol" w:hint="default"/>
+      </w:rPr>
+    </w:lvl>
+    <w:lvl w:ilvl="4" w:tplc="08090003" w:tentative="1">
+      <w:start w:val="1"/>
+      <w:numFmt w:val="bullet"/>
+      <w:lvlText w:val="o"/>
+      <w:lvlJc w:val="left"/>
+      <w:pPr>
+        <w:ind w:left="3600" w:hanging="360"/>
+      </w:pPr>
+      <w:rPr>
+        <w:rFonts w:ascii="Courier New" w:hAnsi="Courier New" w:cs="Courier New" w:hint="default"/>
+      </w:rPr>
+    </w:lvl>
+    <w:lvl w:ilvl="5" w:tplc="08090005" w:tentative="1">
+      <w:start w:val="1"/>
+      <w:numFmt w:val="bullet"/>
+      <w:lvlText w:val=""/>
+      <w:lvlJc w:val="left"/>
+      <w:pPr>
+        <w:ind w:left="4320" w:hanging="360"/>
+      </w:pPr>
+      <w:rPr>
+        <w:rFonts w:ascii="Wingdings" w:hAnsi="Wingdings" w:hint="default"/>
+      </w:rPr>
+    </w:lvl>
+    <w:lvl w:ilvl="6" w:tplc="08090001" w:tentative="1">
+      <w:start w:val="1"/>
+      <w:numFmt w:val="bullet"/>
+      <w:lvlText w:val=""/>
+      <w:lvlJc w:val="left"/>
+      <w:pPr>
+        <w:ind w:left="5040" w:hanging="360"/>
+      </w:pPr>
+      <w:rPr>
+        <w:rFonts w:ascii="Symbol" w:hAnsi="Symbol" w:hint="default"/>
+      </w:rPr>
+    </w:lvl>
+    <w:lvl w:ilvl="7" w:tplc="08090003" w:tentative="1">
+      <w:start w:val="1"/>
+      <w:numFmt w:val="bullet"/>
+      <w:lvlText w:val="o"/>
+      <w:lvlJc w:val="left"/>
+      <w:pPr>
+        <w:ind w:left="5760" w:hanging="360"/>
+      </w:pPr>
+      <w:rPr>
+        <w:rFonts w:ascii="Courier New" w:hAnsi="Courier New" w:cs="Courier New" w:hint="default"/>
+      </w:rPr>
+    </w:lvl>
+    <w:lvl w:ilvl="8" w:tplc="08090005" w:tentative="1">
+      <w:start w:val="1"/>
+      <w:numFmt w:val="bullet"/>
+      <w:lvlText w:val=""/>
+      <w:lvlJc w:val="left"/>
+      <w:pPr>
+        <w:ind w:left="6480" w:hanging="360"/>
+      </w:pPr>
+      <w:rPr>
+        <w:rFonts w:ascii="Wingdings" w:hAnsi="Wingdings" w:hint="default"/>
+      </w:rPr>
+    </w:lvl>
+  </w:abstractNum>
+  <w:abstractNum w:abstractNumId="6" w15:restartNumberingAfterBreak="0">
     <w:nsid w:val="2CF314A8"/>
     <w:multiLevelType w:val="hybridMultilevel"/>
     <w:tmpl w:val="662869A4"/>
@@ -4387,7 +5323,7 @@
       </w:rPr>
     </w:lvl>
   </w:abstractNum>
-  <w:abstractNum w:abstractNumId="5" w15:restartNumberingAfterBreak="0">
+  <w:abstractNum w:abstractNumId="7" w15:restartNumberingAfterBreak="0">
     <w:nsid w:val="2F8542B4"/>
     <w:multiLevelType w:val="hybridMultilevel"/>
     <w:tmpl w:val="91724ACE"/>
@@ -4500,7 +5436,7 @@
       </w:rPr>
     </w:lvl>
   </w:abstractNum>
-  <w:abstractNum w:abstractNumId="6" w15:restartNumberingAfterBreak="0">
+  <w:abstractNum w:abstractNumId="8" w15:restartNumberingAfterBreak="0">
     <w:nsid w:val="332E29AD"/>
     <w:multiLevelType w:val="hybridMultilevel"/>
     <w:tmpl w:val="2CCA9810"/>
@@ -4613,7 +5549,120 @@
       </w:rPr>
     </w:lvl>
   </w:abstractNum>
-  <w:abstractNum w:abstractNumId="7" w15:restartNumberingAfterBreak="0">
+  <w:abstractNum w:abstractNumId="9" w15:restartNumberingAfterBreak="0">
+    <w:nsid w:val="34380C81"/>
+    <w:multiLevelType w:val="hybridMultilevel"/>
+    <w:tmpl w:val="D5B4DAFE"/>
+    <w:lvl w:ilvl="0" w:tplc="08090001">
+      <w:start w:val="1"/>
+      <w:numFmt w:val="bullet"/>
+      <w:lvlText w:val=""/>
+      <w:lvlJc w:val="left"/>
+      <w:pPr>
+        <w:ind w:left="720" w:hanging="360"/>
+      </w:pPr>
+      <w:rPr>
+        <w:rFonts w:ascii="Symbol" w:hAnsi="Symbol" w:hint="default"/>
+      </w:rPr>
+    </w:lvl>
+    <w:lvl w:ilvl="1" w:tplc="08090003" w:tentative="1">
+      <w:start w:val="1"/>
+      <w:numFmt w:val="bullet"/>
+      <w:lvlText w:val="o"/>
+      <w:lvlJc w:val="left"/>
+      <w:pPr>
+        <w:ind w:left="1440" w:hanging="360"/>
+      </w:pPr>
+      <w:rPr>
+        <w:rFonts w:ascii="Courier New" w:hAnsi="Courier New" w:cs="Courier New" w:hint="default"/>
+      </w:rPr>
+    </w:lvl>
+    <w:lvl w:ilvl="2" w:tplc="08090005" w:tentative="1">
+      <w:start w:val="1"/>
+      <w:numFmt w:val="bullet"/>
+      <w:lvlText w:val=""/>
+      <w:lvlJc w:val="left"/>
+      <w:pPr>
+        <w:ind w:left="2160" w:hanging="360"/>
+      </w:pPr>
+      <w:rPr>
+        <w:rFonts w:ascii="Wingdings" w:hAnsi="Wingdings" w:hint="default"/>
+      </w:rPr>
+    </w:lvl>
+    <w:lvl w:ilvl="3" w:tplc="08090001" w:tentative="1">
+      <w:start w:val="1"/>
+      <w:numFmt w:val="bullet"/>
+      <w:lvlText w:val=""/>
+      <w:lvlJc w:val="left"/>
+      <w:pPr>
+        <w:ind w:left="2880" w:hanging="360"/>
+      </w:pPr>
+      <w:rPr>
+        <w:rFonts w:ascii="Symbol" w:hAnsi="Symbol" w:hint="default"/>
+      </w:rPr>
+    </w:lvl>
+    <w:lvl w:ilvl="4" w:tplc="08090003" w:tentative="1">
+      <w:start w:val="1"/>
+      <w:numFmt w:val="bullet"/>
+      <w:lvlText w:val="o"/>
+      <w:lvlJc w:val="left"/>
+      <w:pPr>
+        <w:ind w:left="3600" w:hanging="360"/>
+      </w:pPr>
+      <w:rPr>
+        <w:rFonts w:ascii="Courier New" w:hAnsi="Courier New" w:cs="Courier New" w:hint="default"/>
+      </w:rPr>
+    </w:lvl>
+    <w:lvl w:ilvl="5" w:tplc="08090005" w:tentative="1">
+      <w:start w:val="1"/>
+      <w:numFmt w:val="bullet"/>
+      <w:lvlText w:val=""/>
+      <w:lvlJc w:val="left"/>
+      <w:pPr>
+        <w:ind w:left="4320" w:hanging="360"/>
+      </w:pPr>
+      <w:rPr>
+        <w:rFonts w:ascii="Wingdings" w:hAnsi="Wingdings" w:hint="default"/>
+      </w:rPr>
+    </w:lvl>
+    <w:lvl w:ilvl="6" w:tplc="08090001" w:tentative="1">
+      <w:start w:val="1"/>
+      <w:numFmt w:val="bullet"/>
+      <w:lvlText w:val=""/>
+      <w:lvlJc w:val="left"/>
+      <w:pPr>
+        <w:ind w:left="5040" w:hanging="360"/>
+      </w:pPr>
+      <w:rPr>
+        <w:rFonts w:ascii="Symbol" w:hAnsi="Symbol" w:hint="default"/>
+      </w:rPr>
+    </w:lvl>
+    <w:lvl w:ilvl="7" w:tplc="08090003" w:tentative="1">
+      <w:start w:val="1"/>
+      <w:numFmt w:val="bullet"/>
+      <w:lvlText w:val="o"/>
+      <w:lvlJc w:val="left"/>
+      <w:pPr>
+        <w:ind w:left="5760" w:hanging="360"/>
+      </w:pPr>
+      <w:rPr>
+        <w:rFonts w:ascii="Courier New" w:hAnsi="Courier New" w:cs="Courier New" w:hint="default"/>
+      </w:rPr>
+    </w:lvl>
+    <w:lvl w:ilvl="8" w:tplc="08090005" w:tentative="1">
+      <w:start w:val="1"/>
+      <w:numFmt w:val="bullet"/>
+      <w:lvlText w:val=""/>
+      <w:lvlJc w:val="left"/>
+      <w:pPr>
+        <w:ind w:left="6480" w:hanging="360"/>
+      </w:pPr>
+      <w:rPr>
+        <w:rFonts w:ascii="Wingdings" w:hAnsi="Wingdings" w:hint="default"/>
+      </w:rPr>
+    </w:lvl>
+  </w:abstractNum>
+  <w:abstractNum w:abstractNumId="10" w15:restartNumberingAfterBreak="0">
     <w:nsid w:val="41505F9A"/>
     <w:multiLevelType w:val="hybridMultilevel"/>
     <w:tmpl w:val="CAF00D8E"/>
@@ -4726,7 +5775,7 @@
       </w:rPr>
     </w:lvl>
   </w:abstractNum>
-  <w:abstractNum w:abstractNumId="8" w15:restartNumberingAfterBreak="0">
+  <w:abstractNum w:abstractNumId="11" w15:restartNumberingAfterBreak="0">
     <w:nsid w:val="47FE1C7F"/>
     <w:multiLevelType w:val="hybridMultilevel"/>
     <w:tmpl w:val="EFD6A912"/>
@@ -4839,7 +5888,7 @@
       </w:rPr>
     </w:lvl>
   </w:abstractNum>
-  <w:abstractNum w:abstractNumId="9" w15:restartNumberingAfterBreak="0">
+  <w:abstractNum w:abstractNumId="12" w15:restartNumberingAfterBreak="0">
     <w:nsid w:val="4E107D98"/>
     <w:multiLevelType w:val="hybridMultilevel"/>
     <w:tmpl w:val="2034B5E4"/>
@@ -4952,7 +6001,7 @@
       </w:rPr>
     </w:lvl>
   </w:abstractNum>
-  <w:abstractNum w:abstractNumId="10" w15:restartNumberingAfterBreak="0">
+  <w:abstractNum w:abstractNumId="13" w15:restartNumberingAfterBreak="0">
     <w:nsid w:val="598F1102"/>
     <w:multiLevelType w:val="hybridMultilevel"/>
     <w:tmpl w:val="5F1E66E0"/>
@@ -5065,7 +6114,7 @@
       </w:rPr>
     </w:lvl>
   </w:abstractNum>
-  <w:abstractNum w:abstractNumId="11" w15:restartNumberingAfterBreak="0">
+  <w:abstractNum w:abstractNumId="14" w15:restartNumberingAfterBreak="0">
     <w:nsid w:val="5E92466A"/>
     <w:multiLevelType w:val="hybridMultilevel"/>
     <w:tmpl w:val="57105FDA"/>
@@ -5178,7 +6227,7 @@
       </w:rPr>
     </w:lvl>
   </w:abstractNum>
-  <w:abstractNum w:abstractNumId="12" w15:restartNumberingAfterBreak="0">
+  <w:abstractNum w:abstractNumId="15" w15:restartNumberingAfterBreak="0">
     <w:nsid w:val="61BB12A6"/>
     <w:multiLevelType w:val="hybridMultilevel"/>
     <w:tmpl w:val="40708E36"/>
@@ -5291,7 +6340,7 @@
       </w:rPr>
     </w:lvl>
   </w:abstractNum>
-  <w:abstractNum w:abstractNumId="13" w15:restartNumberingAfterBreak="0">
+  <w:abstractNum w:abstractNumId="16" w15:restartNumberingAfterBreak="0">
     <w:nsid w:val="6D867FE6"/>
     <w:multiLevelType w:val="hybridMultilevel"/>
     <w:tmpl w:val="ADA2BA82"/>
@@ -5404,7 +6453,7 @@
       </w:rPr>
     </w:lvl>
   </w:abstractNum>
-  <w:abstractNum w:abstractNumId="14" w15:restartNumberingAfterBreak="0">
+  <w:abstractNum w:abstractNumId="17" w15:restartNumberingAfterBreak="0">
     <w:nsid w:val="6F5E2734"/>
     <w:multiLevelType w:val="hybridMultilevel"/>
     <w:tmpl w:val="4642B064"/>
@@ -5518,49 +6567,58 @@
     </w:lvl>
   </w:abstractNum>
   <w:num w:numId="1" w16cid:durableId="267080493">
-    <w:abstractNumId w:val="4"/>
+    <w:abstractNumId w:val="6"/>
   </w:num>
   <w:num w:numId="2" w16cid:durableId="423036376">
-    <w:abstractNumId w:val="14"/>
+    <w:abstractNumId w:val="17"/>
   </w:num>
   <w:num w:numId="3" w16cid:durableId="760679837">
-    <w:abstractNumId w:val="12"/>
+    <w:abstractNumId w:val="15"/>
   </w:num>
   <w:num w:numId="4" w16cid:durableId="1690065766">
-    <w:abstractNumId w:val="5"/>
+    <w:abstractNumId w:val="7"/>
   </w:num>
   <w:num w:numId="5" w16cid:durableId="107746111">
     <w:abstractNumId w:val="1"/>
   </w:num>
   <w:num w:numId="6" w16cid:durableId="93403060">
-    <w:abstractNumId w:val="3"/>
+    <w:abstractNumId w:val="4"/>
   </w:num>
   <w:num w:numId="7" w16cid:durableId="2025863099">
-    <w:abstractNumId w:val="6"/>
+    <w:abstractNumId w:val="8"/>
   </w:num>
   <w:num w:numId="8" w16cid:durableId="945506612">
     <w:abstractNumId w:val="2"/>
   </w:num>
   <w:num w:numId="9" w16cid:durableId="372467233">
-    <w:abstractNumId w:val="9"/>
+    <w:abstractNumId w:val="12"/>
   </w:num>
   <w:num w:numId="10" w16cid:durableId="1197767332">
-    <w:abstractNumId w:val="8"/>
+    <w:abstractNumId w:val="11"/>
   </w:num>
   <w:num w:numId="11" w16cid:durableId="520361486">
-    <w:abstractNumId w:val="10"/>
+    <w:abstractNumId w:val="13"/>
   </w:num>
   <w:num w:numId="12" w16cid:durableId="1968468936">
     <w:abstractNumId w:val="0"/>
   </w:num>
   <w:num w:numId="13" w16cid:durableId="216671873">
-    <w:abstractNumId w:val="13"/>
+    <w:abstractNumId w:val="16"/>
   </w:num>
   <w:num w:numId="14" w16cid:durableId="604994052">
-    <w:abstractNumId w:val="7"/>
+    <w:abstractNumId w:val="10"/>
   </w:num>
   <w:num w:numId="15" w16cid:durableId="737217021">
-    <w:abstractNumId w:val="11"/>
+    <w:abstractNumId w:val="14"/>
+  </w:num>
+  <w:num w:numId="16" w16cid:durableId="72168758">
+    <w:abstractNumId w:val="3"/>
+  </w:num>
+  <w:num w:numId="17" w16cid:durableId="1273367886">
+    <w:abstractNumId w:val="5"/>
+  </w:num>
+  <w:num w:numId="18" w16cid:durableId="2072069789">
+    <w:abstractNumId w:val="9"/>
   </w:num>
 </w:numbering>
 </file>
@@ -6037,7 +7095,6 @@
     <w:next w:val="Normal"/>
     <w:link w:val="Heading4Char"/>
     <w:uiPriority w:val="9"/>
-    <w:semiHidden/>
     <w:unhideWhenUsed/>
     <w:qFormat/>
     <w:rsid w:val="00306F4C"/>
@@ -6234,7 +7291,6 @@
     <w:basedOn w:val="DefaultParagraphFont"/>
     <w:link w:val="Heading4"/>
     <w:uiPriority w:val="9"/>
-    <w:semiHidden/>
     <w:rsid w:val="00306F4C"/>
     <w:rPr>
       <w:rFonts w:eastAsiaTheme="majorEastAsia" w:cstheme="majorBidi"/>
@@ -6547,6 +7603,18 @@
       <w:ind w:left="480"/>
     </w:pPr>
   </w:style>
+  <w:style w:type="character" w:styleId="FollowedHyperlink">
+    <w:name w:val="FollowedHyperlink"/>
+    <w:basedOn w:val="DefaultParagraphFont"/>
+    <w:uiPriority w:val="99"/>
+    <w:semiHidden/>
+    <w:unhideWhenUsed/>
+    <w:rsid w:val="00544989"/>
+    <w:rPr>
+      <w:color w:val="96607D" w:themeColor="followedHyperlink"/>
+      <w:u w:val="single"/>
+    </w:rPr>
+  </w:style>
 </w:styles>
 </file>
 

--- a/Notes/Project Overview for Artist.docx
+++ b/Notes/Project Overview for Artist.docx
@@ -1381,34 +1381,20 @@
           <w:lang w:val="en-US"/>
         </w:rPr>
         <w:lastRenderedPageBreak/>
-        <w:t>Introduction</w:t>
-      </w:r>
-      <w:bookmarkEnd w:id="1"/>
-    </w:p>
-    <w:p>
-      <w:pPr>
-        <w:rPr>
-          <w:lang w:val="en-US"/>
-        </w:rPr>
-      </w:pPr>
-      <w:r>
-        <w:rPr>
-          <w:lang w:val="en-US"/>
-        </w:rPr>
-        <w:t>I’m developing a survivor-like (aka term twin stick shooter or Vampire Survivors clone) to sell on Steam for $5-$10. I have little artistic talent, so I’m looking for a 2D artist to help out. If you’re reading this, it means I’m hoping you’ll be that person, and I want to give you a detailed overview of the project!</w:t>
-      </w:r>
-    </w:p>
-    <w:p>
-      <w:pPr>
-        <w:rPr>
-          <w:lang w:val="en-US"/>
-        </w:rPr>
-      </w:pPr>
-      <w:r>
-        <w:rPr>
-          <w:lang w:val="en-US"/>
-        </w:rPr>
-        <w:t>The estimated length of the project is 3 months, but I am admittedly terrible at estimating the time needed for large projects, so who knows?</w:t>
+        <w:t>TLDR</w:t>
+      </w:r>
+    </w:p>
+    <w:p>
+      <w:pPr>
+        <w:rPr>
+          <w:lang w:val="en-US"/>
+        </w:rPr>
+      </w:pPr>
+      <w:r>
+        <w:rPr>
+          <w:lang w:val="en-US"/>
+        </w:rPr>
+        <w:t>I’m developing a Vampire Survivors clone in Unreal Engine to release on Steam and I’m offering 25% of the profits to you if you will draw the sprites and Steam thumbnails for me :)</w:t>
       </w:r>
     </w:p>
     <w:p>
@@ -1428,6 +1414,71 @@
           <w:lang w:val="en-US"/>
         </w:rPr>
       </w:pPr>
+      <w:r>
+        <w:rPr>
+          <w:lang w:val="en-US"/>
+        </w:rPr>
+        <w:t>Introduction</w:t>
+      </w:r>
+      <w:bookmarkEnd w:id="1"/>
+    </w:p>
+    <w:p>
+      <w:pPr>
+        <w:rPr>
+          <w:lang w:val="en-US"/>
+        </w:rPr>
+      </w:pPr>
+      <w:r>
+        <w:rPr>
+          <w:lang w:val="en-US"/>
+        </w:rPr>
+        <w:t xml:space="preserve">I’m developing a survivor-like (aka term twin stick shooter or Vampire Survivors clone) to sell on Steam for $5-$10. I have little artistic talent, so I’m looking for a 2D artist to </w:t>
+      </w:r>
+      <w:proofErr w:type="gramStart"/>
+      <w:r>
+        <w:rPr>
+          <w:lang w:val="en-US"/>
+        </w:rPr>
+        <w:t>help out</w:t>
+      </w:r>
+      <w:proofErr w:type="gramEnd"/>
+      <w:r>
+        <w:rPr>
+          <w:lang w:val="en-US"/>
+        </w:rPr>
+        <w:t>. If you’re reading this, it means I’m hoping you’ll be that person, and I want to give you a detailed overview of the project!</w:t>
+      </w:r>
+    </w:p>
+    <w:p>
+      <w:pPr>
+        <w:rPr>
+          <w:lang w:val="en-US"/>
+        </w:rPr>
+      </w:pPr>
+      <w:r>
+        <w:rPr>
+          <w:lang w:val="en-US"/>
+        </w:rPr>
+        <w:t>The estimated length of the project is 3 months, but I am admittedly terrible at estimating the time needed for large projects, so who knows?</w:t>
+      </w:r>
+    </w:p>
+    <w:p>
+      <w:pPr>
+        <w:pStyle w:val="Heading2"/>
+        <w:jc w:val="center"/>
+        <w:rPr>
+          <w:lang w:val="en-US"/>
+        </w:rPr>
+      </w:pPr>
+    </w:p>
+    <w:p>
+      <w:pPr>
+        <w:pStyle w:val="Heading2"/>
+        <w:jc w:val="center"/>
+        <w:rPr>
+          <w:lang w:val="en-US"/>
+        </w:rPr>
+      </w:pPr>
       <w:bookmarkStart w:id="2" w:name="_Toc222574257"/>
       <w:r>
         <w:rPr>
@@ -1447,7 +1498,21 @@
         <w:rPr>
           <w:lang w:val="en-US"/>
         </w:rPr>
-        <w:t>Since I have no money, I cannot pay you a wage/salary. What I can do is offer a percentage of the profits. If that’s a dealbreaker for you, I totally understand, as this is expected to be a large time investment.</w:t>
+        <w:t xml:space="preserve">Since I have no money, I cannot pay you a wage/salary. What I can do is offer a percentage of the profits. If that’s a dealbreaker for you, I totally understand, as this is expected to be a </w:t>
+      </w:r>
+      <w:proofErr w:type="gramStart"/>
+      <w:r>
+        <w:rPr>
+          <w:lang w:val="en-US"/>
+        </w:rPr>
+        <w:t>large time</w:t>
+      </w:r>
+      <w:proofErr w:type="gramEnd"/>
+      <w:r>
+        <w:rPr>
+          <w:lang w:val="en-US"/>
+        </w:rPr>
+        <w:t xml:space="preserve"> investment.</w:t>
       </w:r>
     </w:p>
     <w:p>
@@ -1631,7 +1696,21 @@
         <w:rPr>
           <w:lang w:val="en-US"/>
         </w:rPr>
-        <w:t xml:space="preserve">. Afterwards, a modest percentage of the sales revenue goes to Steam, and the rest goes to me. So profit will be any of the money given to me by Steam after they take their cut and apply any of their taxes. HOWEVER, the first $100 will go </w:t>
+        <w:t xml:space="preserve">. Afterwards, a modest percentage of the sales revenue goes to Steam, and the rest goes to me. </w:t>
+      </w:r>
+      <w:proofErr w:type="gramStart"/>
+      <w:r>
+        <w:rPr>
+          <w:lang w:val="en-US"/>
+        </w:rPr>
+        <w:t>So</w:t>
+      </w:r>
+      <w:proofErr w:type="gramEnd"/>
+      <w:r>
+        <w:rPr>
+          <w:lang w:val="en-US"/>
+        </w:rPr>
+        <w:t xml:space="preserve"> profit will be any of the money given to me by Steam after they take their cut and apply any of their taxes. HOWEVER, the first $100 will go </w:t>
       </w:r>
       <w:r>
         <w:rPr>
@@ -1656,6 +1735,7 @@
         <w:rPr>
           <w:lang w:val="en-US"/>
         </w:rPr>
+        <w:lastRenderedPageBreak/>
         <w:t>When the game reaches a sales revenue of $1000, Steam will refund the publishing cost. This refund will be distributed as normal profit.</w:t>
       </w:r>
     </w:p>
@@ -1711,7 +1791,49 @@
         <w:rPr>
           <w:lang w:val="en-US"/>
         </w:rPr>
-        <w:t>I hope it won’t come to this, but I feel obligated to clarify that I can’t just give 25% of my profits to anyone that gives me a promise. But I don’t want you to feel like if there’s a miscommunication or something that you risk losing all of your share. I intend to be pretty lenient.</w:t>
+        <w:t xml:space="preserve">I hope it won’t come to this, but I feel obligated to clarify that I can’t just give 25% of my profits to anyone that gives me a promise. But I don’t want you to feel </w:t>
+      </w:r>
+      <w:proofErr w:type="gramStart"/>
+      <w:r>
+        <w:rPr>
+          <w:lang w:val="en-US"/>
+        </w:rPr>
+        <w:t>like if</w:t>
+      </w:r>
+      <w:proofErr w:type="gramEnd"/>
+      <w:r>
+        <w:rPr>
+          <w:lang w:val="en-US"/>
+        </w:rPr>
+        <w:t xml:space="preserve"> there’s a miscommunication or something that you risk losing </w:t>
+      </w:r>
+      <w:proofErr w:type="gramStart"/>
+      <w:r>
+        <w:rPr>
+          <w:lang w:val="en-US"/>
+        </w:rPr>
+        <w:t>all of</w:t>
+      </w:r>
+      <w:proofErr w:type="gramEnd"/>
+      <w:r>
+        <w:rPr>
+          <w:lang w:val="en-US"/>
+        </w:rPr>
+        <w:t xml:space="preserve"> your share. I intend to be </w:t>
+      </w:r>
+      <w:proofErr w:type="gramStart"/>
+      <w:r>
+        <w:rPr>
+          <w:lang w:val="en-US"/>
+        </w:rPr>
+        <w:t>pretty lenient</w:t>
+      </w:r>
+      <w:proofErr w:type="gramEnd"/>
+      <w:r>
+        <w:rPr>
+          <w:lang w:val="en-US"/>
+        </w:rPr>
+        <w:t>.</w:t>
       </w:r>
     </w:p>
     <w:p>
@@ -1739,12 +1861,21 @@
         <w:t xml:space="preserve"> section as well as nice Steam thumbnails (which you can probably just make using </w:t>
       </w:r>
       <w:hyperlink r:id="rId6" w:history="1">
+        <w:proofErr w:type="spellStart"/>
         <w:r>
           <w:rPr>
             <w:rStyle w:val="Hyperlink"/>
             <w:lang w:val="en-US"/>
           </w:rPr>
-          <w:t>Ansimuz’s assets</w:t>
+          <w:t>Ansimuz’s</w:t>
+        </w:r>
+        <w:proofErr w:type="spellEnd"/>
+        <w:r>
+          <w:rPr>
+            <w:rStyle w:val="Hyperlink"/>
+            <w:lang w:val="en-US"/>
+          </w:rPr>
+          <w:t xml:space="preserve"> assets</w:t>
         </w:r>
       </w:hyperlink>
       <w:r>
@@ -1766,12 +1897,14 @@
         </w:rPr>
         <w:t xml:space="preserve">I understand that miscommunications occur, life gets in the way, all that. I don’t expect this project to be smooth sailing all the way through for anybody. Even if you only give me like 75% of what I asked for I’ll still probably give you the full 25% </w:t>
       </w:r>
+      <w:proofErr w:type="gramStart"/>
       <w:r>
         <w:rPr>
           <w:lang w:val="en-US"/>
         </w:rPr>
         <w:t>as long as</w:t>
       </w:r>
+      <w:proofErr w:type="gramEnd"/>
       <w:r>
         <w:rPr>
           <w:lang w:val="en-US"/>
@@ -1882,7 +2015,21 @@
         <w:rPr>
           <w:lang w:val="en-US"/>
         </w:rPr>
-        <w:t>If you’re not comfortable trusting a stranger with your money, I totally understand that. We can try and work something else out, maybe a legal contract or maybe even Steam can handle it for us. I haven’t done the research to know all the options but I’m sure we can find a method that everyone’s happy with.</w:t>
+        <w:t xml:space="preserve">If you’re not comfortable trusting a stranger with your money, I totally understand that. We can try and work something else out, maybe a legal contract or maybe even Steam can handle it for us. I haven’t done the research to </w:t>
+      </w:r>
+      <w:proofErr w:type="gramStart"/>
+      <w:r>
+        <w:rPr>
+          <w:lang w:val="en-US"/>
+        </w:rPr>
+        <w:t>know</w:t>
+      </w:r>
+      <w:proofErr w:type="gramEnd"/>
+      <w:r>
+        <w:rPr>
+          <w:lang w:val="en-US"/>
+        </w:rPr>
+        <w:t xml:space="preserve"> all the options but I’m sure we can find a method that everyone’s happy with.</w:t>
       </w:r>
     </w:p>
     <w:p>
@@ -1908,11 +2055,19 @@
         <w:lastRenderedPageBreak/>
         <w:t xml:space="preserve">What I Expect </w:t>
       </w:r>
-      <w:r>
-        <w:rPr>
-          <w:lang w:val="en-US"/>
-        </w:rPr>
-        <w:t>From You</w:t>
+      <w:proofErr w:type="gramStart"/>
+      <w:r>
+        <w:rPr>
+          <w:lang w:val="en-US"/>
+        </w:rPr>
+        <w:t>From</w:t>
+      </w:r>
+      <w:proofErr w:type="gramEnd"/>
+      <w:r>
+        <w:rPr>
+          <w:lang w:val="en-US"/>
+        </w:rPr>
+        <w:t xml:space="preserve"> You</w:t>
       </w:r>
       <w:bookmarkEnd w:id="6"/>
     </w:p>
@@ -1930,6 +2085,7 @@
         </w:rPr>
         <w:t xml:space="preserve">General </w:t>
       </w:r>
+      <w:proofErr w:type="spellStart"/>
       <w:r>
         <w:rPr>
           <w:lang w:val="en-US"/>
@@ -1943,6 +2099,7 @@
         <w:t>tyle</w:t>
       </w:r>
       <w:bookmarkEnd w:id="7"/>
+      <w:proofErr w:type="spellEnd"/>
     </w:p>
     <w:p>
       <w:pPr>
@@ -1997,7 +2154,15 @@
         </w:rPr>
       </w:pPr>
       <w:r>
-        <w:t>20 Minutes Till Dawn</w:t>
+        <w:t xml:space="preserve">20 Minutes </w:t>
+      </w:r>
+      <w:proofErr w:type="gramStart"/>
+      <w:r>
+        <w:t>Till</w:t>
+      </w:r>
+      <w:proofErr w:type="gramEnd"/>
+      <w:r>
+        <w:t xml:space="preserve"> Dawn</w:t>
       </w:r>
     </w:p>
     <w:p>
@@ -2011,9 +2176,11 @@
           <w:lang w:val="en-US"/>
         </w:rPr>
       </w:pPr>
+      <w:proofErr w:type="spellStart"/>
       <w:r>
         <w:t>Hammerwatch</w:t>
       </w:r>
+      <w:proofErr w:type="spellEnd"/>
     </w:p>
     <w:p>
       <w:pPr>
@@ -2166,7 +2333,21 @@
         <w:rPr>
           <w:lang w:val="en-US"/>
         </w:rPr>
-        <w:t>This style is my preference, but if there is another style that would be easier for you I may be ok with it.</w:t>
+        <w:t xml:space="preserve">This style is my preference, but if there is another style that would be easier for </w:t>
+      </w:r>
+      <w:proofErr w:type="gramStart"/>
+      <w:r>
+        <w:rPr>
+          <w:lang w:val="en-US"/>
+        </w:rPr>
+        <w:t>you</w:t>
+      </w:r>
+      <w:proofErr w:type="gramEnd"/>
+      <w:r>
+        <w:rPr>
+          <w:lang w:val="en-US"/>
+        </w:rPr>
+        <w:t xml:space="preserve"> I may be ok with it.</w:t>
       </w:r>
     </w:p>
     <w:p>
@@ -2297,8 +2478,16 @@
         <w:rPr>
           <w:lang w:val="en-US"/>
         </w:rPr>
-        <w:t>-10 bosses. It depends on how much time you need to draw them and how much time it takes me to design them. Enemies can be pretty simplistic</w:t>
-      </w:r>
+        <w:t xml:space="preserve">-10 bosses. It depends on how much time you need to draw them and how much time it takes me to design them. Enemies can be </w:t>
+      </w:r>
+      <w:proofErr w:type="gramStart"/>
+      <w:r>
+        <w:rPr>
+          <w:lang w:val="en-US"/>
+        </w:rPr>
+        <w:t>pretty simplistic</w:t>
+      </w:r>
+      <w:proofErr w:type="gramEnd"/>
       <w:r>
         <w:rPr>
           <w:lang w:val="en-US"/>
@@ -2309,7 +2498,21 @@
         <w:rPr>
           <w:lang w:val="en-US"/>
         </w:rPr>
-        <w:t xml:space="preserve">, as long as </w:t>
+        <w:t xml:space="preserve">, </w:t>
+      </w:r>
+      <w:proofErr w:type="gramStart"/>
+      <w:r>
+        <w:rPr>
+          <w:lang w:val="en-US"/>
+        </w:rPr>
+        <w:t>as long as</w:t>
+      </w:r>
+      <w:proofErr w:type="gramEnd"/>
+      <w:r>
+        <w:rPr>
+          <w:lang w:val="en-US"/>
+        </w:rPr>
+        <w:t xml:space="preserve"> </w:t>
       </w:r>
       <w:r>
         <w:rPr>
@@ -2321,7 +2524,21 @@
         <w:rPr>
           <w:lang w:val="en-US"/>
         </w:rPr>
-        <w:t xml:space="preserve"> the rest of the game’s artstyle.</w:t>
+        <w:t xml:space="preserve"> the rest of the game’s </w:t>
+      </w:r>
+      <w:proofErr w:type="spellStart"/>
+      <w:r>
+        <w:rPr>
+          <w:lang w:val="en-US"/>
+        </w:rPr>
+        <w:t>artstyle</w:t>
+      </w:r>
+      <w:proofErr w:type="spellEnd"/>
+      <w:r>
+        <w:rPr>
+          <w:lang w:val="en-US"/>
+        </w:rPr>
+        <w:t>.</w:t>
       </w:r>
     </w:p>
     <w:p>
@@ -2395,20 +2612,62 @@
         <w:rPr>
           <w:lang w:val="en-US"/>
         </w:rPr>
-        <w:t xml:space="preserve"> what’s “too sexy” for this SFWish game:</w:t>
-      </w:r>
-    </w:p>
-    <w:p>
-      <w:pPr>
-        <w:rPr>
-          <w:lang w:val="en-US"/>
-        </w:rPr>
-      </w:pPr>
-      <w:r>
-        <w:rPr>
-          <w:lang w:val="en-US"/>
-        </w:rPr>
-        <w:t>Preference for stylish-sexy, not fanservice-sexy. Think something Bayonetta would wear. Or like Helltaker’s Judgement.</w:t>
+        <w:t xml:space="preserve"> what’s “too sexy” for this </w:t>
+      </w:r>
+      <w:proofErr w:type="spellStart"/>
+      <w:r>
+        <w:rPr>
+          <w:lang w:val="en-US"/>
+        </w:rPr>
+        <w:t>SFWish</w:t>
+      </w:r>
+      <w:proofErr w:type="spellEnd"/>
+      <w:r>
+        <w:rPr>
+          <w:lang w:val="en-US"/>
+        </w:rPr>
+        <w:t xml:space="preserve"> game:</w:t>
+      </w:r>
+    </w:p>
+    <w:p>
+      <w:pPr>
+        <w:rPr>
+          <w:lang w:val="en-US"/>
+        </w:rPr>
+      </w:pPr>
+      <w:r>
+        <w:rPr>
+          <w:lang w:val="en-US"/>
+        </w:rPr>
+        <w:t xml:space="preserve">Preference for stylish-sexy, not fanservice-sexy. </w:t>
+      </w:r>
+      <w:proofErr w:type="gramStart"/>
+      <w:r>
+        <w:rPr>
+          <w:lang w:val="en-US"/>
+        </w:rPr>
+        <w:t>Think</w:t>
+      </w:r>
+      <w:proofErr w:type="gramEnd"/>
+      <w:r>
+        <w:rPr>
+          <w:lang w:val="en-US"/>
+        </w:rPr>
+        <w:t xml:space="preserve"> something Bayonetta would wear. Or like </w:t>
+      </w:r>
+      <w:proofErr w:type="spellStart"/>
+      <w:r>
+        <w:rPr>
+          <w:lang w:val="en-US"/>
+        </w:rPr>
+        <w:t>Helltaker’s</w:t>
+      </w:r>
+      <w:proofErr w:type="spellEnd"/>
+      <w:r>
+        <w:rPr>
+          <w:lang w:val="en-US"/>
+        </w:rPr>
+        <w:t xml:space="preserve"> Judgement.</w:t>
       </w:r>
     </w:p>
     <w:p>
@@ -2426,7 +2685,21 @@
         <w:rPr>
           <w:lang w:val="en-US"/>
         </w:rPr>
-        <w:t>No cameltoe or nipple imprints</w:t>
+        <w:t xml:space="preserve">No </w:t>
+      </w:r>
+      <w:proofErr w:type="spellStart"/>
+      <w:r>
+        <w:rPr>
+          <w:lang w:val="en-US"/>
+        </w:rPr>
+        <w:t>cameltoe</w:t>
+      </w:r>
+      <w:proofErr w:type="spellEnd"/>
+      <w:r>
+        <w:rPr>
+          <w:lang w:val="en-US"/>
+        </w:rPr>
+        <w:t xml:space="preserve"> or nipple imprints</w:t>
       </w:r>
     </w:p>
     <w:p>
@@ -2602,7 +2875,35 @@
         <w:rPr>
           <w:lang w:val="en-US"/>
         </w:rPr>
-        <w:t>More practical/modest clothes also fine, as long as it’s stylish!</w:t>
+        <w:t xml:space="preserve">More practical/modest clothes </w:t>
+      </w:r>
+      <w:proofErr w:type="gramStart"/>
+      <w:r>
+        <w:rPr>
+          <w:lang w:val="en-US"/>
+        </w:rPr>
+        <w:t>also</w:t>
+      </w:r>
+      <w:proofErr w:type="gramEnd"/>
+      <w:r>
+        <w:rPr>
+          <w:lang w:val="en-US"/>
+        </w:rPr>
+        <w:t xml:space="preserve"> fine, as long as </w:t>
+      </w:r>
+      <w:proofErr w:type="gramStart"/>
+      <w:r>
+        <w:rPr>
+          <w:lang w:val="en-US"/>
+        </w:rPr>
+        <w:t>it’s</w:t>
+      </w:r>
+      <w:proofErr w:type="gramEnd"/>
+      <w:r>
+        <w:rPr>
+          <w:lang w:val="en-US"/>
+        </w:rPr>
+        <w:t xml:space="preserve"> stylish!</w:t>
       </w:r>
     </w:p>
     <w:p>
@@ -2648,7 +2949,21 @@
         <w:rPr>
           <w:lang w:val="en-US"/>
         </w:rPr>
-        <w:t>As with most other survivor-likes they’ll just be large rectangles with few notable features</w:t>
+        <w:t xml:space="preserve">As with most other </w:t>
+      </w:r>
+      <w:proofErr w:type="gramStart"/>
+      <w:r>
+        <w:rPr>
+          <w:lang w:val="en-US"/>
+        </w:rPr>
+        <w:t xml:space="preserve">survivor-likes </w:t>
+      </w:r>
+      <w:proofErr w:type="gramEnd"/>
+      <w:r>
+        <w:rPr>
+          <w:lang w:val="en-US"/>
+        </w:rPr>
+        <w:t>they’ll just be large rectangles with few notable features</w:t>
       </w:r>
       <w:r>
         <w:rPr>
@@ -2702,7 +3017,35 @@
         <w:rPr>
           <w:lang w:val="en-US"/>
         </w:rPr>
-        <w:t>000 picture? Something created directly in the editor? I’ll have to look into that. But I do expect there will be a lot of tiling, and the maps really don’t need to look that different.</w:t>
+        <w:t xml:space="preserve">000 picture? Something created directly in the </w:t>
+      </w:r>
+      <w:proofErr w:type="gramStart"/>
+      <w:r>
+        <w:rPr>
+          <w:lang w:val="en-US"/>
+        </w:rPr>
+        <w:t>editor?</w:t>
+      </w:r>
+      <w:proofErr w:type="gramEnd"/>
+      <w:r>
+        <w:rPr>
+          <w:lang w:val="en-US"/>
+        </w:rPr>
+        <w:t xml:space="preserve"> I’ll have to </w:t>
+      </w:r>
+      <w:proofErr w:type="gramStart"/>
+      <w:r>
+        <w:rPr>
+          <w:lang w:val="en-US"/>
+        </w:rPr>
+        <w:t>look into</w:t>
+      </w:r>
+      <w:proofErr w:type="gramEnd"/>
+      <w:r>
+        <w:rPr>
+          <w:lang w:val="en-US"/>
+        </w:rPr>
+        <w:t xml:space="preserve"> that. But I do expect there will be a lot of tiling, and the maps really don’t need to look that different.</w:t>
       </w:r>
     </w:p>
     <w:p>
@@ -2856,7 +3199,21 @@
         <w:rPr>
           <w:lang w:val="en-US"/>
         </w:rPr>
-        <w:t>integrate anything into the game, just .png files are fine!</w:t>
+        <w:t>integrate anything into the game, just .</w:t>
+      </w:r>
+      <w:proofErr w:type="spellStart"/>
+      <w:r>
+        <w:rPr>
+          <w:lang w:val="en-US"/>
+        </w:rPr>
+        <w:t>png</w:t>
+      </w:r>
+      <w:proofErr w:type="spellEnd"/>
+      <w:r>
+        <w:rPr>
+          <w:lang w:val="en-US"/>
+        </w:rPr>
+        <w:t xml:space="preserve"> files are fine!</w:t>
       </w:r>
     </w:p>
     <w:p>
@@ -3063,11 +3420,19 @@
           <w:lang w:val="en-US"/>
         </w:rPr>
       </w:pPr>
-      <w:r>
-        <w:rPr>
-          <w:lang w:val="en-US"/>
-        </w:rPr>
-        <w:t>Applies a low damage burn dot on all effected enemies</w:t>
+      <w:proofErr w:type="gramStart"/>
+      <w:r>
+        <w:rPr>
+          <w:lang w:val="en-US"/>
+        </w:rPr>
+        <w:t>Applies</w:t>
+      </w:r>
+      <w:proofErr w:type="gramEnd"/>
+      <w:r>
+        <w:rPr>
+          <w:lang w:val="en-US"/>
+        </w:rPr>
+        <w:t xml:space="preserve"> a low damage burn dot on all effected enemies</w:t>
       </w:r>
     </w:p>
     <w:p>
@@ -3100,11 +3465,19 @@
         </w:rPr>
         <w:t xml:space="preserve"> or you could draw a </w:t>
       </w:r>
-      <w:r>
-        <w:rPr>
-          <w:lang w:val="en-US"/>
-        </w:rPr>
-        <w:t>sprite for me and send it my way!</w:t>
+      <w:proofErr w:type="gramStart"/>
+      <w:r>
+        <w:rPr>
+          <w:lang w:val="en-US"/>
+        </w:rPr>
+        <w:t>sprite</w:t>
+      </w:r>
+      <w:proofErr w:type="gramEnd"/>
+      <w:r>
+        <w:rPr>
+          <w:lang w:val="en-US"/>
+        </w:rPr>
+        <w:t xml:space="preserve"> for me and send it my way!</w:t>
       </w:r>
     </w:p>
     <w:p>
@@ -3387,12 +3760,21 @@
         </w:rPr>
       </w:pPr>
       <w:hyperlink r:id="rId15" w:history="1">
+        <w:proofErr w:type="spellStart"/>
         <w:r>
           <w:rPr>
             <w:rStyle w:val="Hyperlink"/>
             <w:lang w:val="en-US"/>
           </w:rPr>
-          <w:t>Idylwild’s Icons</w:t>
+          <w:t>Idylwild’s</w:t>
+        </w:r>
+        <w:proofErr w:type="spellEnd"/>
+        <w:r>
+          <w:rPr>
+            <w:rStyle w:val="Hyperlink"/>
+            <w:lang w:val="en-US"/>
+          </w:rPr>
+          <w:t xml:space="preserve"> Icons</w:t>
         </w:r>
       </w:hyperlink>
     </w:p>
@@ -3408,12 +3790,21 @@
         </w:rPr>
       </w:pPr>
       <w:hyperlink r:id="rId16" w:history="1">
+        <w:proofErr w:type="spellStart"/>
         <w:r>
           <w:rPr>
             <w:rStyle w:val="Hyperlink"/>
             <w:lang w:val="en-US"/>
           </w:rPr>
-          <w:t>Ansimuz’s stuff</w:t>
+          <w:t>Ansimuz’s</w:t>
+        </w:r>
+        <w:proofErr w:type="spellEnd"/>
+        <w:r>
+          <w:rPr>
+            <w:rStyle w:val="Hyperlink"/>
+            <w:lang w:val="en-US"/>
+          </w:rPr>
+          <w:t xml:space="preserve"> stuff</w:t>
         </w:r>
       </w:hyperlink>
       <w:r>
@@ -3583,7 +3974,21 @@
         <w:rPr>
           <w:lang w:val="en-US"/>
         </w:rPr>
-        <w:t>The meta progression will be primarily unlock based</w:t>
+        <w:t xml:space="preserve">The meta progression will be primarily </w:t>
+      </w:r>
+      <w:proofErr w:type="gramStart"/>
+      <w:r>
+        <w:rPr>
+          <w:lang w:val="en-US"/>
+        </w:rPr>
+        <w:t>unlock</w:t>
+      </w:r>
+      <w:proofErr w:type="gramEnd"/>
+      <w:r>
+        <w:rPr>
+          <w:lang w:val="en-US"/>
+        </w:rPr>
+        <w:t xml:space="preserve"> based</w:t>
       </w:r>
     </w:p>
     <w:p>
@@ -3633,11 +4038,19 @@
           <w:lang w:val="en-US"/>
         </w:rPr>
       </w:pPr>
-      <w:r>
-        <w:rPr>
-          <w:lang w:val="en-US"/>
-        </w:rPr>
-        <w:t>Similar to the marks in Binding of Isaac</w:t>
+      <w:proofErr w:type="gramStart"/>
+      <w:r>
+        <w:rPr>
+          <w:lang w:val="en-US"/>
+        </w:rPr>
+        <w:t>Similar to</w:t>
+      </w:r>
+      <w:proofErr w:type="gramEnd"/>
+      <w:r>
+        <w:rPr>
+          <w:lang w:val="en-US"/>
+        </w:rPr>
+        <w:t xml:space="preserve"> the marks in Binding of Isaac</w:t>
       </w:r>
     </w:p>
     <w:p>
@@ -3799,7 +4212,21 @@
         <w:rPr>
           <w:lang w:val="en-US"/>
         </w:rPr>
-        <w:t>This game will have an evolution mechanic, but hopefully a bit more of a sophisticated one, like BallxPit’s “combination” mechanic.</w:t>
+        <w:t xml:space="preserve">This game will have an evolution mechanic, but hopefully a bit more of a sophisticated one, like </w:t>
+      </w:r>
+      <w:proofErr w:type="spellStart"/>
+      <w:r>
+        <w:rPr>
+          <w:lang w:val="en-US"/>
+        </w:rPr>
+        <w:t>BallxPit’s</w:t>
+      </w:r>
+      <w:proofErr w:type="spellEnd"/>
+      <w:r>
+        <w:rPr>
+          <w:lang w:val="en-US"/>
+        </w:rPr>
+        <w:t xml:space="preserve"> “combination” mechanic.</w:t>
       </w:r>
     </w:p>
     <w:p>
@@ -3857,7 +4284,21 @@
         <w:rPr>
           <w:lang w:val="en-US"/>
         </w:rPr>
-        <w:t>general gameplay structure, animated sprites, music and sfx, combatants, experience shards, and weapons.</w:t>
+        <w:t xml:space="preserve">general gameplay structure, animated sprites, music and </w:t>
+      </w:r>
+      <w:proofErr w:type="spellStart"/>
+      <w:r>
+        <w:rPr>
+          <w:lang w:val="en-US"/>
+        </w:rPr>
+        <w:t>sfx</w:t>
+      </w:r>
+      <w:proofErr w:type="spellEnd"/>
+      <w:r>
+        <w:rPr>
+          <w:lang w:val="en-US"/>
+        </w:rPr>
+        <w:t>, combatants, experience shards, and weapons.</w:t>
       </w:r>
     </w:p>
     <w:p>
@@ -3918,7 +4359,21 @@
         <w:rPr>
           <w:lang w:val="en-US"/>
         </w:rPr>
-        <w:t>This section is not really important (which is why it’s at the end).</w:t>
+        <w:t xml:space="preserve">This section is not </w:t>
+      </w:r>
+      <w:proofErr w:type="gramStart"/>
+      <w:r>
+        <w:rPr>
+          <w:lang w:val="en-US"/>
+        </w:rPr>
+        <w:t>really important</w:t>
+      </w:r>
+      <w:proofErr w:type="gramEnd"/>
+      <w:r>
+        <w:rPr>
+          <w:lang w:val="en-US"/>
+        </w:rPr>
+        <w:t xml:space="preserve"> (which is why it’s at the end).</w:t>
       </w:r>
       <w:r>
         <w:rPr>
@@ -3937,7 +4392,21 @@
         <w:rPr>
           <w:lang w:val="en-US"/>
         </w:rPr>
-        <w:t xml:space="preserve">Survivor-like is a fairly new subgenre of Action Roguelike with a rather specific set of gameplay elements. The name comes from </w:t>
+        <w:t xml:space="preserve">Survivor-like is a </w:t>
+      </w:r>
+      <w:proofErr w:type="gramStart"/>
+      <w:r>
+        <w:rPr>
+          <w:lang w:val="en-US"/>
+        </w:rPr>
+        <w:t>fairly new</w:t>
+      </w:r>
+      <w:proofErr w:type="gramEnd"/>
+      <w:r>
+        <w:rPr>
+          <w:lang w:val="en-US"/>
+        </w:rPr>
+        <w:t xml:space="preserve"> subgenre of Action Roguelike with a rather specific set of gameplay elements. The name comes from </w:t>
       </w:r>
       <w:hyperlink r:id="rId18" w:history="1">
         <w:r>
@@ -4046,7 +4515,21 @@
         <w:rPr>
           <w:lang w:val="en-US"/>
         </w:rPr>
-        <w:t>The game is fairly short and very random and is meant to be played all the way through multiple times.</w:t>
+        <w:t xml:space="preserve">The game is </w:t>
+      </w:r>
+      <w:proofErr w:type="gramStart"/>
+      <w:r>
+        <w:rPr>
+          <w:lang w:val="en-US"/>
+        </w:rPr>
+        <w:t>fairly short</w:t>
+      </w:r>
+      <w:proofErr w:type="gramEnd"/>
+      <w:r>
+        <w:rPr>
+          <w:lang w:val="en-US"/>
+        </w:rPr>
+        <w:t xml:space="preserve"> and very random and is meant to be played all the way through multiple times.</w:t>
       </w:r>
     </w:p>
     <w:p>
@@ -4433,7 +4916,21 @@
         <w:rPr>
           <w:lang w:val="en-US"/>
         </w:rPr>
-        <w:t>If you have any questions, don’t hesitate to ask. And if you have any suggestions for theme, weapons, playable characters, or whatever else, I’d be glad to hear it. I accept that you’re not just more skilled than me in your area, but more knowledgeable too, and I don’t want to force you to do something if you think there’s a better way.</w:t>
+        <w:t xml:space="preserve">If you have any questions, don’t hesitate to ask. And if you have any suggestions for </w:t>
+      </w:r>
+      <w:proofErr w:type="gramStart"/>
+      <w:r>
+        <w:rPr>
+          <w:lang w:val="en-US"/>
+        </w:rPr>
+        <w:t>theme</w:t>
+      </w:r>
+      <w:proofErr w:type="gramEnd"/>
+      <w:r>
+        <w:rPr>
+          <w:lang w:val="en-US"/>
+        </w:rPr>
+        <w:t>, weapons, playable characters, or whatever else, I’d be glad to hear it. I accept that you’re not just more skilled than me in your area, but more knowledgeable too, and I don’t want to force you to do something if you think there’s a better way.</w:t>
       </w:r>
     </w:p>
     <w:p>
@@ -4483,7 +4980,21 @@
         <w:rPr>
           <w:lang w:val="en-US"/>
         </w:rPr>
-        <w:t>Hello, my name is NauPhy. I’m 24 and hoping to launch a career in game development. I applied to a bunch of jobs and no one wanted me, so I decided to just make a couple of games myself and see how it goes. If they’re successful, I’ve got my dream job, if not, I’ll have to do something more boring.</w:t>
+        <w:t xml:space="preserve">Hello, my name is NauPhy. I’m 24 and hoping to launch a career in game development. I applied to a bunch of </w:t>
+      </w:r>
+      <w:proofErr w:type="gramStart"/>
+      <w:r>
+        <w:rPr>
+          <w:lang w:val="en-US"/>
+        </w:rPr>
+        <w:t>jobs</w:t>
+      </w:r>
+      <w:proofErr w:type="gramEnd"/>
+      <w:r>
+        <w:rPr>
+          <w:lang w:val="en-US"/>
+        </w:rPr>
+        <w:t xml:space="preserve"> and no one wanted me, so I decided to just make a couple of games myself and see how it goes. If they’re successful, I’ve got my dream job, if not, I’ll have to do something more boring.</w:t>
       </w:r>
     </w:p>
     <w:p>
